--- a/Отчет 50-50.docx
+++ b/Отчет 50-50.docx
@@ -5377,13 +5377,15 @@
               </w:rPr>
             </w:pPr>
             <w:r>
-              <w:rPr>
-                <w:rFonts w:eastAsiaTheme="majorEastAsia"/>
-                <w:bCs/>
-                <w:sz w:val="24"/>
-                <w:szCs w:val="24"/>
-              </w:rPr>
-              <w:t>Исходный код</w:t>
+              <w:t>&lt;</w:t>
+            </w:r>
+            <w:proofErr w:type="spellStart"/>
+            <w:r>
+              <w:t>head</w:t>
+            </w:r>
+            <w:proofErr w:type="spellEnd"/>
+            <w:r>
+              <w:t>&gt;</w:t>
             </w:r>
           </w:p>
         </w:tc>
@@ -5448,6 +5450,784 @@
           <w:p>
             <w:pPr>
               <w:pStyle w:val="a7"/>
+              <w:rPr>
+                <w:lang w:val="en-US"/>
+              </w:rPr>
+            </w:pPr>
+            <w:r>
+              <w:rPr>
+                <w:lang w:val="en-US"/>
+              </w:rPr>
+              <w:t xml:space="preserve">  &lt;meta charset="UTF-8"&gt; </w:t>
+            </w:r>
+            <w:r>
+              <w:rPr>
+                <w:lang w:val="en-US"/>
+              </w:rPr>
+              <w:t>&lt;form id="calculatorForm" class="section__form"&gt;</w:t>
+            </w:r>
+          </w:p>
+          <w:p>
+            <w:pPr>
+              <w:pStyle w:val="a7"/>
+              <w:rPr>
+                <w:lang w:val="en-US"/>
+              </w:rPr>
+            </w:pPr>
+            <w:r>
+              <w:rPr>
+                <w:lang w:val="en-US"/>
+              </w:rPr>
+              <w:t xml:space="preserve">    &lt;div class="container-xl"&gt;</w:t>
+            </w:r>
+          </w:p>
+          <w:p>
+            <w:pPr>
+              <w:pStyle w:val="a7"/>
+              <w:rPr>
+                <w:lang w:val="en-US"/>
+              </w:rPr>
+            </w:pPr>
+            <w:r>
+              <w:rPr>
+                <w:lang w:val="en-US"/>
+              </w:rPr>
+              <w:t xml:space="preserve">      &lt;h1 style="text-align: center;"&gt;</w:t>
+            </w:r>
+            <w:r>
+              <w:t>Калькулятор</w:t>
+            </w:r>
+            <w:r>
+              <w:rPr>
+                <w:lang w:val="en-US"/>
+              </w:rPr>
+              <w:t xml:space="preserve"> </w:t>
+            </w:r>
+            <w:r>
+              <w:t>стоимости</w:t>
+            </w:r>
+            <w:r>
+              <w:rPr>
+                <w:lang w:val="en-US"/>
+              </w:rPr>
+              <w:t xml:space="preserve"> </w:t>
+            </w:r>
+            <w:r>
+              <w:t>мобильной</w:t>
+            </w:r>
+            <w:r>
+              <w:rPr>
+                <w:lang w:val="en-US"/>
+              </w:rPr>
+              <w:t xml:space="preserve"> </w:t>
+            </w:r>
+            <w:r>
+              <w:t>связи</w:t>
+            </w:r>
+            <w:r>
+              <w:rPr>
+                <w:lang w:val="en-US"/>
+              </w:rPr>
+              <w:t>&lt;/h1&gt;</w:t>
+            </w:r>
+          </w:p>
+          <w:p>
+            <w:pPr>
+              <w:pStyle w:val="a7"/>
+              <w:rPr>
+                <w:lang w:val="en-US"/>
+              </w:rPr>
+            </w:pPr>
+            <w:r>
+              <w:rPr>
+                <w:lang w:val="en-US"/>
+              </w:rPr>
+              <w:t xml:space="preserve">      &lt;div class="mb-3"&gt;</w:t>
+            </w:r>
+          </w:p>
+          <w:p>
+            <w:pPr>
+              <w:pStyle w:val="a7"/>
+              <w:rPr>
+                <w:lang w:val="en-US"/>
+              </w:rPr>
+            </w:pPr>
+            <w:r>
+              <w:rPr>
+                <w:lang w:val="en-US"/>
+              </w:rPr>
+              <w:t xml:space="preserve">        &lt;label for="minutes" class="form-label"&gt;</w:t>
+            </w:r>
+            <w:r>
+              <w:t>Количество</w:t>
+            </w:r>
+            <w:r>
+              <w:rPr>
+                <w:lang w:val="en-US"/>
+              </w:rPr>
+              <w:t xml:space="preserve"> </w:t>
+            </w:r>
+            <w:r>
+              <w:t>минут</w:t>
+            </w:r>
+            <w:r>
+              <w:rPr>
+                <w:lang w:val="en-US"/>
+              </w:rPr>
+              <w:t xml:space="preserve"> </w:t>
+            </w:r>
+            <w:r>
+              <w:t>разговора</w:t>
+            </w:r>
+            <w:r>
+              <w:rPr>
+                <w:lang w:val="en-US"/>
+              </w:rPr>
+              <w:t xml:space="preserve"> </w:t>
+            </w:r>
+            <w:r>
+              <w:t>в</w:t>
+            </w:r>
+            <w:r>
+              <w:rPr>
+                <w:lang w:val="en-US"/>
+              </w:rPr>
+              <w:t xml:space="preserve"> </w:t>
+            </w:r>
+            <w:r>
+              <w:t>месяц</w:t>
+            </w:r>
+            <w:r>
+              <w:rPr>
+                <w:lang w:val="en-US"/>
+              </w:rPr>
+              <w:t>&lt;/label&gt;</w:t>
+            </w:r>
+          </w:p>
+          <w:p>
+            <w:pPr>
+              <w:pStyle w:val="a7"/>
+              <w:rPr>
+                <w:lang w:val="en-US"/>
+              </w:rPr>
+            </w:pPr>
+            <w:r>
+              <w:rPr>
+                <w:lang w:val="en-US"/>
+              </w:rPr>
+              <w:t xml:space="preserve">        &lt;input type="number" id="minutes" name="minutes" required="" class="form-control"&gt;</w:t>
+            </w:r>
+          </w:p>
+          <w:p>
+            <w:pPr>
+              <w:pStyle w:val="a7"/>
+              <w:rPr>
+                <w:lang w:val="en-US"/>
+              </w:rPr>
+            </w:pPr>
+            <w:r>
+              <w:rPr>
+                <w:lang w:val="en-US"/>
+              </w:rPr>
+              <w:t xml:space="preserve">      &lt;/div&gt;</w:t>
+            </w:r>
+          </w:p>
+          <w:p>
+            <w:pPr>
+              <w:pStyle w:val="a7"/>
+              <w:rPr>
+                <w:lang w:val="en-US"/>
+              </w:rPr>
+            </w:pPr>
+            <w:r>
+              <w:rPr>
+                <w:lang w:val="en-US"/>
+              </w:rPr>
+              <w:t xml:space="preserve">      &lt;div class="mb-3"&gt;</w:t>
+            </w:r>
+          </w:p>
+          <w:p>
+            <w:pPr>
+              <w:pStyle w:val="a7"/>
+              <w:rPr>
+                <w:lang w:val="en-US"/>
+              </w:rPr>
+            </w:pPr>
+            <w:r>
+              <w:rPr>
+                <w:lang w:val="en-US"/>
+              </w:rPr>
+              <w:t xml:space="preserve">        &lt;label for="sms" class="form-label"&gt;</w:t>
+            </w:r>
+            <w:r>
+              <w:t>Количество</w:t>
+            </w:r>
+            <w:r>
+              <w:rPr>
+                <w:lang w:val="en-US"/>
+              </w:rPr>
+              <w:t xml:space="preserve"> SMS </w:t>
+            </w:r>
+            <w:r>
+              <w:t>в</w:t>
+            </w:r>
+            <w:r>
+              <w:rPr>
+                <w:lang w:val="en-US"/>
+              </w:rPr>
+              <w:t xml:space="preserve"> </w:t>
+            </w:r>
+            <w:r>
+              <w:t>месяц</w:t>
+            </w:r>
+            <w:r>
+              <w:rPr>
+                <w:lang w:val="en-US"/>
+              </w:rPr>
+              <w:t>&lt;/label&gt;</w:t>
+            </w:r>
+          </w:p>
+          <w:p>
+            <w:pPr>
+              <w:pStyle w:val="a7"/>
+              <w:rPr>
+                <w:lang w:val="en-US"/>
+              </w:rPr>
+            </w:pPr>
+            <w:r>
+              <w:rPr>
+                <w:lang w:val="en-US"/>
+              </w:rPr>
+              <w:t xml:space="preserve">        &lt;input type="number" id="sms" name="sms" required="" class="form-control"&gt;</w:t>
+            </w:r>
+          </w:p>
+          <w:p>
+            <w:pPr>
+              <w:pStyle w:val="a7"/>
+              <w:rPr>
+                <w:lang w:val="en-US"/>
+              </w:rPr>
+            </w:pPr>
+            <w:r>
+              <w:rPr>
+                <w:lang w:val="en-US"/>
+              </w:rPr>
+              <w:t xml:space="preserve">      &lt;/div&gt;</w:t>
+            </w:r>
+          </w:p>
+          <w:p>
+            <w:pPr>
+              <w:pStyle w:val="a7"/>
+              <w:rPr>
+                <w:lang w:val="en-US"/>
+              </w:rPr>
+            </w:pPr>
+            <w:r>
+              <w:rPr>
+                <w:lang w:val="en-US"/>
+              </w:rPr>
+              <w:t xml:space="preserve">      &lt;div class="mb-3"&gt;</w:t>
+            </w:r>
+          </w:p>
+          <w:p>
+            <w:pPr>
+              <w:pStyle w:val="a7"/>
+              <w:rPr>
+                <w:lang w:val="en-US"/>
+              </w:rPr>
+            </w:pPr>
+            <w:r>
+              <w:rPr>
+                <w:lang w:val="en-US"/>
+              </w:rPr>
+              <w:t xml:space="preserve">        &lt;label for="data" class="form-label"&gt;</w:t>
+            </w:r>
+            <w:r>
+              <w:t>Объем</w:t>
+            </w:r>
+            <w:r>
+              <w:rPr>
+                <w:lang w:val="en-US"/>
+              </w:rPr>
+              <w:t xml:space="preserve"> </w:t>
+            </w:r>
+            <w:r>
+              <w:t>интернет</w:t>
+            </w:r>
+            <w:r>
+              <w:rPr>
+                <w:lang w:val="en-US"/>
+              </w:rPr>
+              <w:t>-</w:t>
+            </w:r>
+            <w:r>
+              <w:t>трафика</w:t>
+            </w:r>
+            <w:r>
+              <w:rPr>
+                <w:lang w:val="en-US"/>
+              </w:rPr>
+              <w:t xml:space="preserve"> </w:t>
+            </w:r>
+            <w:r>
+              <w:t>в</w:t>
+            </w:r>
+            <w:r>
+              <w:rPr>
+                <w:lang w:val="en-US"/>
+              </w:rPr>
+              <w:t xml:space="preserve"> </w:t>
+            </w:r>
+            <w:r>
+              <w:t>ГБ</w:t>
+            </w:r>
+            <w:r>
+              <w:rPr>
+                <w:lang w:val="en-US"/>
+              </w:rPr>
+              <w:t>&lt;/label&gt;</w:t>
+            </w:r>
+          </w:p>
+          <w:p>
+            <w:pPr>
+              <w:pStyle w:val="a7"/>
+              <w:rPr>
+                <w:lang w:val="en-US"/>
+              </w:rPr>
+            </w:pPr>
+            <w:r>
+              <w:rPr>
+                <w:lang w:val="en-US"/>
+              </w:rPr>
+              <w:t xml:space="preserve">        &lt;input type="number" id="data" name="data" step="0.1" required="" class="form-control"&gt;</w:t>
+            </w:r>
+          </w:p>
+          <w:p>
+            <w:pPr>
+              <w:pStyle w:val="a7"/>
+              <w:rPr>
+                <w:lang w:val="en-US"/>
+              </w:rPr>
+            </w:pPr>
+            <w:r>
+              <w:rPr>
+                <w:lang w:val="en-US"/>
+              </w:rPr>
+              <w:t xml:space="preserve">      &lt;/div&gt;</w:t>
+            </w:r>
+          </w:p>
+          <w:p>
+            <w:pPr>
+              <w:pStyle w:val="a7"/>
+              <w:rPr>
+                <w:lang w:val="en-US"/>
+              </w:rPr>
+            </w:pPr>
+            <w:r>
+              <w:rPr>
+                <w:lang w:val="en-US"/>
+              </w:rPr>
+              <w:t xml:space="preserve">      &lt;div class="mb-3"&gt;</w:t>
+            </w:r>
+          </w:p>
+          <w:p>
+            <w:pPr>
+              <w:pStyle w:val="a7"/>
+              <w:rPr>
+                <w:lang w:val="en-US"/>
+              </w:rPr>
+            </w:pPr>
+            <w:r>
+              <w:rPr>
+                <w:lang w:val="en-US"/>
+              </w:rPr>
+              <w:t xml:space="preserve">        &lt;label for="operator" class="form-label"&gt;</w:t>
+            </w:r>
+            <w:r>
+              <w:t>Выберите</w:t>
+            </w:r>
+            <w:r>
+              <w:rPr>
+                <w:lang w:val="en-US"/>
+              </w:rPr>
+              <w:t xml:space="preserve"> </w:t>
+            </w:r>
+            <w:r>
+              <w:t>оператора</w:t>
+            </w:r>
+            <w:r>
+              <w:rPr>
+                <w:lang w:val="en-US"/>
+              </w:rPr>
+              <w:t xml:space="preserve"> </w:t>
+            </w:r>
+            <w:r>
+              <w:t>связи</w:t>
+            </w:r>
+            <w:r>
+              <w:rPr>
+                <w:lang w:val="en-US"/>
+              </w:rPr>
+              <w:t>&lt;/label&gt;</w:t>
+            </w:r>
+          </w:p>
+          <w:p>
+            <w:pPr>
+              <w:pStyle w:val="a7"/>
+              <w:rPr>
+                <w:lang w:val="en-US"/>
+              </w:rPr>
+            </w:pPr>
+            <w:r>
+              <w:rPr>
+                <w:lang w:val="en-US"/>
+              </w:rPr>
+              <w:t xml:space="preserve">        &lt;select class="form-select" id="operator" name="operator"&gt;</w:t>
+            </w:r>
+          </w:p>
+          <w:p>
+            <w:pPr>
+              <w:pStyle w:val="a7"/>
+              <w:rPr>
+                <w:lang w:val="en-US"/>
+              </w:rPr>
+            </w:pPr>
+            <w:r>
+              <w:rPr>
+                <w:lang w:val="en-US"/>
+              </w:rPr>
+              <w:t xml:space="preserve">          &lt;option value="</w:t>
+            </w:r>
+            <w:r>
+              <w:t>МТС</w:t>
+            </w:r>
+            <w:r>
+              <w:rPr>
+                <w:lang w:val="en-US"/>
+              </w:rPr>
+              <w:t>"&gt;</w:t>
+            </w:r>
+            <w:r>
+              <w:t>МТС</w:t>
+            </w:r>
+            <w:r>
+              <w:rPr>
+                <w:lang w:val="en-US"/>
+              </w:rPr>
+              <w:t>&lt;/option&gt;</w:t>
+            </w:r>
+          </w:p>
+          <w:p>
+            <w:pPr>
+              <w:pStyle w:val="a7"/>
+              <w:rPr>
+                <w:lang w:val="en-US"/>
+              </w:rPr>
+            </w:pPr>
+            <w:r>
+              <w:rPr>
+                <w:lang w:val="en-US"/>
+              </w:rPr>
+              <w:t xml:space="preserve">          &lt;option value="</w:t>
+            </w:r>
+            <w:r>
+              <w:t>ТЕЛЕ</w:t>
+            </w:r>
+            <w:r>
+              <w:rPr>
+                <w:lang w:val="en-US"/>
+              </w:rPr>
+              <w:t>2"&gt;</w:t>
+            </w:r>
+            <w:r>
+              <w:t>Теле</w:t>
+            </w:r>
+            <w:r>
+              <w:rPr>
+                <w:lang w:val="en-US"/>
+              </w:rPr>
+              <w:t>2&lt;/option&gt;</w:t>
+            </w:r>
+          </w:p>
+          <w:p>
+            <w:pPr>
+              <w:pStyle w:val="a7"/>
+              <w:rPr>
+                <w:lang w:val="en-US"/>
+              </w:rPr>
+            </w:pPr>
+            <w:r>
+              <w:rPr>
+                <w:lang w:val="en-US"/>
+              </w:rPr>
+              <w:t xml:space="preserve">          &lt;option value="</w:t>
+            </w:r>
+            <w:r>
+              <w:t>БИЛАЙН</w:t>
+            </w:r>
+            <w:r>
+              <w:rPr>
+                <w:lang w:val="en-US"/>
+              </w:rPr>
+              <w:t>"&gt;</w:t>
+            </w:r>
+            <w:r>
+              <w:t>Билайн</w:t>
+            </w:r>
+            <w:r>
+              <w:rPr>
+                <w:lang w:val="en-US"/>
+              </w:rPr>
+              <w:t>&lt;/option&gt;</w:t>
+            </w:r>
+          </w:p>
+          <w:p>
+            <w:pPr>
+              <w:pStyle w:val="a7"/>
+              <w:rPr>
+                <w:lang w:val="en-US"/>
+              </w:rPr>
+            </w:pPr>
+            <w:r>
+              <w:rPr>
+                <w:lang w:val="en-US"/>
+              </w:rPr>
+              <w:t xml:space="preserve">        &lt;/select&gt;</w:t>
+            </w:r>
+          </w:p>
+          <w:p>
+            <w:pPr>
+              <w:pStyle w:val="a7"/>
+              <w:rPr>
+                <w:lang w:val="en-US"/>
+              </w:rPr>
+            </w:pPr>
+            <w:r>
+              <w:rPr>
+                <w:lang w:val="en-US"/>
+              </w:rPr>
+              <w:t xml:space="preserve">      &lt;/div&gt;</w:t>
+            </w:r>
+          </w:p>
+          <w:p>
+            <w:pPr>
+              <w:pStyle w:val="a7"/>
+              <w:rPr>
+                <w:lang w:val="en-US"/>
+              </w:rPr>
+            </w:pPr>
+            <w:r>
+              <w:rPr>
+                <w:lang w:val="en-US"/>
+              </w:rPr>
+              <w:t xml:space="preserve">      &lt;div class="mb-3"&gt;</w:t>
+            </w:r>
+          </w:p>
+          <w:p>
+            <w:pPr>
+              <w:pStyle w:val="a7"/>
+              <w:rPr>
+                <w:lang w:val="en-US"/>
+              </w:rPr>
+            </w:pPr>
+            <w:r>
+              <w:rPr>
+                <w:lang w:val="en-US"/>
+              </w:rPr>
+              <w:t xml:space="preserve">        &lt;label for="tariff" class="form-label"&gt;</w:t>
+            </w:r>
+            <w:r>
+              <w:t>Выберите</w:t>
+            </w:r>
+            <w:r>
+              <w:rPr>
+                <w:lang w:val="en-US"/>
+              </w:rPr>
+              <w:t xml:space="preserve"> </w:t>
+            </w:r>
+            <w:r>
+              <w:t>тарифный</w:t>
+            </w:r>
+            <w:r>
+              <w:rPr>
+                <w:lang w:val="en-US"/>
+              </w:rPr>
+              <w:t xml:space="preserve"> </w:t>
+            </w:r>
+            <w:r>
+              <w:t>план</w:t>
+            </w:r>
+            <w:r>
+              <w:rPr>
+                <w:lang w:val="en-US"/>
+              </w:rPr>
+              <w:t>&lt;/label&gt;</w:t>
+            </w:r>
+          </w:p>
+          <w:p>
+            <w:pPr>
+              <w:pStyle w:val="a7"/>
+              <w:rPr>
+                <w:lang w:val="en-US"/>
+              </w:rPr>
+            </w:pPr>
+            <w:r>
+              <w:rPr>
+                <w:lang w:val="en-US"/>
+              </w:rPr>
+              <w:t xml:space="preserve">        &lt;select class="form-select" id="tariff" name="tariff"&gt;</w:t>
+            </w:r>
+          </w:p>
+          <w:p>
+            <w:pPr>
+              <w:pStyle w:val="a7"/>
+              <w:rPr>
+                <w:lang w:val="en-US"/>
+              </w:rPr>
+            </w:pPr>
+            <w:r>
+              <w:rPr>
+                <w:lang w:val="en-US"/>
+              </w:rPr>
+              <w:t xml:space="preserve">          &lt;option value="</w:t>
+            </w:r>
+            <w:r>
+              <w:t>Базовый</w:t>
+            </w:r>
+            <w:r>
+              <w:rPr>
+                <w:lang w:val="en-US"/>
+              </w:rPr>
+              <w:t>"&gt;</w:t>
+            </w:r>
+            <w:r>
+              <w:t>Базовый</w:t>
+            </w:r>
+            <w:r>
+              <w:rPr>
+                <w:lang w:val="en-US"/>
+              </w:rPr>
+              <w:t>&lt;/option&gt;</w:t>
+            </w:r>
+          </w:p>
+          <w:p>
+            <w:pPr>
+              <w:pStyle w:val="a7"/>
+              <w:rPr>
+                <w:lang w:val="en-US"/>
+              </w:rPr>
+            </w:pPr>
+            <w:r>
+              <w:rPr>
+                <w:lang w:val="en-US"/>
+              </w:rPr>
+              <w:t xml:space="preserve">          &lt;option value="</w:t>
+            </w:r>
+            <w:proofErr w:type="spellStart"/>
+            <w:r>
+              <w:t>Безлимитный</w:t>
+            </w:r>
+            <w:proofErr w:type="spellEnd"/>
+            <w:r>
+              <w:rPr>
+                <w:lang w:val="en-US"/>
+              </w:rPr>
+              <w:t>"&gt;</w:t>
+            </w:r>
+            <w:proofErr w:type="spellStart"/>
+            <w:r>
+              <w:t>Безлимитный</w:t>
+            </w:r>
+            <w:proofErr w:type="spellEnd"/>
+            <w:r>
+              <w:rPr>
+                <w:lang w:val="en-US"/>
+              </w:rPr>
+              <w:t>&lt;/option&gt;</w:t>
+            </w:r>
+          </w:p>
+          <w:p>
+            <w:pPr>
+              <w:pStyle w:val="a7"/>
+              <w:rPr>
+                <w:lang w:val="en-US"/>
+              </w:rPr>
+            </w:pPr>
+            <w:r>
+              <w:rPr>
+                <w:lang w:val="en-US"/>
+              </w:rPr>
+              <w:t xml:space="preserve">        &lt;/select&gt;</w:t>
+            </w:r>
+          </w:p>
+          <w:p>
+            <w:pPr>
+              <w:pStyle w:val="a7"/>
+              <w:rPr>
+                <w:lang w:val="en-US"/>
+              </w:rPr>
+            </w:pPr>
+            <w:r>
+              <w:rPr>
+                <w:lang w:val="en-US"/>
+              </w:rPr>
+              <w:t xml:space="preserve">      &lt;/div&gt;</w:t>
+            </w:r>
+          </w:p>
+          <w:p>
+            <w:pPr>
+              <w:pStyle w:val="a7"/>
+              <w:rPr>
+                <w:lang w:val="en-US"/>
+              </w:rPr>
+            </w:pPr>
+            <w:r>
+              <w:rPr>
+                <w:lang w:val="en-US"/>
+              </w:rPr>
+              <w:t xml:space="preserve">      &lt;button type="submit" class="btn btn-info"&gt;</w:t>
+            </w:r>
+            <w:r>
+              <w:t>Расчет</w:t>
+            </w:r>
+            <w:r>
+              <w:rPr>
+                <w:lang w:val="en-US"/>
+              </w:rPr>
+              <w:t>&lt;/button&gt;</w:t>
+            </w:r>
+          </w:p>
+          <w:p>
+            <w:pPr>
+              <w:pStyle w:val="a7"/>
+              <w:rPr>
+                <w:lang w:val="en-US"/>
+              </w:rPr>
+            </w:pPr>
+            <w:r>
+              <w:rPr>
+                <w:lang w:val="en-US"/>
+              </w:rPr>
+              <w:t xml:space="preserve">    &lt;/div&gt;</w:t>
+            </w:r>
+          </w:p>
+          <w:p>
+            <w:pPr>
+              <w:pStyle w:val="a7"/>
+              <w:rPr>
+                <w:lang w:val="en-US"/>
+              </w:rPr>
+            </w:pPr>
+            <w:r>
+              <w:rPr>
+                <w:lang w:val="en-US"/>
+              </w:rPr>
+              <w:t xml:space="preserve">    &lt;div id="result" class="mt-3"&gt;&lt;/div&gt;</w:t>
+            </w:r>
+          </w:p>
+          <w:p>
+            <w:pPr>
+              <w:pStyle w:val="a7"/>
               <w:ind w:left="0"/>
               <w:rPr>
                 <w:rFonts w:eastAsiaTheme="majorEastAsia"/>
@@ -5457,968 +6237,25 @@
                 <w:lang w:val="en-US"/>
               </w:rPr>
             </w:pPr>
-            <w:proofErr w:type="gramStart"/>
-            <w:r>
-              <w:rPr>
-                <w:rFonts w:eastAsiaTheme="majorEastAsia"/>
-                <w:bCs/>
-                <w:sz w:val="24"/>
-                <w:szCs w:val="24"/>
-                <w:lang w:val="en-US"/>
-              </w:rPr>
-              <w:t>&lt;!DOCTYPE</w:t>
-            </w:r>
-            <w:proofErr w:type="gramEnd"/>
-            <w:r>
-              <w:rPr>
-                <w:rFonts w:eastAsiaTheme="majorEastAsia"/>
-                <w:bCs/>
-                <w:sz w:val="24"/>
-                <w:szCs w:val="24"/>
-                <w:lang w:val="en-US"/>
-              </w:rPr>
-              <w:t xml:space="preserve"> html&gt;&lt;html&gt;&lt;head&gt;&lt;meta charset="utf-8"&gt;&lt;meta http-</w:t>
+            <w:r>
+              <w:rPr>
+                <w:lang w:val="en-US"/>
+              </w:rPr>
+              <w:t xml:space="preserve">  </w:t>
+            </w:r>
+            <w:r>
+              <w:t>&lt;/</w:t>
             </w:r>
             <w:proofErr w:type="spellStart"/>
             <w:r>
-              <w:rPr>
-                <w:rFonts w:eastAsiaTheme="majorEastAsia"/>
-                <w:bCs/>
-                <w:sz w:val="24"/>
-                <w:szCs w:val="24"/>
-                <w:lang w:val="en-US"/>
-              </w:rPr>
-              <w:t>equiv</w:t>
+              <w:t>form</w:t>
             </w:r>
             <w:proofErr w:type="spellEnd"/>
             <w:r>
-              <w:rPr>
-                <w:rFonts w:eastAsiaTheme="majorEastAsia"/>
-                <w:bCs/>
-                <w:sz w:val="24"/>
-                <w:szCs w:val="24"/>
-                <w:lang w:val="en-US"/>
-              </w:rPr>
-              <w:t>="Content-Type" content="text/html; charset=utf-8"&gt;&lt;meta name="viewport" content="width=device-width, initial-scale=1.0"&gt; &lt;meta name="</w:t>
-            </w:r>
-            <w:proofErr w:type="spellStart"/>
-            <w:r>
-              <w:rPr>
-                <w:rFonts w:eastAsiaTheme="majorEastAsia"/>
-                <w:bCs/>
-                <w:sz w:val="24"/>
-                <w:szCs w:val="24"/>
-                <w:lang w:val="en-US"/>
-              </w:rPr>
-              <w:t>yandex</w:t>
-            </w:r>
-            <w:proofErr w:type="spellEnd"/>
-            <w:r>
-              <w:rPr>
-                <w:rFonts w:eastAsiaTheme="majorEastAsia"/>
-                <w:bCs/>
-                <w:sz w:val="24"/>
-                <w:szCs w:val="24"/>
-                <w:lang w:val="en-US"/>
-              </w:rPr>
-              <w:t>-verification" content="f1575e2fbaa1c45c"&gt;&lt;!--</w:t>
-            </w:r>
-            <w:proofErr w:type="spellStart"/>
-            <w:r>
-              <w:rPr>
-                <w:rFonts w:eastAsiaTheme="majorEastAsia"/>
-                <w:bCs/>
-                <w:sz w:val="24"/>
-                <w:szCs w:val="24"/>
-                <w:lang w:val="en-US"/>
-              </w:rPr>
-              <w:t>metatextblock</w:t>
-            </w:r>
-            <w:proofErr w:type="spellEnd"/>
-            <w:r>
-              <w:rPr>
-                <w:rFonts w:eastAsiaTheme="majorEastAsia"/>
-                <w:bCs/>
-                <w:sz w:val="24"/>
-                <w:szCs w:val="24"/>
-                <w:lang w:val="en-US"/>
-              </w:rPr>
-              <w:t>--&gt;&lt;title&gt;</w:t>
-            </w:r>
-            <w:r>
-              <w:rPr>
-                <w:rFonts w:eastAsiaTheme="majorEastAsia"/>
-                <w:bCs/>
-                <w:sz w:val="24"/>
-                <w:szCs w:val="24"/>
-              </w:rPr>
-              <w:t>Франшиза</w:t>
-            </w:r>
-            <w:r>
-              <w:rPr>
-                <w:rFonts w:eastAsiaTheme="majorEastAsia"/>
-                <w:bCs/>
-                <w:sz w:val="24"/>
-                <w:szCs w:val="24"/>
-                <w:lang w:val="en-US"/>
-              </w:rPr>
-              <w:t xml:space="preserve"> </w:t>
-            </w:r>
-            <w:proofErr w:type="spellStart"/>
-            <w:r>
-              <w:rPr>
-                <w:rFonts w:eastAsiaTheme="majorEastAsia"/>
-                <w:bCs/>
-                <w:sz w:val="24"/>
-                <w:szCs w:val="24"/>
-              </w:rPr>
-              <w:t>бургерной</w:t>
-            </w:r>
-            <w:proofErr w:type="spellEnd"/>
-            <w:r>
-              <w:rPr>
-                <w:rFonts w:eastAsiaTheme="majorEastAsia"/>
-                <w:bCs/>
-                <w:sz w:val="24"/>
-                <w:szCs w:val="24"/>
-                <w:lang w:val="en-US"/>
-              </w:rPr>
-              <w:t xml:space="preserve"> "HOHO BURGER"&lt;/title&gt;&lt;meta name="description" content="</w:t>
-            </w:r>
-            <w:r>
-              <w:rPr>
-                <w:rFonts w:eastAsiaTheme="majorEastAsia"/>
-                <w:bCs/>
-                <w:sz w:val="24"/>
-                <w:szCs w:val="24"/>
-              </w:rPr>
-              <w:t>Как</w:t>
-            </w:r>
-            <w:r>
-              <w:rPr>
-                <w:rFonts w:eastAsiaTheme="majorEastAsia"/>
-                <w:bCs/>
-                <w:sz w:val="24"/>
-                <w:szCs w:val="24"/>
-                <w:lang w:val="en-US"/>
-              </w:rPr>
-              <w:t xml:space="preserve"> </w:t>
-            </w:r>
-            <w:r>
-              <w:rPr>
-                <w:rFonts w:eastAsiaTheme="majorEastAsia"/>
-                <w:bCs/>
-                <w:sz w:val="24"/>
-                <w:szCs w:val="24"/>
-              </w:rPr>
-              <w:t>открыть</w:t>
-            </w:r>
-            <w:r>
-              <w:rPr>
-                <w:rFonts w:eastAsiaTheme="majorEastAsia"/>
-                <w:bCs/>
-                <w:sz w:val="24"/>
-                <w:szCs w:val="24"/>
-                <w:lang w:val="en-US"/>
-              </w:rPr>
-              <w:t xml:space="preserve"> </w:t>
-            </w:r>
-            <w:r>
-              <w:rPr>
-                <w:rFonts w:eastAsiaTheme="majorEastAsia"/>
-                <w:bCs/>
-                <w:sz w:val="24"/>
-                <w:szCs w:val="24"/>
-              </w:rPr>
-              <w:t>свою</w:t>
-            </w:r>
-            <w:r>
-              <w:rPr>
-                <w:rFonts w:eastAsiaTheme="majorEastAsia"/>
-                <w:bCs/>
-                <w:sz w:val="24"/>
-                <w:szCs w:val="24"/>
-                <w:lang w:val="en-US"/>
-              </w:rPr>
-              <w:t xml:space="preserve"> </w:t>
-            </w:r>
-            <w:proofErr w:type="spellStart"/>
-            <w:r>
-              <w:rPr>
-                <w:rFonts w:eastAsiaTheme="majorEastAsia"/>
-                <w:bCs/>
-                <w:sz w:val="24"/>
-                <w:szCs w:val="24"/>
-              </w:rPr>
-              <w:t>бургерную</w:t>
-            </w:r>
-            <w:proofErr w:type="spellEnd"/>
-            <w:r>
-              <w:rPr>
-                <w:rFonts w:eastAsiaTheme="majorEastAsia"/>
-                <w:bCs/>
-                <w:sz w:val="24"/>
-                <w:szCs w:val="24"/>
-                <w:lang w:val="en-US"/>
-              </w:rPr>
-              <w:t xml:space="preserve"> </w:t>
-            </w:r>
-            <w:r>
-              <w:rPr>
-                <w:rFonts w:eastAsiaTheme="majorEastAsia"/>
-                <w:bCs/>
-                <w:sz w:val="24"/>
-                <w:szCs w:val="24"/>
-              </w:rPr>
-              <w:t>от</w:t>
-            </w:r>
-            <w:r>
-              <w:rPr>
-                <w:rFonts w:eastAsiaTheme="majorEastAsia"/>
-                <w:bCs/>
-                <w:sz w:val="24"/>
-                <w:szCs w:val="24"/>
-                <w:lang w:val="en-US"/>
-              </w:rPr>
-              <w:t xml:space="preserve"> 900 000 </w:t>
-            </w:r>
-            <w:r>
-              <w:rPr>
-                <w:rFonts w:eastAsiaTheme="majorEastAsia"/>
-                <w:bCs/>
-                <w:sz w:val="24"/>
-                <w:szCs w:val="24"/>
-              </w:rPr>
-              <w:t>рублей</w:t>
-            </w:r>
-            <w:r>
-              <w:rPr>
-                <w:rFonts w:eastAsiaTheme="majorEastAsia"/>
-                <w:bCs/>
-                <w:sz w:val="24"/>
-                <w:szCs w:val="24"/>
-                <w:lang w:val="en-US"/>
-              </w:rPr>
-              <w:t xml:space="preserve"> </w:t>
-            </w:r>
-            <w:r>
-              <w:rPr>
-                <w:rFonts w:eastAsiaTheme="majorEastAsia"/>
-                <w:bCs/>
-                <w:sz w:val="24"/>
-                <w:szCs w:val="24"/>
-              </w:rPr>
-              <w:t>с</w:t>
-            </w:r>
-            <w:r>
-              <w:rPr>
-                <w:rFonts w:eastAsiaTheme="majorEastAsia"/>
-                <w:bCs/>
-                <w:sz w:val="24"/>
-                <w:szCs w:val="24"/>
-                <w:lang w:val="en-US"/>
-              </w:rPr>
-              <w:t xml:space="preserve"> </w:t>
-            </w:r>
-            <w:r>
-              <w:rPr>
-                <w:rFonts w:eastAsiaTheme="majorEastAsia"/>
-                <w:bCs/>
-                <w:sz w:val="24"/>
-                <w:szCs w:val="24"/>
-              </w:rPr>
-              <w:t>доходом</w:t>
-            </w:r>
-            <w:r>
-              <w:rPr>
-                <w:rFonts w:eastAsiaTheme="majorEastAsia"/>
-                <w:bCs/>
-                <w:sz w:val="24"/>
-                <w:szCs w:val="24"/>
-                <w:lang w:val="en-US"/>
-              </w:rPr>
-              <w:t xml:space="preserve"> </w:t>
-            </w:r>
-            <w:r>
-              <w:rPr>
-                <w:rFonts w:eastAsiaTheme="majorEastAsia"/>
-                <w:bCs/>
-                <w:sz w:val="24"/>
-                <w:szCs w:val="24"/>
-              </w:rPr>
-              <w:t>от</w:t>
-            </w:r>
-            <w:r>
-              <w:rPr>
-                <w:rFonts w:eastAsiaTheme="majorEastAsia"/>
-                <w:bCs/>
-                <w:sz w:val="24"/>
-                <w:szCs w:val="24"/>
-                <w:lang w:val="en-US"/>
-              </w:rPr>
-              <w:t xml:space="preserve"> 1 800 000 </w:t>
-            </w:r>
-            <w:r>
-              <w:rPr>
-                <w:rFonts w:eastAsiaTheme="majorEastAsia"/>
-                <w:bCs/>
-                <w:sz w:val="24"/>
-                <w:szCs w:val="24"/>
-              </w:rPr>
-              <w:t>рублей</w:t>
-            </w:r>
-            <w:r>
-              <w:rPr>
-                <w:rFonts w:eastAsiaTheme="majorEastAsia"/>
-                <w:bCs/>
-                <w:sz w:val="24"/>
-                <w:szCs w:val="24"/>
-                <w:lang w:val="en-US"/>
-              </w:rPr>
-              <w:t xml:space="preserve"> </w:t>
-            </w:r>
-            <w:r>
-              <w:rPr>
-                <w:rFonts w:eastAsiaTheme="majorEastAsia"/>
-                <w:bCs/>
-                <w:sz w:val="24"/>
-                <w:szCs w:val="24"/>
-              </w:rPr>
-              <w:t>в</w:t>
-            </w:r>
-            <w:r>
-              <w:rPr>
-                <w:rFonts w:eastAsiaTheme="majorEastAsia"/>
-                <w:bCs/>
-                <w:sz w:val="24"/>
-                <w:szCs w:val="24"/>
-                <w:lang w:val="en-US"/>
-              </w:rPr>
-              <w:t xml:space="preserve"> </w:t>
-            </w:r>
-            <w:r>
-              <w:rPr>
-                <w:rFonts w:eastAsiaTheme="majorEastAsia"/>
-                <w:bCs/>
-                <w:sz w:val="24"/>
-                <w:szCs w:val="24"/>
-              </w:rPr>
-              <w:t>год</w:t>
-            </w:r>
-            <w:r>
-              <w:rPr>
-                <w:rFonts w:eastAsiaTheme="majorEastAsia"/>
-                <w:bCs/>
-                <w:sz w:val="24"/>
-                <w:szCs w:val="24"/>
-                <w:lang w:val="en-US"/>
-              </w:rPr>
-              <w:t xml:space="preserve">. </w:t>
-            </w:r>
-            <w:r>
-              <w:rPr>
-                <w:rFonts w:eastAsiaTheme="majorEastAsia"/>
-                <w:bCs/>
-                <w:sz w:val="24"/>
-                <w:szCs w:val="24"/>
-              </w:rPr>
-              <w:t>Бизнес</w:t>
-            </w:r>
-            <w:r>
-              <w:rPr>
-                <w:rFonts w:eastAsiaTheme="majorEastAsia"/>
-                <w:bCs/>
-                <w:sz w:val="24"/>
-                <w:szCs w:val="24"/>
-                <w:lang w:val="en-US"/>
-              </w:rPr>
-              <w:t xml:space="preserve"> </w:t>
-            </w:r>
-            <w:r>
-              <w:rPr>
-                <w:rFonts w:eastAsiaTheme="majorEastAsia"/>
-                <w:bCs/>
-                <w:sz w:val="24"/>
-                <w:szCs w:val="24"/>
-              </w:rPr>
-              <w:t>по</w:t>
-            </w:r>
-            <w:r>
-              <w:rPr>
-                <w:rFonts w:eastAsiaTheme="majorEastAsia"/>
-                <w:bCs/>
-                <w:sz w:val="24"/>
-                <w:szCs w:val="24"/>
-                <w:lang w:val="en-US"/>
-              </w:rPr>
-              <w:t xml:space="preserve"> </w:t>
-            </w:r>
-            <w:r>
-              <w:rPr>
-                <w:rFonts w:eastAsiaTheme="majorEastAsia"/>
-                <w:bCs/>
-                <w:sz w:val="24"/>
-                <w:szCs w:val="24"/>
-              </w:rPr>
-              <w:t>франшизе</w:t>
-            </w:r>
-            <w:r>
-              <w:rPr>
-                <w:rFonts w:eastAsiaTheme="majorEastAsia"/>
-                <w:bCs/>
-                <w:sz w:val="24"/>
-                <w:szCs w:val="24"/>
-                <w:lang w:val="en-US"/>
-              </w:rPr>
-              <w:t>."&gt; &lt;meta property="</w:t>
-            </w:r>
-            <w:proofErr w:type="spellStart"/>
-            <w:r>
-              <w:rPr>
-                <w:rFonts w:eastAsiaTheme="majorEastAsia"/>
-                <w:bCs/>
-                <w:sz w:val="24"/>
-                <w:szCs w:val="24"/>
-                <w:lang w:val="en-US"/>
-              </w:rPr>
-              <w:t>og:url</w:t>
-            </w:r>
-            <w:proofErr w:type="spellEnd"/>
-            <w:r>
-              <w:rPr>
-                <w:rFonts w:eastAsiaTheme="majorEastAsia"/>
-                <w:bCs/>
-                <w:sz w:val="24"/>
-                <w:szCs w:val="24"/>
-                <w:lang w:val="en-US"/>
-              </w:rPr>
-              <w:t>" content="https://hohoburger.ru</w:t>
-            </w:r>
-            <w:proofErr w:type="gramStart"/>
-            <w:r>
-              <w:rPr>
-                <w:rFonts w:eastAsiaTheme="majorEastAsia"/>
-                <w:bCs/>
-                <w:sz w:val="24"/>
-                <w:szCs w:val="24"/>
-                <w:lang w:val="en-US"/>
-              </w:rPr>
-              <w:t>"&gt;&lt;</w:t>
-            </w:r>
-            <w:proofErr w:type="gramEnd"/>
-            <w:r>
-              <w:rPr>
-                <w:rFonts w:eastAsiaTheme="majorEastAsia"/>
-                <w:bCs/>
-                <w:sz w:val="24"/>
-                <w:szCs w:val="24"/>
-                <w:lang w:val="en-US"/>
-              </w:rPr>
-              <w:t>meta property="</w:t>
-            </w:r>
-            <w:proofErr w:type="spellStart"/>
-            <w:r>
-              <w:rPr>
-                <w:rFonts w:eastAsiaTheme="majorEastAsia"/>
-                <w:bCs/>
-                <w:sz w:val="24"/>
-                <w:szCs w:val="24"/>
-                <w:lang w:val="en-US"/>
-              </w:rPr>
-              <w:t>og:title</w:t>
-            </w:r>
-            <w:proofErr w:type="spellEnd"/>
-            <w:r>
-              <w:rPr>
-                <w:rFonts w:eastAsiaTheme="majorEastAsia"/>
-                <w:bCs/>
-                <w:sz w:val="24"/>
-                <w:szCs w:val="24"/>
-                <w:lang w:val="en-US"/>
-              </w:rPr>
-              <w:t>" content="</w:t>
-            </w:r>
-            <w:r>
-              <w:rPr>
-                <w:rFonts w:eastAsiaTheme="majorEastAsia"/>
-                <w:bCs/>
-                <w:sz w:val="24"/>
-                <w:szCs w:val="24"/>
-              </w:rPr>
-              <w:t>Франшиза</w:t>
-            </w:r>
-            <w:r>
-              <w:rPr>
-                <w:rFonts w:eastAsiaTheme="majorEastAsia"/>
-                <w:bCs/>
-                <w:sz w:val="24"/>
-                <w:szCs w:val="24"/>
-                <w:lang w:val="en-US"/>
-              </w:rPr>
-              <w:t xml:space="preserve"> </w:t>
-            </w:r>
-            <w:proofErr w:type="spellStart"/>
-            <w:r>
-              <w:rPr>
-                <w:rFonts w:eastAsiaTheme="majorEastAsia"/>
-                <w:bCs/>
-                <w:sz w:val="24"/>
-                <w:szCs w:val="24"/>
-              </w:rPr>
-              <w:t>бургерной</w:t>
-            </w:r>
-            <w:proofErr w:type="spellEnd"/>
-            <w:r>
-              <w:rPr>
-                <w:rFonts w:eastAsiaTheme="majorEastAsia"/>
-                <w:bCs/>
-                <w:sz w:val="24"/>
-                <w:szCs w:val="24"/>
-                <w:lang w:val="en-US"/>
-              </w:rPr>
-              <w:t xml:space="preserve"> &amp;</w:t>
-            </w:r>
-            <w:proofErr w:type="spellStart"/>
-            <w:r>
-              <w:rPr>
-                <w:rFonts w:eastAsiaTheme="majorEastAsia"/>
-                <w:bCs/>
-                <w:sz w:val="24"/>
-                <w:szCs w:val="24"/>
-                <w:lang w:val="en-US"/>
-              </w:rPr>
-              <w:t>quot;HOHO</w:t>
-            </w:r>
-            <w:proofErr w:type="spellEnd"/>
-            <w:r>
-              <w:rPr>
-                <w:rFonts w:eastAsiaTheme="majorEastAsia"/>
-                <w:bCs/>
-                <w:sz w:val="24"/>
-                <w:szCs w:val="24"/>
-                <w:lang w:val="en-US"/>
-              </w:rPr>
-              <w:t xml:space="preserve"> </w:t>
-            </w:r>
-            <w:proofErr w:type="spellStart"/>
-            <w:r>
-              <w:rPr>
-                <w:rFonts w:eastAsiaTheme="majorEastAsia"/>
-                <w:bCs/>
-                <w:sz w:val="24"/>
-                <w:szCs w:val="24"/>
-                <w:lang w:val="en-US"/>
-              </w:rPr>
-              <w:t>BURGER&amp;quot</w:t>
-            </w:r>
-            <w:proofErr w:type="spellEnd"/>
-            <w:r>
-              <w:rPr>
-                <w:rFonts w:eastAsiaTheme="majorEastAsia"/>
-                <w:bCs/>
-                <w:sz w:val="24"/>
-                <w:szCs w:val="24"/>
-                <w:lang w:val="en-US"/>
-              </w:rPr>
-              <w:t>;"&gt;&lt;meta property="</w:t>
-            </w:r>
-            <w:proofErr w:type="spellStart"/>
-            <w:r>
-              <w:rPr>
-                <w:rFonts w:eastAsiaTheme="majorEastAsia"/>
-                <w:bCs/>
-                <w:sz w:val="24"/>
-                <w:szCs w:val="24"/>
-                <w:lang w:val="en-US"/>
-              </w:rPr>
-              <w:t>og:description</w:t>
-            </w:r>
-            <w:proofErr w:type="spellEnd"/>
-            <w:r>
-              <w:rPr>
-                <w:rFonts w:eastAsiaTheme="majorEastAsia"/>
-                <w:bCs/>
-                <w:sz w:val="24"/>
-                <w:szCs w:val="24"/>
-                <w:lang w:val="en-US"/>
-              </w:rPr>
-              <w:t>" content="</w:t>
-            </w:r>
-            <w:r>
-              <w:rPr>
-                <w:rFonts w:eastAsiaTheme="majorEastAsia"/>
-                <w:bCs/>
-                <w:sz w:val="24"/>
-                <w:szCs w:val="24"/>
-              </w:rPr>
-              <w:t>Как</w:t>
-            </w:r>
-            <w:r>
-              <w:rPr>
-                <w:rFonts w:eastAsiaTheme="majorEastAsia"/>
-                <w:bCs/>
-                <w:sz w:val="24"/>
-                <w:szCs w:val="24"/>
-                <w:lang w:val="en-US"/>
-              </w:rPr>
-              <w:t xml:space="preserve"> </w:t>
-            </w:r>
-            <w:r>
-              <w:rPr>
-                <w:rFonts w:eastAsiaTheme="majorEastAsia"/>
-                <w:bCs/>
-                <w:sz w:val="24"/>
-                <w:szCs w:val="24"/>
-              </w:rPr>
-              <w:t>открыть</w:t>
-            </w:r>
-            <w:r>
-              <w:rPr>
-                <w:rFonts w:eastAsiaTheme="majorEastAsia"/>
-                <w:bCs/>
-                <w:sz w:val="24"/>
-                <w:szCs w:val="24"/>
-                <w:lang w:val="en-US"/>
-              </w:rPr>
-              <w:t xml:space="preserve"> </w:t>
-            </w:r>
-            <w:r>
-              <w:rPr>
-                <w:rFonts w:eastAsiaTheme="majorEastAsia"/>
-                <w:bCs/>
-                <w:sz w:val="24"/>
-                <w:szCs w:val="24"/>
-              </w:rPr>
-              <w:t>свою</w:t>
-            </w:r>
-            <w:r>
-              <w:rPr>
-                <w:rFonts w:eastAsiaTheme="majorEastAsia"/>
-                <w:bCs/>
-                <w:sz w:val="24"/>
-                <w:szCs w:val="24"/>
-                <w:lang w:val="en-US"/>
-              </w:rPr>
-              <w:t xml:space="preserve"> </w:t>
-            </w:r>
-            <w:proofErr w:type="spellStart"/>
-            <w:r>
-              <w:rPr>
-                <w:rFonts w:eastAsiaTheme="majorEastAsia"/>
-                <w:bCs/>
-                <w:sz w:val="24"/>
-                <w:szCs w:val="24"/>
-              </w:rPr>
-              <w:t>бургерную</w:t>
-            </w:r>
-            <w:proofErr w:type="spellEnd"/>
-            <w:r>
-              <w:rPr>
-                <w:rFonts w:eastAsiaTheme="majorEastAsia"/>
-                <w:bCs/>
-                <w:sz w:val="24"/>
-                <w:szCs w:val="24"/>
-                <w:lang w:val="en-US"/>
-              </w:rPr>
-              <w:t xml:space="preserve"> </w:t>
-            </w:r>
-            <w:r>
-              <w:rPr>
-                <w:rFonts w:eastAsiaTheme="majorEastAsia"/>
-                <w:bCs/>
-                <w:sz w:val="24"/>
-                <w:szCs w:val="24"/>
-              </w:rPr>
-              <w:t>от</w:t>
-            </w:r>
-            <w:r>
-              <w:rPr>
-                <w:rFonts w:eastAsiaTheme="majorEastAsia"/>
-                <w:bCs/>
-                <w:sz w:val="24"/>
-                <w:szCs w:val="24"/>
-                <w:lang w:val="en-US"/>
-              </w:rPr>
-              <w:t xml:space="preserve"> 900 000 </w:t>
-            </w:r>
-            <w:r>
-              <w:rPr>
-                <w:rFonts w:eastAsiaTheme="majorEastAsia"/>
-                <w:bCs/>
-                <w:sz w:val="24"/>
-                <w:szCs w:val="24"/>
-              </w:rPr>
-              <w:t>рублей</w:t>
-            </w:r>
-            <w:r>
-              <w:rPr>
-                <w:rFonts w:eastAsiaTheme="majorEastAsia"/>
-                <w:bCs/>
-                <w:sz w:val="24"/>
-                <w:szCs w:val="24"/>
-                <w:lang w:val="en-US"/>
-              </w:rPr>
-              <w:t xml:space="preserve"> </w:t>
-            </w:r>
-            <w:r>
-              <w:rPr>
-                <w:rFonts w:eastAsiaTheme="majorEastAsia"/>
-                <w:bCs/>
-                <w:sz w:val="24"/>
-                <w:szCs w:val="24"/>
-              </w:rPr>
-              <w:t>с</w:t>
-            </w:r>
-            <w:r>
-              <w:rPr>
-                <w:rFonts w:eastAsiaTheme="majorEastAsia"/>
-                <w:bCs/>
-                <w:sz w:val="24"/>
-                <w:szCs w:val="24"/>
-                <w:lang w:val="en-US"/>
-              </w:rPr>
-              <w:t xml:space="preserve"> </w:t>
-            </w:r>
-            <w:r>
-              <w:rPr>
-                <w:rFonts w:eastAsiaTheme="majorEastAsia"/>
-                <w:bCs/>
-                <w:sz w:val="24"/>
-                <w:szCs w:val="24"/>
-              </w:rPr>
-              <w:t>доходом</w:t>
-            </w:r>
-            <w:r>
-              <w:rPr>
-                <w:rFonts w:eastAsiaTheme="majorEastAsia"/>
-                <w:bCs/>
-                <w:sz w:val="24"/>
-                <w:szCs w:val="24"/>
-                <w:lang w:val="en-US"/>
-              </w:rPr>
-              <w:t xml:space="preserve"> </w:t>
-            </w:r>
-            <w:r>
-              <w:rPr>
-                <w:rFonts w:eastAsiaTheme="majorEastAsia"/>
-                <w:bCs/>
-                <w:sz w:val="24"/>
-                <w:szCs w:val="24"/>
-              </w:rPr>
-              <w:t>от</w:t>
-            </w:r>
-            <w:r>
-              <w:rPr>
-                <w:rFonts w:eastAsiaTheme="majorEastAsia"/>
-                <w:bCs/>
-                <w:sz w:val="24"/>
-                <w:szCs w:val="24"/>
-                <w:lang w:val="en-US"/>
-              </w:rPr>
-              <w:t xml:space="preserve"> 1 800 000 </w:t>
-            </w:r>
-            <w:r>
-              <w:rPr>
-                <w:rFonts w:eastAsiaTheme="majorEastAsia"/>
-                <w:bCs/>
-                <w:sz w:val="24"/>
-                <w:szCs w:val="24"/>
-              </w:rPr>
-              <w:t>рублей</w:t>
-            </w:r>
-            <w:r>
-              <w:rPr>
-                <w:rFonts w:eastAsiaTheme="majorEastAsia"/>
-                <w:bCs/>
-                <w:sz w:val="24"/>
-                <w:szCs w:val="24"/>
-                <w:lang w:val="en-US"/>
-              </w:rPr>
-              <w:t xml:space="preserve"> </w:t>
-            </w:r>
-            <w:r>
-              <w:rPr>
-                <w:rFonts w:eastAsiaTheme="majorEastAsia"/>
-                <w:bCs/>
-                <w:sz w:val="24"/>
-                <w:szCs w:val="24"/>
-              </w:rPr>
-              <w:t>в</w:t>
-            </w:r>
-            <w:r>
-              <w:rPr>
-                <w:rFonts w:eastAsiaTheme="majorEastAsia"/>
-                <w:bCs/>
-                <w:sz w:val="24"/>
-                <w:szCs w:val="24"/>
-                <w:lang w:val="en-US"/>
-              </w:rPr>
-              <w:t xml:space="preserve"> </w:t>
-            </w:r>
-            <w:r>
-              <w:rPr>
-                <w:rFonts w:eastAsiaTheme="majorEastAsia"/>
-                <w:bCs/>
-                <w:sz w:val="24"/>
-                <w:szCs w:val="24"/>
-              </w:rPr>
-              <w:t>год</w:t>
-            </w:r>
-            <w:r>
-              <w:rPr>
-                <w:rFonts w:eastAsiaTheme="majorEastAsia"/>
-                <w:bCs/>
-                <w:sz w:val="24"/>
-                <w:szCs w:val="24"/>
-                <w:lang w:val="en-US"/>
-              </w:rPr>
-              <w:t xml:space="preserve">. </w:t>
-            </w:r>
-            <w:r>
-              <w:rPr>
-                <w:rFonts w:eastAsiaTheme="majorEastAsia"/>
-                <w:bCs/>
-                <w:sz w:val="24"/>
-                <w:szCs w:val="24"/>
-              </w:rPr>
-              <w:t>Бизнес</w:t>
-            </w:r>
-            <w:r>
-              <w:rPr>
-                <w:rFonts w:eastAsiaTheme="majorEastAsia"/>
-                <w:bCs/>
-                <w:sz w:val="24"/>
-                <w:szCs w:val="24"/>
-                <w:lang w:val="en-US"/>
-              </w:rPr>
-              <w:t xml:space="preserve"> </w:t>
-            </w:r>
-            <w:r>
-              <w:rPr>
-                <w:rFonts w:eastAsiaTheme="majorEastAsia"/>
-                <w:bCs/>
-                <w:sz w:val="24"/>
-                <w:szCs w:val="24"/>
-              </w:rPr>
-              <w:t>по</w:t>
-            </w:r>
-            <w:r>
-              <w:rPr>
-                <w:rFonts w:eastAsiaTheme="majorEastAsia"/>
-                <w:bCs/>
-                <w:sz w:val="24"/>
-                <w:szCs w:val="24"/>
-                <w:lang w:val="en-US"/>
-              </w:rPr>
-              <w:t xml:space="preserve"> </w:t>
-            </w:r>
-            <w:r>
-              <w:rPr>
-                <w:rFonts w:eastAsiaTheme="majorEastAsia"/>
-                <w:bCs/>
-                <w:sz w:val="24"/>
-                <w:szCs w:val="24"/>
-              </w:rPr>
-              <w:t>франшизе</w:t>
-            </w:r>
-            <w:r>
-              <w:rPr>
-                <w:rFonts w:eastAsiaTheme="majorEastAsia"/>
-                <w:bCs/>
-                <w:sz w:val="24"/>
-                <w:szCs w:val="24"/>
-                <w:lang w:val="en-US"/>
-              </w:rPr>
-              <w:t>."&gt;&lt;meta property="</w:t>
-            </w:r>
-            <w:proofErr w:type="spellStart"/>
-            <w:r>
-              <w:rPr>
-                <w:rFonts w:eastAsiaTheme="majorEastAsia"/>
-                <w:bCs/>
-                <w:sz w:val="24"/>
-                <w:szCs w:val="24"/>
-                <w:lang w:val="en-US"/>
-              </w:rPr>
-              <w:t>og:type</w:t>
-            </w:r>
-            <w:proofErr w:type="spellEnd"/>
-            <w:r>
-              <w:rPr>
-                <w:rFonts w:eastAsiaTheme="majorEastAsia"/>
-                <w:bCs/>
-                <w:sz w:val="24"/>
-                <w:szCs w:val="24"/>
-                <w:lang w:val="en-US"/>
-              </w:rPr>
-              <w:t>" content="website"&gt;&lt;meta property="</w:t>
-            </w:r>
-            <w:proofErr w:type="spellStart"/>
-            <w:r>
-              <w:rPr>
-                <w:rFonts w:eastAsiaTheme="majorEastAsia"/>
-                <w:bCs/>
-                <w:sz w:val="24"/>
-                <w:szCs w:val="24"/>
-                <w:lang w:val="en-US"/>
-              </w:rPr>
-              <w:t>og:image</w:t>
-            </w:r>
-            <w:proofErr w:type="spellEnd"/>
-            <w:r>
-              <w:rPr>
-                <w:rFonts w:eastAsiaTheme="majorEastAsia"/>
-                <w:bCs/>
-                <w:sz w:val="24"/>
-                <w:szCs w:val="24"/>
-                <w:lang w:val="en-US"/>
-              </w:rPr>
-              <w:t xml:space="preserve">" content="https://static.tildacdn.com/tild3538-3630-4633-a662-313930333564/Frame_5.jpg"&gt;&lt;link </w:t>
-            </w:r>
-            <w:proofErr w:type="spellStart"/>
-            <w:r>
-              <w:rPr>
-                <w:rFonts w:eastAsiaTheme="majorEastAsia"/>
-                <w:bCs/>
-                <w:sz w:val="24"/>
-                <w:szCs w:val="24"/>
-                <w:lang w:val="en-US"/>
-              </w:rPr>
-              <w:t>rel</w:t>
-            </w:r>
-            <w:proofErr w:type="spellEnd"/>
-            <w:r>
-              <w:rPr>
-                <w:rFonts w:eastAsiaTheme="majorEastAsia"/>
-                <w:bCs/>
-                <w:sz w:val="24"/>
-                <w:szCs w:val="24"/>
-                <w:lang w:val="en-US"/>
-              </w:rPr>
-              <w:t xml:space="preserve">="canonical" </w:t>
-            </w:r>
-            <w:proofErr w:type="spellStart"/>
-            <w:r>
-              <w:rPr>
-                <w:rFonts w:eastAsiaTheme="majorEastAsia"/>
-                <w:bCs/>
-                <w:sz w:val="24"/>
-                <w:szCs w:val="24"/>
-                <w:lang w:val="en-US"/>
-              </w:rPr>
-              <w:t>href</w:t>
-            </w:r>
-            <w:proofErr w:type="spellEnd"/>
-            <w:r>
-              <w:rPr>
-                <w:rFonts w:eastAsiaTheme="majorEastAsia"/>
-                <w:bCs/>
-                <w:sz w:val="24"/>
-                <w:szCs w:val="24"/>
-                <w:lang w:val="en-US"/>
-              </w:rPr>
-              <w:t>="index.htm"</w:t>
-            </w:r>
+              <w:t>&gt;</w:t>
+            </w:r>
+            <w:bookmarkStart w:id="17" w:name="_GoBack"/>
+            <w:bookmarkEnd w:id="17"/>
           </w:p>
         </w:tc>
         <w:tc>
@@ -7311,6 +7148,7 @@
                 <w:bCs/>
                 <w:sz w:val="24"/>
                 <w:szCs w:val="24"/>
+                <w:lang w:val="en-US"/>
               </w:rPr>
             </w:pPr>
             <w:r>
@@ -7329,28 +7167,9 @@
                 <w:bCs/>
                 <w:sz w:val="24"/>
                 <w:szCs w:val="24"/>
-              </w:rPr>
-              <w:t>&lt;/</w:t>
-            </w:r>
-            <w:proofErr w:type="spellStart"/>
-            <w:r>
-              <w:rPr>
-                <w:rFonts w:eastAsiaTheme="majorEastAsia"/>
-                <w:bCs/>
-                <w:sz w:val="24"/>
-                <w:szCs w:val="24"/>
-              </w:rPr>
-              <w:t>div</w:t>
-            </w:r>
-            <w:proofErr w:type="spellEnd"/>
-            <w:r>
-              <w:rPr>
-                <w:rFonts w:eastAsiaTheme="majorEastAsia"/>
-                <w:bCs/>
-                <w:sz w:val="24"/>
-                <w:szCs w:val="24"/>
-              </w:rPr>
-              <w:t>&gt;</w:t>
+                <w:lang w:val="en-US"/>
+              </w:rPr>
+              <w:t>&lt;/div&gt;</w:t>
             </w:r>
           </w:p>
           <w:p>
@@ -7362,6 +7181,7 @@
                 <w:bCs/>
                 <w:sz w:val="24"/>
                 <w:szCs w:val="24"/>
+                <w:lang w:val="en-US"/>
               </w:rPr>
             </w:pPr>
             <w:r>
@@ -7370,48 +7190,9 @@
                 <w:bCs/>
                 <w:sz w:val="24"/>
                 <w:szCs w:val="24"/>
-              </w:rPr>
-              <w:t>      &lt;</w:t>
-            </w:r>
-            <w:proofErr w:type="spellStart"/>
-            <w:r>
-              <w:rPr>
-                <w:rFonts w:eastAsiaTheme="majorEastAsia"/>
-                <w:bCs/>
-                <w:sz w:val="24"/>
-                <w:szCs w:val="24"/>
-              </w:rPr>
-              <w:t>div</w:t>
-            </w:r>
-            <w:proofErr w:type="spellEnd"/>
-            <w:r>
-              <w:rPr>
-                <w:rFonts w:eastAsiaTheme="majorEastAsia"/>
-                <w:bCs/>
-                <w:sz w:val="24"/>
-                <w:szCs w:val="24"/>
-              </w:rPr>
-              <w:t xml:space="preserve"> </w:t>
-            </w:r>
-            <w:proofErr w:type="spellStart"/>
-            <w:r>
-              <w:rPr>
-                <w:rFonts w:eastAsiaTheme="majorEastAsia"/>
-                <w:bCs/>
-                <w:sz w:val="24"/>
-                <w:szCs w:val="24"/>
-              </w:rPr>
-              <w:t>class</w:t>
-            </w:r>
-            <w:proofErr w:type="spellEnd"/>
-            <w:r>
-              <w:rPr>
-                <w:rFonts w:eastAsiaTheme="majorEastAsia"/>
-                <w:bCs/>
-                <w:sz w:val="24"/>
-                <w:szCs w:val="24"/>
-              </w:rPr>
-              <w:t>="mb-3"&gt;</w:t>
+                <w:lang w:val="en-US"/>
+              </w:rPr>
+              <w:t>      &lt;div class="mb-3"&gt;</w:t>
             </w:r>
           </w:p>
           <w:p>
@@ -7432,6 +7213,7 @@
                 <w:bCs/>
                 <w:sz w:val="24"/>
                 <w:szCs w:val="24"/>
+                <w:lang w:val="en-US"/>
               </w:rPr>
               <w:t xml:space="preserve">        </w:t>
             </w:r>
@@ -7601,6 +7383,7 @@
                 <w:bCs/>
                 <w:sz w:val="24"/>
                 <w:szCs w:val="24"/>
+                <w:lang w:val="en-US"/>
               </w:rPr>
             </w:pPr>
             <w:r>
@@ -7619,28 +7402,9 @@
                 <w:bCs/>
                 <w:sz w:val="24"/>
                 <w:szCs w:val="24"/>
-              </w:rPr>
-              <w:t>&lt;/</w:t>
-            </w:r>
-            <w:proofErr w:type="spellStart"/>
-            <w:r>
-              <w:rPr>
-                <w:rFonts w:eastAsiaTheme="majorEastAsia"/>
-                <w:bCs/>
-                <w:sz w:val="24"/>
-                <w:szCs w:val="24"/>
-              </w:rPr>
-              <w:t>div</w:t>
-            </w:r>
-            <w:proofErr w:type="spellEnd"/>
-            <w:r>
-              <w:rPr>
-                <w:rFonts w:eastAsiaTheme="majorEastAsia"/>
-                <w:bCs/>
-                <w:sz w:val="24"/>
-                <w:szCs w:val="24"/>
-              </w:rPr>
-              <w:t>&gt;</w:t>
+                <w:lang w:val="en-US"/>
+              </w:rPr>
+              <w:t>&lt;/div&gt;</w:t>
             </w:r>
           </w:p>
           <w:p>
@@ -7652,6 +7416,7 @@
                 <w:bCs/>
                 <w:sz w:val="24"/>
                 <w:szCs w:val="24"/>
+                <w:lang w:val="en-US"/>
               </w:rPr>
             </w:pPr>
             <w:r>
@@ -7660,48 +7425,9 @@
                 <w:bCs/>
                 <w:sz w:val="24"/>
                 <w:szCs w:val="24"/>
-              </w:rPr>
-              <w:t>      &lt;</w:t>
-            </w:r>
-            <w:proofErr w:type="spellStart"/>
-            <w:r>
-              <w:rPr>
-                <w:rFonts w:eastAsiaTheme="majorEastAsia"/>
-                <w:bCs/>
-                <w:sz w:val="24"/>
-                <w:szCs w:val="24"/>
-              </w:rPr>
-              <w:t>div</w:t>
-            </w:r>
-            <w:proofErr w:type="spellEnd"/>
-            <w:r>
-              <w:rPr>
-                <w:rFonts w:eastAsiaTheme="majorEastAsia"/>
-                <w:bCs/>
-                <w:sz w:val="24"/>
-                <w:szCs w:val="24"/>
-              </w:rPr>
-              <w:t xml:space="preserve"> </w:t>
-            </w:r>
-            <w:proofErr w:type="spellStart"/>
-            <w:r>
-              <w:rPr>
-                <w:rFonts w:eastAsiaTheme="majorEastAsia"/>
-                <w:bCs/>
-                <w:sz w:val="24"/>
-                <w:szCs w:val="24"/>
-              </w:rPr>
-              <w:t>class</w:t>
-            </w:r>
-            <w:proofErr w:type="spellEnd"/>
-            <w:r>
-              <w:rPr>
-                <w:rFonts w:eastAsiaTheme="majorEastAsia"/>
-                <w:bCs/>
-                <w:sz w:val="24"/>
-                <w:szCs w:val="24"/>
-              </w:rPr>
-              <w:t>="mb-3"&gt;</w:t>
+                <w:lang w:val="en-US"/>
+              </w:rPr>
+              <w:t>      &lt;div class="mb-3"&gt;</w:t>
             </w:r>
           </w:p>
           <w:p>
@@ -7722,6 +7448,7 @@
                 <w:bCs/>
                 <w:sz w:val="24"/>
                 <w:szCs w:val="24"/>
+                <w:lang w:val="en-US"/>
               </w:rPr>
               <w:t xml:space="preserve">        </w:t>
             </w:r>
@@ -7863,6 +7590,7 @@
                 <w:bCs/>
                 <w:sz w:val="24"/>
                 <w:szCs w:val="24"/>
+                <w:lang w:val="en-US"/>
               </w:rPr>
             </w:pPr>
             <w:r>
@@ -7881,28 +7609,9 @@
                 <w:bCs/>
                 <w:sz w:val="24"/>
                 <w:szCs w:val="24"/>
-              </w:rPr>
-              <w:t>&lt;/</w:t>
-            </w:r>
-            <w:proofErr w:type="spellStart"/>
-            <w:r>
-              <w:rPr>
-                <w:rFonts w:eastAsiaTheme="majorEastAsia"/>
-                <w:bCs/>
-                <w:sz w:val="24"/>
-                <w:szCs w:val="24"/>
-              </w:rPr>
-              <w:t>div</w:t>
-            </w:r>
-            <w:proofErr w:type="spellEnd"/>
-            <w:r>
-              <w:rPr>
-                <w:rFonts w:eastAsiaTheme="majorEastAsia"/>
-                <w:bCs/>
-                <w:sz w:val="24"/>
-                <w:szCs w:val="24"/>
-              </w:rPr>
-              <w:t>&gt;</w:t>
+                <w:lang w:val="en-US"/>
+              </w:rPr>
+              <w:t>&lt;/div&gt;</w:t>
             </w:r>
           </w:p>
           <w:p>
@@ -7914,6 +7623,7 @@
                 <w:bCs/>
                 <w:sz w:val="24"/>
                 <w:szCs w:val="24"/>
+                <w:lang w:val="en-US"/>
               </w:rPr>
             </w:pPr>
             <w:r>
@@ -7922,48 +7632,9 @@
                 <w:bCs/>
                 <w:sz w:val="24"/>
                 <w:szCs w:val="24"/>
-              </w:rPr>
-              <w:t>      &lt;</w:t>
-            </w:r>
-            <w:proofErr w:type="spellStart"/>
-            <w:r>
-              <w:rPr>
-                <w:rFonts w:eastAsiaTheme="majorEastAsia"/>
-                <w:bCs/>
-                <w:sz w:val="24"/>
-                <w:szCs w:val="24"/>
-              </w:rPr>
-              <w:t>div</w:t>
-            </w:r>
-            <w:proofErr w:type="spellEnd"/>
-            <w:r>
-              <w:rPr>
-                <w:rFonts w:eastAsiaTheme="majorEastAsia"/>
-                <w:bCs/>
-                <w:sz w:val="24"/>
-                <w:szCs w:val="24"/>
-              </w:rPr>
-              <w:t xml:space="preserve"> </w:t>
-            </w:r>
-            <w:proofErr w:type="spellStart"/>
-            <w:r>
-              <w:rPr>
-                <w:rFonts w:eastAsiaTheme="majorEastAsia"/>
-                <w:bCs/>
-                <w:sz w:val="24"/>
-                <w:szCs w:val="24"/>
-              </w:rPr>
-              <w:t>class</w:t>
-            </w:r>
-            <w:proofErr w:type="spellEnd"/>
-            <w:r>
-              <w:rPr>
-                <w:rFonts w:eastAsiaTheme="majorEastAsia"/>
-                <w:bCs/>
-                <w:sz w:val="24"/>
-                <w:szCs w:val="24"/>
-              </w:rPr>
-              <w:t>="mb-3"&gt;</w:t>
+                <w:lang w:val="en-US"/>
+              </w:rPr>
+              <w:t>      &lt;div class="mb-3"&gt;</w:t>
             </w:r>
           </w:p>
           <w:p>
@@ -7984,6 +7655,7 @@
                 <w:bCs/>
                 <w:sz w:val="24"/>
                 <w:szCs w:val="24"/>
+                <w:lang w:val="en-US"/>
               </w:rPr>
               <w:t xml:space="preserve">        </w:t>
             </w:r>
@@ -8591,6 +8263,7 @@
                 <w:bCs/>
                 <w:sz w:val="24"/>
                 <w:szCs w:val="24"/>
+                <w:lang w:val="en-US"/>
               </w:rPr>
             </w:pPr>
             <w:r>
@@ -8609,28 +8282,9 @@
                 <w:bCs/>
                 <w:sz w:val="24"/>
                 <w:szCs w:val="24"/>
-              </w:rPr>
-              <w:t>&lt;/</w:t>
-            </w:r>
-            <w:proofErr w:type="spellStart"/>
-            <w:r>
-              <w:rPr>
-                <w:rFonts w:eastAsiaTheme="majorEastAsia"/>
-                <w:bCs/>
-                <w:sz w:val="24"/>
-                <w:szCs w:val="24"/>
-              </w:rPr>
-              <w:t>div</w:t>
-            </w:r>
-            <w:proofErr w:type="spellEnd"/>
-            <w:r>
-              <w:rPr>
-                <w:rFonts w:eastAsiaTheme="majorEastAsia"/>
-                <w:bCs/>
-                <w:sz w:val="24"/>
-                <w:szCs w:val="24"/>
-              </w:rPr>
-              <w:t>&gt;</w:t>
+                <w:lang w:val="en-US"/>
+              </w:rPr>
+              <w:t>&lt;/div&gt;</w:t>
             </w:r>
           </w:p>
           <w:p>
@@ -8651,6 +8305,7 @@
                 <w:bCs/>
                 <w:sz w:val="24"/>
                 <w:szCs w:val="24"/>
+                <w:lang w:val="en-US"/>
               </w:rPr>
               <w:t xml:space="preserve">      </w:t>
             </w:r>
@@ -8737,6 +8392,7 @@
                 <w:bCs/>
                 <w:sz w:val="24"/>
                 <w:szCs w:val="24"/>
+                <w:lang w:val="en-US"/>
               </w:rPr>
             </w:pPr>
             <w:r>
@@ -8755,28 +8411,9 @@
                 <w:bCs/>
                 <w:sz w:val="24"/>
                 <w:szCs w:val="24"/>
-              </w:rPr>
-              <w:t>&lt;/</w:t>
-            </w:r>
-            <w:proofErr w:type="spellStart"/>
-            <w:r>
-              <w:rPr>
-                <w:rFonts w:eastAsiaTheme="majorEastAsia"/>
-                <w:bCs/>
-                <w:sz w:val="24"/>
-                <w:szCs w:val="24"/>
-              </w:rPr>
-              <w:t>div</w:t>
-            </w:r>
-            <w:proofErr w:type="spellEnd"/>
-            <w:r>
-              <w:rPr>
-                <w:rFonts w:eastAsiaTheme="majorEastAsia"/>
-                <w:bCs/>
-                <w:sz w:val="24"/>
-                <w:szCs w:val="24"/>
-              </w:rPr>
-              <w:t>&gt;</w:t>
+                <w:lang w:val="en-US"/>
+              </w:rPr>
+              <w:t>&lt;/div&gt;</w:t>
             </w:r>
           </w:p>
           <w:p>
@@ -8797,6 +8434,7 @@
                 <w:bCs/>
                 <w:sz w:val="24"/>
                 <w:szCs w:val="24"/>
+                <w:lang w:val="en-US"/>
               </w:rPr>
               <w:t xml:space="preserve">    </w:t>
             </w:r>
@@ -8820,6 +8458,7 @@
                 <w:bCs/>
                 <w:sz w:val="24"/>
                 <w:szCs w:val="24"/>
+                <w:lang w:val="en-US"/>
               </w:rPr>
             </w:pPr>
             <w:r>
@@ -8838,28 +8477,9 @@
                 <w:bCs/>
                 <w:sz w:val="24"/>
                 <w:szCs w:val="24"/>
-              </w:rPr>
-              <w:t>&lt;/</w:t>
-            </w:r>
-            <w:proofErr w:type="spellStart"/>
-            <w:r>
-              <w:rPr>
-                <w:rFonts w:eastAsiaTheme="majorEastAsia"/>
-                <w:bCs/>
-                <w:sz w:val="24"/>
-                <w:szCs w:val="24"/>
-              </w:rPr>
-              <w:t>form</w:t>
-            </w:r>
-            <w:proofErr w:type="spellEnd"/>
-            <w:r>
-              <w:rPr>
-                <w:rFonts w:eastAsiaTheme="majorEastAsia"/>
-                <w:bCs/>
-                <w:sz w:val="24"/>
-                <w:szCs w:val="24"/>
-              </w:rPr>
-              <w:t>&gt;</w:t>
+                <w:lang w:val="en-US"/>
+              </w:rPr>
+              <w:t>&lt;/form&gt;</w:t>
             </w:r>
           </w:p>
           <w:p>
@@ -8880,6 +8500,7 @@
                 <w:bCs/>
                 <w:sz w:val="24"/>
                 <w:szCs w:val="24"/>
+                <w:lang w:val="en-US"/>
               </w:rPr>
               <w:t xml:space="preserve">  </w:t>
             </w:r>
@@ -9057,431 +8678,9 @@
             </w:pPr>
             <w:r>
               <w:rPr>
-                <w:rFonts w:eastAsiaTheme="majorEastAsia"/>
-                <w:bCs/>
-                <w:sz w:val="24"/>
-                <w:szCs w:val="24"/>
-                <w:lang w:val="en-US"/>
-              </w:rPr>
-              <w:t>&lt;meta name="format-detection" content="telephone=no"&gt;&lt;meta http-</w:t>
-            </w:r>
-            <w:proofErr w:type="spellStart"/>
-            <w:r>
-              <w:rPr>
-                <w:rFonts w:eastAsiaTheme="majorEastAsia"/>
-                <w:bCs/>
-                <w:sz w:val="24"/>
-                <w:szCs w:val="24"/>
-                <w:lang w:val="en-US"/>
-              </w:rPr>
-              <w:t>equiv</w:t>
-            </w:r>
-            <w:proofErr w:type="spellEnd"/>
-            <w:r>
-              <w:rPr>
-                <w:rFonts w:eastAsiaTheme="majorEastAsia"/>
-                <w:bCs/>
-                <w:sz w:val="24"/>
-                <w:szCs w:val="24"/>
-                <w:lang w:val="en-US"/>
-              </w:rPr>
-              <w:t>="x-</w:t>
-            </w:r>
-            <w:proofErr w:type="spellStart"/>
-            <w:r>
-              <w:rPr>
-                <w:rFonts w:eastAsiaTheme="majorEastAsia"/>
-                <w:bCs/>
-                <w:sz w:val="24"/>
-                <w:szCs w:val="24"/>
-                <w:lang w:val="en-US"/>
-              </w:rPr>
-              <w:t>dns</w:t>
-            </w:r>
-            <w:proofErr w:type="spellEnd"/>
-            <w:r>
-              <w:rPr>
-                <w:rFonts w:eastAsiaTheme="majorEastAsia"/>
-                <w:bCs/>
-                <w:sz w:val="24"/>
-                <w:szCs w:val="24"/>
-                <w:lang w:val="en-US"/>
-              </w:rPr>
-              <w:t>-</w:t>
-            </w:r>
-            <w:proofErr w:type="spellStart"/>
-            <w:r>
-              <w:rPr>
-                <w:rFonts w:eastAsiaTheme="majorEastAsia"/>
-                <w:bCs/>
-                <w:sz w:val="24"/>
-                <w:szCs w:val="24"/>
-                <w:lang w:val="en-US"/>
-              </w:rPr>
-              <w:t>prefetch</w:t>
-            </w:r>
-            <w:proofErr w:type="spellEnd"/>
-            <w:r>
-              <w:rPr>
-                <w:rFonts w:eastAsiaTheme="majorEastAsia"/>
-                <w:bCs/>
-                <w:sz w:val="24"/>
-                <w:szCs w:val="24"/>
-                <w:lang w:val="en-US"/>
-              </w:rPr>
-              <w:t xml:space="preserve">-control" content="on"&gt;&lt;link </w:t>
-            </w:r>
-            <w:proofErr w:type="spellStart"/>
-            <w:r>
-              <w:rPr>
-                <w:rFonts w:eastAsiaTheme="majorEastAsia"/>
-                <w:bCs/>
-                <w:sz w:val="24"/>
-                <w:szCs w:val="24"/>
-                <w:lang w:val="en-US"/>
-              </w:rPr>
-              <w:t>rel</w:t>
-            </w:r>
-            <w:proofErr w:type="spellEnd"/>
-            <w:r>
-              <w:rPr>
-                <w:rFonts w:eastAsiaTheme="majorEastAsia"/>
-                <w:bCs/>
-                <w:sz w:val="24"/>
-                <w:szCs w:val="24"/>
-                <w:lang w:val="en-US"/>
-              </w:rPr>
-              <w:t>="</w:t>
-            </w:r>
-            <w:proofErr w:type="spellStart"/>
-            <w:r>
-              <w:rPr>
-                <w:rFonts w:eastAsiaTheme="majorEastAsia"/>
-                <w:bCs/>
-                <w:sz w:val="24"/>
-                <w:szCs w:val="24"/>
-                <w:lang w:val="en-US"/>
-              </w:rPr>
-              <w:t>dns-prefetch</w:t>
-            </w:r>
-            <w:proofErr w:type="spellEnd"/>
-            <w:r>
-              <w:rPr>
-                <w:rFonts w:eastAsiaTheme="majorEastAsia"/>
-                <w:bCs/>
-                <w:sz w:val="24"/>
-                <w:szCs w:val="24"/>
-                <w:lang w:val="en-US"/>
-              </w:rPr>
-              <w:t xml:space="preserve">" </w:t>
-            </w:r>
-            <w:proofErr w:type="spellStart"/>
-            <w:r>
-              <w:rPr>
-                <w:rFonts w:eastAsiaTheme="majorEastAsia"/>
-                <w:bCs/>
-                <w:sz w:val="24"/>
-                <w:szCs w:val="24"/>
-                <w:lang w:val="en-US"/>
-              </w:rPr>
-              <w:t>href</w:t>
-            </w:r>
-            <w:proofErr w:type="spellEnd"/>
-            <w:r>
-              <w:rPr>
-                <w:rFonts w:eastAsiaTheme="majorEastAsia"/>
-                <w:bCs/>
-                <w:sz w:val="24"/>
-                <w:szCs w:val="24"/>
-                <w:lang w:val="en-US"/>
-              </w:rPr>
-              <w:t xml:space="preserve">="https://ws.tildacdn.com"&gt;&lt;link </w:t>
-            </w:r>
-            <w:proofErr w:type="spellStart"/>
-            <w:r>
-              <w:rPr>
-                <w:rFonts w:eastAsiaTheme="majorEastAsia"/>
-                <w:bCs/>
-                <w:sz w:val="24"/>
-                <w:szCs w:val="24"/>
-                <w:lang w:val="en-US"/>
-              </w:rPr>
-              <w:t>rel</w:t>
-            </w:r>
-            <w:proofErr w:type="spellEnd"/>
-            <w:r>
-              <w:rPr>
-                <w:rFonts w:eastAsiaTheme="majorEastAsia"/>
-                <w:bCs/>
-                <w:sz w:val="24"/>
-                <w:szCs w:val="24"/>
-                <w:lang w:val="en-US"/>
-              </w:rPr>
-              <w:t>="</w:t>
-            </w:r>
-            <w:proofErr w:type="spellStart"/>
-            <w:r>
-              <w:rPr>
-                <w:rFonts w:eastAsiaTheme="majorEastAsia"/>
-                <w:bCs/>
-                <w:sz w:val="24"/>
-                <w:szCs w:val="24"/>
-                <w:lang w:val="en-US"/>
-              </w:rPr>
-              <w:t>dns-prefetch</w:t>
-            </w:r>
-            <w:proofErr w:type="spellEnd"/>
-            <w:r>
-              <w:rPr>
-                <w:rFonts w:eastAsiaTheme="majorEastAsia"/>
-                <w:bCs/>
-                <w:sz w:val="24"/>
-                <w:szCs w:val="24"/>
-                <w:lang w:val="en-US"/>
-              </w:rPr>
-              <w:t xml:space="preserve">" </w:t>
-            </w:r>
-            <w:proofErr w:type="spellStart"/>
-            <w:r>
-              <w:rPr>
-                <w:rFonts w:eastAsiaTheme="majorEastAsia"/>
-                <w:bCs/>
-                <w:sz w:val="24"/>
-                <w:szCs w:val="24"/>
-                <w:lang w:val="en-US"/>
-              </w:rPr>
-              <w:t>href</w:t>
-            </w:r>
-            <w:proofErr w:type="spellEnd"/>
-            <w:r>
-              <w:rPr>
-                <w:rFonts w:eastAsiaTheme="majorEastAsia"/>
-                <w:bCs/>
-                <w:sz w:val="24"/>
-                <w:szCs w:val="24"/>
-                <w:lang w:val="en-US"/>
-              </w:rPr>
-              <w:t xml:space="preserve">="https://static.tildacdn.com"&gt;&lt;link </w:t>
-            </w:r>
-            <w:proofErr w:type="spellStart"/>
-            <w:r>
-              <w:rPr>
-                <w:rFonts w:eastAsiaTheme="majorEastAsia"/>
-                <w:bCs/>
-                <w:sz w:val="24"/>
-                <w:szCs w:val="24"/>
-                <w:lang w:val="en-US"/>
-              </w:rPr>
-              <w:t>rel</w:t>
-            </w:r>
-            <w:proofErr w:type="spellEnd"/>
-            <w:r>
-              <w:rPr>
-                <w:rFonts w:eastAsiaTheme="majorEastAsia"/>
-                <w:bCs/>
-                <w:sz w:val="24"/>
-                <w:szCs w:val="24"/>
-                <w:lang w:val="en-US"/>
-              </w:rPr>
-              <w:t xml:space="preserve">="shortcut icon" </w:t>
-            </w:r>
-            <w:proofErr w:type="spellStart"/>
-            <w:r>
-              <w:rPr>
-                <w:rFonts w:eastAsiaTheme="majorEastAsia"/>
-                <w:bCs/>
-                <w:sz w:val="24"/>
-                <w:szCs w:val="24"/>
-                <w:lang w:val="en-US"/>
-              </w:rPr>
-              <w:t>href</w:t>
-            </w:r>
-            <w:proofErr w:type="spellEnd"/>
-            <w:r>
-              <w:rPr>
-                <w:rFonts w:eastAsiaTheme="majorEastAsia"/>
-                <w:bCs/>
-                <w:sz w:val="24"/>
-                <w:szCs w:val="24"/>
-                <w:lang w:val="en-US"/>
-              </w:rPr>
-              <w:t xml:space="preserve">="tild3064-3939-4465-b564-356263623532/favicon.ico" type="image/x-icon"&gt;&lt;link </w:t>
-            </w:r>
-            <w:proofErr w:type="spellStart"/>
-            <w:r>
-              <w:rPr>
-                <w:rFonts w:eastAsiaTheme="majorEastAsia"/>
-                <w:bCs/>
-                <w:sz w:val="24"/>
-                <w:szCs w:val="24"/>
-                <w:lang w:val="en-US"/>
-              </w:rPr>
-              <w:t>rel</w:t>
-            </w:r>
-            <w:proofErr w:type="spellEnd"/>
-            <w:r>
-              <w:rPr>
-                <w:rFonts w:eastAsiaTheme="majorEastAsia"/>
-                <w:bCs/>
-                <w:sz w:val="24"/>
-                <w:szCs w:val="24"/>
-                <w:lang w:val="en-US"/>
-              </w:rPr>
-              <w:t xml:space="preserve">="apple-touch-icon" </w:t>
-            </w:r>
-            <w:proofErr w:type="spellStart"/>
-            <w:r>
-              <w:rPr>
-                <w:rFonts w:eastAsiaTheme="majorEastAsia"/>
-                <w:bCs/>
-                <w:sz w:val="24"/>
-                <w:szCs w:val="24"/>
-                <w:lang w:val="en-US"/>
-              </w:rPr>
-              <w:t>href</w:t>
-            </w:r>
-            <w:proofErr w:type="spellEnd"/>
-            <w:r>
-              <w:rPr>
-                <w:rFonts w:eastAsiaTheme="majorEastAsia"/>
-                <w:bCs/>
-                <w:sz w:val="24"/>
-                <w:szCs w:val="24"/>
-                <w:lang w:val="en-US"/>
-              </w:rPr>
-              <w:t xml:space="preserve">="tild3864-3534-4230-b534-626262303365/Group_32.png"&gt;&lt;link </w:t>
-            </w:r>
-            <w:proofErr w:type="spellStart"/>
-            <w:r>
-              <w:rPr>
-                <w:rFonts w:eastAsiaTheme="majorEastAsia"/>
-                <w:bCs/>
-                <w:sz w:val="24"/>
-                <w:szCs w:val="24"/>
-                <w:lang w:val="en-US"/>
-              </w:rPr>
-              <w:t>rel</w:t>
-            </w:r>
-            <w:proofErr w:type="spellEnd"/>
-            <w:r>
-              <w:rPr>
-                <w:rFonts w:eastAsiaTheme="majorEastAsia"/>
-                <w:bCs/>
-                <w:sz w:val="24"/>
-                <w:szCs w:val="24"/>
-                <w:lang w:val="en-US"/>
-              </w:rPr>
-              <w:t xml:space="preserve">="apple-touch-icon" sizes="76x76" </w:t>
-            </w:r>
-            <w:proofErr w:type="spellStart"/>
-            <w:r>
-              <w:rPr>
-                <w:rFonts w:eastAsiaTheme="majorEastAsia"/>
-                <w:bCs/>
-                <w:sz w:val="24"/>
-                <w:szCs w:val="24"/>
-                <w:lang w:val="en-US"/>
-              </w:rPr>
-              <w:t>href</w:t>
-            </w:r>
-            <w:proofErr w:type="spellEnd"/>
-            <w:r>
-              <w:rPr>
-                <w:rFonts w:eastAsiaTheme="majorEastAsia"/>
-                <w:bCs/>
-                <w:sz w:val="24"/>
-                <w:szCs w:val="24"/>
-                <w:lang w:val="en-US"/>
-              </w:rPr>
-              <w:t xml:space="preserve">="tild3864-3534-4230-b534-626262303365/Group_32.png"&gt;&lt;link </w:t>
-            </w:r>
-            <w:proofErr w:type="spellStart"/>
-            <w:r>
-              <w:rPr>
-                <w:rFonts w:eastAsiaTheme="majorEastAsia"/>
-                <w:bCs/>
-                <w:sz w:val="24"/>
-                <w:szCs w:val="24"/>
-                <w:lang w:val="en-US"/>
-              </w:rPr>
-              <w:t>rel</w:t>
-            </w:r>
-            <w:proofErr w:type="spellEnd"/>
-            <w:r>
-              <w:rPr>
-                <w:rFonts w:eastAsiaTheme="majorEastAsia"/>
-                <w:bCs/>
-                <w:sz w:val="24"/>
-                <w:szCs w:val="24"/>
-                <w:lang w:val="en-US"/>
-              </w:rPr>
-              <w:t xml:space="preserve">="apple-touch-icon" sizes="152x152" </w:t>
-            </w:r>
-            <w:proofErr w:type="spellStart"/>
-            <w:r>
-              <w:rPr>
-                <w:rFonts w:eastAsiaTheme="majorEastAsia"/>
-                <w:bCs/>
-                <w:sz w:val="24"/>
-                <w:szCs w:val="24"/>
-                <w:lang w:val="en-US"/>
-              </w:rPr>
-              <w:t>href</w:t>
-            </w:r>
-            <w:proofErr w:type="spellEnd"/>
-            <w:r>
-              <w:rPr>
-                <w:rFonts w:eastAsiaTheme="majorEastAsia"/>
-                <w:bCs/>
-                <w:sz w:val="24"/>
-                <w:szCs w:val="24"/>
-                <w:lang w:val="en-US"/>
-              </w:rPr>
-              <w:t xml:space="preserve">="tild3864-3534-4230-b534-626262303365/Group_32.png"&gt;&lt;link </w:t>
-            </w:r>
-            <w:proofErr w:type="spellStart"/>
-            <w:r>
-              <w:rPr>
-                <w:rFonts w:eastAsiaTheme="majorEastAsia"/>
-                <w:bCs/>
-                <w:sz w:val="24"/>
-                <w:szCs w:val="24"/>
-                <w:lang w:val="en-US"/>
-              </w:rPr>
-              <w:t>rel</w:t>
-            </w:r>
-            <w:proofErr w:type="spellEnd"/>
-            <w:r>
-              <w:rPr>
-                <w:rFonts w:eastAsiaTheme="majorEastAsia"/>
-                <w:bCs/>
-                <w:sz w:val="24"/>
-                <w:szCs w:val="24"/>
-                <w:lang w:val="en-US"/>
-              </w:rPr>
-              <w:t xml:space="preserve">="apple-touch-startup-image" </w:t>
-            </w:r>
-            <w:proofErr w:type="spellStart"/>
-            <w:r>
-              <w:rPr>
-                <w:rFonts w:eastAsiaTheme="majorEastAsia"/>
-                <w:bCs/>
-                <w:sz w:val="24"/>
-                <w:szCs w:val="24"/>
-                <w:lang w:val="en-US"/>
-              </w:rPr>
-              <w:t>href</w:t>
-            </w:r>
-            <w:proofErr w:type="spellEnd"/>
-            <w:r>
-              <w:rPr>
-                <w:rFonts w:eastAsiaTheme="majorEastAsia"/>
-                <w:bCs/>
-                <w:sz w:val="24"/>
-                <w:szCs w:val="24"/>
-                <w:lang w:val="en-US"/>
-              </w:rPr>
-              <w:t>="tild3864-3534-4230-b534-626262303365/Group_32.png"</w:t>
+                <w:lang w:val="en-US"/>
+              </w:rPr>
+              <w:t xml:space="preserve">  &lt;meta name="viewport" content="width=device-width, initial-scale=1.0"&gt;</w:t>
             </w:r>
           </w:p>
         </w:tc>
@@ -10150,1091 +9349,57 @@
           <w:p>
             <w:pPr>
               <w:pStyle w:val="a7"/>
-              <w:rPr>
-                <w:rFonts w:eastAsiaTheme="majorEastAsia"/>
-                <w:bCs/>
-                <w:sz w:val="24"/>
-                <w:szCs w:val="24"/>
-                <w:lang w:val="en-US"/>
+              <w:ind w:left="0"/>
+              <w:rPr>
+                <w:rFonts w:eastAsiaTheme="majorEastAsia"/>
+                <w:bCs/>
+                <w:sz w:val="24"/>
+                <w:szCs w:val="24"/>
               </w:rPr>
             </w:pPr>
             <w:r>
-              <w:rPr>
-                <w:rFonts w:eastAsiaTheme="majorEastAsia"/>
-                <w:bCs/>
-                <w:sz w:val="24"/>
-                <w:szCs w:val="24"/>
-                <w:lang w:val="en-US"/>
-              </w:rPr>
-              <w:t xml:space="preserve">&lt;script </w:t>
+              <w:t xml:space="preserve">  &lt;</w:t>
             </w:r>
             <w:proofErr w:type="spellStart"/>
             <w:r>
-              <w:rPr>
-                <w:rFonts w:eastAsiaTheme="majorEastAsia"/>
-                <w:bCs/>
-                <w:sz w:val="24"/>
-                <w:szCs w:val="24"/>
-                <w:lang w:val="en-US"/>
-              </w:rPr>
-              <w:t>src</w:t>
+              <w:t>link</w:t>
             </w:r>
             <w:proofErr w:type="spellEnd"/>
             <w:r>
-              <w:rPr>
-                <w:rFonts w:eastAsiaTheme="majorEastAsia"/>
-                <w:bCs/>
-                <w:sz w:val="24"/>
-                <w:szCs w:val="24"/>
-                <w:lang w:val="en-US"/>
-              </w:rPr>
+              <w:t xml:space="preserve"> href="https://cdn.jsdelivr.net/npm/bootstrap@5.0.2/dist/css/bootstrap.min.css" </w:t>
+            </w:r>
+            <w:proofErr w:type="spellStart"/>
+            <w:r>
+              <w:t>rel</w:t>
+            </w:r>
+            <w:proofErr w:type="spellEnd"/>
+            <w:r>
               <w:t>="</w:t>
             </w:r>
             <w:proofErr w:type="spellStart"/>
             <w:r>
-              <w:rPr>
-                <w:rFonts w:eastAsiaTheme="majorEastAsia"/>
-                <w:bCs/>
-                <w:sz w:val="24"/>
-                <w:szCs w:val="24"/>
-                <w:lang w:val="en-US"/>
-              </w:rPr>
-              <w:t>js</w:t>
+              <w:t>stylesheet</w:t>
             </w:r>
             <w:proofErr w:type="spellEnd"/>
             <w:r>
-              <w:rPr>
-                <w:rFonts w:eastAsiaTheme="majorEastAsia"/>
-                <w:bCs/>
-                <w:sz w:val="24"/>
-                <w:szCs w:val="24"/>
-                <w:lang w:val="en-US"/>
-              </w:rPr>
-              <w:t>/</w:t>
+              <w:t xml:space="preserve">" integrity="sha384-EVSTQN3/azprG1Anm3QDgpJLIm9Nao0Yz1ztcQTwFspd3yD65VohhpuuCOmLASjC" </w:t>
             </w:r>
             <w:proofErr w:type="spellStart"/>
             <w:r>
-              <w:rPr>
-                <w:rFonts w:eastAsiaTheme="majorEastAsia"/>
-                <w:bCs/>
-                <w:sz w:val="24"/>
-                <w:szCs w:val="24"/>
-                <w:lang w:val="en-US"/>
-              </w:rPr>
-              <w:t>tilda</w:t>
+              <w:t>crossorigin</w:t>
             </w:r>
             <w:proofErr w:type="spellEnd"/>
             <w:r>
-              <w:rPr>
-                <w:rFonts w:eastAsiaTheme="majorEastAsia"/>
-                <w:bCs/>
-                <w:sz w:val="24"/>
-                <w:szCs w:val="24"/>
-                <w:lang w:val="en-US"/>
-              </w:rPr>
-              <w:t>-fallback</w:t>
-            </w:r>
-            <w:r>
-              <w:rPr>
-                <w:rFonts w:eastAsiaTheme="majorEastAsia"/>
-                <w:bCs/>
-                <w:sz w:val="24"/>
-                <w:szCs w:val="24"/>
-                <w:lang w:val="en-US"/>
-              </w:rPr>
-              <w:t xml:space="preserve"> </w:t>
-            </w:r>
-            <w:r>
-              <w:rPr>
-                <w:rFonts w:eastAsiaTheme="majorEastAsia"/>
-                <w:bCs/>
-                <w:sz w:val="24"/>
-                <w:szCs w:val="24"/>
-                <w:lang w:val="en-US"/>
-              </w:rPr>
-              <w:t xml:space="preserve">1.0.min.js" </w:t>
+              <w:t>="</w:t>
             </w:r>
             <w:proofErr w:type="spellStart"/>
             <w:r>
-              <w:rPr>
-                <w:rFonts w:eastAsiaTheme="majorEastAsia"/>
-                <w:bCs/>
-                <w:sz w:val="24"/>
-                <w:szCs w:val="24"/>
-                <w:lang w:val="en-US"/>
-              </w:rPr>
-              <w:t>async</w:t>
+              <w:t>anonymous</w:t>
             </w:r>
             <w:proofErr w:type="spellEnd"/>
             <w:r>
-              <w:rPr>
-                <w:rFonts w:eastAsiaTheme="majorEastAsia"/>
-                <w:bCs/>
-                <w:sz w:val="24"/>
-                <w:szCs w:val="24"/>
-                <w:lang w:val="en-US"/>
-              </w:rPr>
-              <w:t xml:space="preserve">="" charset="utf-8"&gt;&lt;/script&gt;&lt;link </w:t>
-            </w:r>
-            <w:proofErr w:type="spellStart"/>
-            <w:r>
-              <w:rPr>
-                <w:rFonts w:eastAsiaTheme="majorEastAsia"/>
-                <w:bCs/>
-                <w:sz w:val="24"/>
-                <w:szCs w:val="24"/>
-                <w:lang w:val="en-US"/>
-              </w:rPr>
-              <w:t>rel</w:t>
-            </w:r>
-            <w:proofErr w:type="spellEnd"/>
-            <w:r>
-              <w:rPr>
-                <w:rFonts w:eastAsiaTheme="majorEastAsia"/>
-                <w:bCs/>
-                <w:sz w:val="24"/>
-                <w:szCs w:val="24"/>
-                <w:lang w:val="en-US"/>
-              </w:rPr>
-              <w:t xml:space="preserve">="stylesheet" </w:t>
-            </w:r>
-            <w:proofErr w:type="spellStart"/>
-            <w:r>
-              <w:rPr>
-                <w:rFonts w:eastAsiaTheme="majorEastAsia"/>
-                <w:bCs/>
-                <w:sz w:val="24"/>
-                <w:szCs w:val="24"/>
-                <w:lang w:val="en-US"/>
-              </w:rPr>
-              <w:t>href</w:t>
-            </w:r>
-            <w:proofErr w:type="spellEnd"/>
-            <w:r>
-              <w:rPr>
-                <w:rFonts w:eastAsiaTheme="majorEastAsia"/>
-                <w:bCs/>
-                <w:sz w:val="24"/>
-                <w:szCs w:val="24"/>
-                <w:lang w:val="en-US"/>
-              </w:rPr>
-              <w:t>="</w:t>
-            </w:r>
-            <w:proofErr w:type="spellStart"/>
-            <w:r>
-              <w:rPr>
-                <w:rFonts w:eastAsiaTheme="majorEastAsia"/>
-                <w:bCs/>
-                <w:sz w:val="24"/>
-                <w:szCs w:val="24"/>
-                <w:lang w:val="en-US"/>
-              </w:rPr>
-              <w:t>css</w:t>
-            </w:r>
-            <w:proofErr w:type="spellEnd"/>
-            <w:r>
-              <w:rPr>
-                <w:rFonts w:eastAsiaTheme="majorEastAsia"/>
-                <w:bCs/>
-                <w:sz w:val="24"/>
-                <w:szCs w:val="24"/>
-                <w:lang w:val="en-US"/>
-              </w:rPr>
-              <w:t>/tilda-grid-3.0.min.css" type="text/</w:t>
-            </w:r>
-            <w:proofErr w:type="spellStart"/>
-            <w:r>
-              <w:rPr>
-                <w:rFonts w:eastAsiaTheme="majorEastAsia"/>
-                <w:bCs/>
-                <w:sz w:val="24"/>
-                <w:szCs w:val="24"/>
-                <w:lang w:val="en-US"/>
-              </w:rPr>
-              <w:t>css</w:t>
-            </w:r>
-            <w:proofErr w:type="spellEnd"/>
-            <w:r>
-              <w:rPr>
-                <w:rFonts w:eastAsiaTheme="majorEastAsia"/>
-                <w:bCs/>
-                <w:sz w:val="24"/>
-                <w:szCs w:val="24"/>
-                <w:lang w:val="en-US"/>
-              </w:rPr>
-              <w:t xml:space="preserve">" media="all" </w:t>
-            </w:r>
-            <w:proofErr w:type="spellStart"/>
-            <w:r>
-              <w:rPr>
-                <w:rFonts w:eastAsiaTheme="majorEastAsia"/>
-                <w:bCs/>
-                <w:sz w:val="24"/>
-                <w:szCs w:val="24"/>
-                <w:lang w:val="en-US"/>
-              </w:rPr>
-              <w:t>onerror</w:t>
-            </w:r>
-            <w:proofErr w:type="spellEnd"/>
-            <w:r>
-              <w:rPr>
-                <w:rFonts w:eastAsiaTheme="majorEastAsia"/>
-                <w:bCs/>
-                <w:sz w:val="24"/>
-                <w:szCs w:val="24"/>
-                <w:lang w:val="en-US"/>
-              </w:rPr>
-              <w:t>="</w:t>
-            </w:r>
-            <w:proofErr w:type="spellStart"/>
-            <w:r>
-              <w:rPr>
-                <w:rFonts w:eastAsiaTheme="majorEastAsia"/>
-                <w:bCs/>
-                <w:sz w:val="24"/>
-                <w:szCs w:val="24"/>
-                <w:lang w:val="en-US"/>
-              </w:rPr>
-              <w:t>this.loaderr</w:t>
-            </w:r>
-            <w:proofErr w:type="spellEnd"/>
-            <w:r>
-              <w:rPr>
-                <w:rFonts w:eastAsiaTheme="majorEastAsia"/>
-                <w:bCs/>
-                <w:sz w:val="24"/>
-                <w:szCs w:val="24"/>
-                <w:lang w:val="en-US"/>
-              </w:rPr>
-              <w:t xml:space="preserve">='y';"&gt;&lt;link </w:t>
-            </w:r>
-            <w:proofErr w:type="spellStart"/>
-            <w:r>
-              <w:rPr>
-                <w:rFonts w:eastAsiaTheme="majorEastAsia"/>
-                <w:bCs/>
-                <w:sz w:val="24"/>
-                <w:szCs w:val="24"/>
-                <w:lang w:val="en-US"/>
-              </w:rPr>
-              <w:t>rel</w:t>
-            </w:r>
-            <w:proofErr w:type="spellEnd"/>
-            <w:r>
-              <w:rPr>
-                <w:rFonts w:eastAsiaTheme="majorEastAsia"/>
-                <w:bCs/>
-                <w:sz w:val="24"/>
-                <w:szCs w:val="24"/>
-                <w:lang w:val="en-US"/>
-              </w:rPr>
-              <w:t>="stylesheet" href="ws/project6250540/tilda-blocks-page31256435.min.css?t=1717677253" type="text/</w:t>
-            </w:r>
-            <w:proofErr w:type="spellStart"/>
-            <w:r>
-              <w:rPr>
-                <w:rFonts w:eastAsiaTheme="majorEastAsia"/>
-                <w:bCs/>
-                <w:sz w:val="24"/>
-                <w:szCs w:val="24"/>
-                <w:lang w:val="en-US"/>
-              </w:rPr>
-              <w:t>css</w:t>
-            </w:r>
-            <w:proofErr w:type="spellEnd"/>
-            <w:r>
-              <w:rPr>
-                <w:rFonts w:eastAsiaTheme="majorEastAsia"/>
-                <w:bCs/>
-                <w:sz w:val="24"/>
-                <w:szCs w:val="24"/>
-                <w:lang w:val="en-US"/>
-              </w:rPr>
-              <w:t xml:space="preserve">" media="all" </w:t>
-            </w:r>
-            <w:proofErr w:type="spellStart"/>
-            <w:r>
-              <w:rPr>
-                <w:rFonts w:eastAsiaTheme="majorEastAsia"/>
-                <w:bCs/>
-                <w:sz w:val="24"/>
-                <w:szCs w:val="24"/>
-                <w:lang w:val="en-US"/>
-              </w:rPr>
-              <w:t>onerror</w:t>
-            </w:r>
-            <w:proofErr w:type="spellEnd"/>
-            <w:r>
-              <w:rPr>
-                <w:rFonts w:eastAsiaTheme="majorEastAsia"/>
-                <w:bCs/>
-                <w:sz w:val="24"/>
-                <w:szCs w:val="24"/>
-                <w:lang w:val="en-US"/>
-              </w:rPr>
-              <w:t>="</w:t>
-            </w:r>
-            <w:proofErr w:type="spellStart"/>
-            <w:r>
-              <w:rPr>
-                <w:rFonts w:eastAsiaTheme="majorEastAsia"/>
-                <w:bCs/>
-                <w:sz w:val="24"/>
-                <w:szCs w:val="24"/>
-                <w:lang w:val="en-US"/>
-              </w:rPr>
-              <w:t>this.loaderr</w:t>
-            </w:r>
-            <w:proofErr w:type="spellEnd"/>
-            <w:r>
-              <w:rPr>
-                <w:rFonts w:eastAsiaTheme="majorEastAsia"/>
-                <w:bCs/>
-                <w:sz w:val="24"/>
-                <w:szCs w:val="24"/>
-                <w:lang w:val="en-US"/>
-              </w:rPr>
-              <w:t xml:space="preserve">='y';"&gt;&lt;link </w:t>
-            </w:r>
-            <w:proofErr w:type="spellStart"/>
-            <w:r>
-              <w:rPr>
-                <w:rFonts w:eastAsiaTheme="majorEastAsia"/>
-                <w:bCs/>
-                <w:sz w:val="24"/>
-                <w:szCs w:val="24"/>
-                <w:lang w:val="en-US"/>
-              </w:rPr>
-              <w:t>rel</w:t>
-            </w:r>
-            <w:proofErr w:type="spellEnd"/>
-            <w:r>
-              <w:rPr>
-                <w:rFonts w:eastAsiaTheme="majorEastAsia"/>
-                <w:bCs/>
-                <w:sz w:val="24"/>
-                <w:szCs w:val="24"/>
-                <w:lang w:val="en-US"/>
-              </w:rPr>
-              <w:t xml:space="preserve">="stylesheet" </w:t>
-            </w:r>
-            <w:proofErr w:type="spellStart"/>
-            <w:r>
-              <w:rPr>
-                <w:rFonts w:eastAsiaTheme="majorEastAsia"/>
-                <w:bCs/>
-                <w:sz w:val="24"/>
-                <w:szCs w:val="24"/>
-                <w:lang w:val="en-US"/>
-              </w:rPr>
-              <w:t>href</w:t>
-            </w:r>
-            <w:proofErr w:type="spellEnd"/>
-            <w:r>
-              <w:rPr>
-                <w:rFonts w:eastAsiaTheme="majorEastAsia"/>
-                <w:bCs/>
-                <w:sz w:val="24"/>
-                <w:szCs w:val="24"/>
-                <w:lang w:val="en-US"/>
-              </w:rPr>
-              <w:t>="</w:t>
-            </w:r>
-            <w:proofErr w:type="spellStart"/>
-            <w:r>
-              <w:rPr>
-                <w:rFonts w:eastAsiaTheme="majorEastAsia"/>
-                <w:bCs/>
-                <w:sz w:val="24"/>
-                <w:szCs w:val="24"/>
-                <w:lang w:val="en-US"/>
-              </w:rPr>
-              <w:t>css</w:t>
-            </w:r>
-            <w:proofErr w:type="spellEnd"/>
-            <w:r>
-              <w:rPr>
-                <w:rFonts w:eastAsiaTheme="majorEastAsia"/>
-                <w:bCs/>
-                <w:sz w:val="24"/>
-                <w:szCs w:val="24"/>
-                <w:lang w:val="en-US"/>
-              </w:rPr>
-              <w:t>/highlight.min.css" type="text/</w:t>
-            </w:r>
-            <w:proofErr w:type="spellStart"/>
-            <w:r>
-              <w:rPr>
-                <w:rFonts w:eastAsiaTheme="majorEastAsia"/>
-                <w:bCs/>
-                <w:sz w:val="24"/>
-                <w:szCs w:val="24"/>
-                <w:lang w:val="en-US"/>
-              </w:rPr>
-              <w:t>css</w:t>
-            </w:r>
-            <w:proofErr w:type="spellEnd"/>
-            <w:r>
-              <w:rPr>
-                <w:rFonts w:eastAsiaTheme="majorEastAsia"/>
-                <w:bCs/>
-                <w:sz w:val="24"/>
-                <w:szCs w:val="24"/>
-                <w:lang w:val="en-US"/>
-              </w:rPr>
-              <w:t xml:space="preserve">" media="all" </w:t>
-            </w:r>
-            <w:proofErr w:type="spellStart"/>
-            <w:r>
-              <w:rPr>
-                <w:rFonts w:eastAsiaTheme="majorEastAsia"/>
-                <w:bCs/>
-                <w:sz w:val="24"/>
-                <w:szCs w:val="24"/>
-                <w:lang w:val="en-US"/>
-              </w:rPr>
-              <w:t>onerror</w:t>
-            </w:r>
-            <w:proofErr w:type="spellEnd"/>
-            <w:r>
-              <w:rPr>
-                <w:rFonts w:eastAsiaTheme="majorEastAsia"/>
-                <w:bCs/>
-                <w:sz w:val="24"/>
-                <w:szCs w:val="24"/>
-                <w:lang w:val="en-US"/>
-              </w:rPr>
-              <w:t>="</w:t>
-            </w:r>
-            <w:proofErr w:type="spellStart"/>
-            <w:r>
-              <w:rPr>
-                <w:rFonts w:eastAsiaTheme="majorEastAsia"/>
-                <w:bCs/>
-                <w:sz w:val="24"/>
-                <w:szCs w:val="24"/>
-                <w:lang w:val="en-US"/>
-              </w:rPr>
-              <w:t>this.loaderr</w:t>
-            </w:r>
-            <w:proofErr w:type="spellEnd"/>
-            <w:r>
-              <w:rPr>
-                <w:rFonts w:eastAsiaTheme="majorEastAsia"/>
-                <w:bCs/>
-                <w:sz w:val="24"/>
-                <w:szCs w:val="24"/>
-                <w:lang w:val="en-US"/>
-              </w:rPr>
-              <w:t xml:space="preserve">='y';"&gt;&lt;link </w:t>
-            </w:r>
-            <w:proofErr w:type="spellStart"/>
-            <w:r>
-              <w:rPr>
-                <w:rFonts w:eastAsiaTheme="majorEastAsia"/>
-                <w:bCs/>
-                <w:sz w:val="24"/>
-                <w:szCs w:val="24"/>
-                <w:lang w:val="en-US"/>
-              </w:rPr>
-              <w:t>rel</w:t>
-            </w:r>
-            <w:proofErr w:type="spellEnd"/>
-            <w:r>
-              <w:rPr>
-                <w:rFonts w:eastAsiaTheme="majorEastAsia"/>
-                <w:bCs/>
-                <w:sz w:val="24"/>
-                <w:szCs w:val="24"/>
-                <w:lang w:val="en-US"/>
-              </w:rPr>
-              <w:t xml:space="preserve">="stylesheet" </w:t>
-            </w:r>
-            <w:proofErr w:type="spellStart"/>
-            <w:r>
-              <w:rPr>
-                <w:rFonts w:eastAsiaTheme="majorEastAsia"/>
-                <w:bCs/>
-                <w:sz w:val="24"/>
-                <w:szCs w:val="24"/>
-                <w:lang w:val="en-US"/>
-              </w:rPr>
-              <w:t>href</w:t>
-            </w:r>
-            <w:proofErr w:type="spellEnd"/>
-            <w:r>
-              <w:rPr>
-                <w:rFonts w:eastAsiaTheme="majorEastAsia"/>
-                <w:bCs/>
-                <w:sz w:val="24"/>
-                <w:szCs w:val="24"/>
-                <w:lang w:val="en-US"/>
-              </w:rPr>
-              <w:t>="</w:t>
-            </w:r>
-            <w:proofErr w:type="spellStart"/>
-            <w:r>
-              <w:rPr>
-                <w:rFonts w:eastAsiaTheme="majorEastAsia"/>
-                <w:bCs/>
-                <w:sz w:val="24"/>
-                <w:szCs w:val="24"/>
-                <w:lang w:val="en-US"/>
-              </w:rPr>
-              <w:t>css</w:t>
-            </w:r>
-            <w:proofErr w:type="spellEnd"/>
-            <w:r>
-              <w:rPr>
-                <w:rFonts w:eastAsiaTheme="majorEastAsia"/>
-                <w:bCs/>
-                <w:sz w:val="24"/>
-                <w:szCs w:val="24"/>
-                <w:lang w:val="en-US"/>
-              </w:rPr>
-              <w:t>/tilda-popup-1.1.min.css" type="text/</w:t>
-            </w:r>
-            <w:proofErr w:type="spellStart"/>
-            <w:r>
-              <w:rPr>
-                <w:rFonts w:eastAsiaTheme="majorEastAsia"/>
-                <w:bCs/>
-                <w:sz w:val="24"/>
-                <w:szCs w:val="24"/>
-                <w:lang w:val="en-US"/>
-              </w:rPr>
-              <w:t>css</w:t>
-            </w:r>
-            <w:proofErr w:type="spellEnd"/>
-            <w:r>
-              <w:rPr>
-                <w:rFonts w:eastAsiaTheme="majorEastAsia"/>
-                <w:bCs/>
-                <w:sz w:val="24"/>
-                <w:szCs w:val="24"/>
-                <w:lang w:val="en-US"/>
-              </w:rPr>
-              <w:t xml:space="preserve">" media="print" </w:t>
-            </w:r>
-            <w:proofErr w:type="spellStart"/>
-            <w:r>
-              <w:rPr>
-                <w:rFonts w:eastAsiaTheme="majorEastAsia"/>
-                <w:bCs/>
-                <w:sz w:val="24"/>
-                <w:szCs w:val="24"/>
-                <w:lang w:val="en-US"/>
-              </w:rPr>
-              <w:t>onload</w:t>
-            </w:r>
-            <w:proofErr w:type="spellEnd"/>
-            <w:r>
-              <w:rPr>
-                <w:rFonts w:eastAsiaTheme="majorEastAsia"/>
-                <w:bCs/>
-                <w:sz w:val="24"/>
-                <w:szCs w:val="24"/>
-                <w:lang w:val="en-US"/>
-              </w:rPr>
-              <w:t>="</w:t>
-            </w:r>
-            <w:proofErr w:type="spellStart"/>
-            <w:r>
-              <w:rPr>
-                <w:rFonts w:eastAsiaTheme="majorEastAsia"/>
-                <w:bCs/>
-                <w:sz w:val="24"/>
-                <w:szCs w:val="24"/>
-                <w:lang w:val="en-US"/>
-              </w:rPr>
-              <w:t>this.media</w:t>
-            </w:r>
-            <w:proofErr w:type="spellEnd"/>
-            <w:r>
-              <w:rPr>
-                <w:rFonts w:eastAsiaTheme="majorEastAsia"/>
-                <w:bCs/>
-                <w:sz w:val="24"/>
-                <w:szCs w:val="24"/>
-                <w:lang w:val="en-US"/>
-              </w:rPr>
-              <w:t xml:space="preserve">='all';" </w:t>
-            </w:r>
-            <w:proofErr w:type="spellStart"/>
-            <w:r>
-              <w:rPr>
-                <w:rFonts w:eastAsiaTheme="majorEastAsia"/>
-                <w:bCs/>
-                <w:sz w:val="24"/>
-                <w:szCs w:val="24"/>
-                <w:lang w:val="en-US"/>
-              </w:rPr>
-              <w:t>onerror</w:t>
-            </w:r>
-            <w:proofErr w:type="spellEnd"/>
-            <w:r>
-              <w:rPr>
-                <w:rFonts w:eastAsiaTheme="majorEastAsia"/>
-                <w:bCs/>
-                <w:sz w:val="24"/>
-                <w:szCs w:val="24"/>
-                <w:lang w:val="en-US"/>
-              </w:rPr>
-              <w:t>="</w:t>
-            </w:r>
-            <w:proofErr w:type="spellStart"/>
-            <w:r>
-              <w:rPr>
-                <w:rFonts w:eastAsiaTheme="majorEastAsia"/>
-                <w:bCs/>
-                <w:sz w:val="24"/>
-                <w:szCs w:val="24"/>
-                <w:lang w:val="en-US"/>
-              </w:rPr>
-              <w:t>this.loaderr</w:t>
-            </w:r>
-            <w:proofErr w:type="spellEnd"/>
-            <w:r>
-              <w:rPr>
-                <w:rFonts w:eastAsiaTheme="majorEastAsia"/>
-                <w:bCs/>
-                <w:sz w:val="24"/>
-                <w:szCs w:val="24"/>
-                <w:lang w:val="en-US"/>
-              </w:rPr>
-              <w:t>='y';"&gt;&lt;</w:t>
-            </w:r>
-            <w:proofErr w:type="spellStart"/>
-            <w:r>
-              <w:rPr>
-                <w:rFonts w:eastAsiaTheme="majorEastAsia"/>
-                <w:bCs/>
-                <w:sz w:val="24"/>
-                <w:szCs w:val="24"/>
-                <w:lang w:val="en-US"/>
-              </w:rPr>
-              <w:t>noscript</w:t>
-            </w:r>
-            <w:proofErr w:type="spellEnd"/>
-            <w:r>
-              <w:rPr>
-                <w:rFonts w:eastAsiaTheme="majorEastAsia"/>
-                <w:bCs/>
-                <w:sz w:val="24"/>
-                <w:szCs w:val="24"/>
-                <w:lang w:val="en-US"/>
-              </w:rPr>
-              <w:t xml:space="preserve">&gt;&lt;link </w:t>
-            </w:r>
-            <w:proofErr w:type="spellStart"/>
-            <w:r>
-              <w:rPr>
-                <w:rFonts w:eastAsiaTheme="majorEastAsia"/>
-                <w:bCs/>
-                <w:sz w:val="24"/>
-                <w:szCs w:val="24"/>
-                <w:lang w:val="en-US"/>
-              </w:rPr>
-              <w:t>rel</w:t>
-            </w:r>
-            <w:proofErr w:type="spellEnd"/>
-            <w:r>
-              <w:rPr>
-                <w:rFonts w:eastAsiaTheme="majorEastAsia"/>
-                <w:bCs/>
-                <w:sz w:val="24"/>
-                <w:szCs w:val="24"/>
-                <w:lang w:val="en-US"/>
-              </w:rPr>
-              <w:t xml:space="preserve">="stylesheet" </w:t>
-            </w:r>
-            <w:proofErr w:type="spellStart"/>
-            <w:r>
-              <w:rPr>
-                <w:rFonts w:eastAsiaTheme="majorEastAsia"/>
-                <w:bCs/>
-                <w:sz w:val="24"/>
-                <w:szCs w:val="24"/>
-                <w:lang w:val="en-US"/>
-              </w:rPr>
-              <w:t>href</w:t>
-            </w:r>
-            <w:proofErr w:type="spellEnd"/>
-            <w:r>
-              <w:rPr>
-                <w:rFonts w:eastAsiaTheme="majorEastAsia"/>
-                <w:bCs/>
-                <w:sz w:val="24"/>
-                <w:szCs w:val="24"/>
-                <w:lang w:val="en-US"/>
-              </w:rPr>
-              <w:t>="</w:t>
-            </w:r>
-            <w:proofErr w:type="spellStart"/>
-            <w:r>
-              <w:rPr>
-                <w:rFonts w:eastAsiaTheme="majorEastAsia"/>
-                <w:bCs/>
-                <w:sz w:val="24"/>
-                <w:szCs w:val="24"/>
-                <w:lang w:val="en-US"/>
-              </w:rPr>
-              <w:t>css</w:t>
-            </w:r>
-            <w:proofErr w:type="spellEnd"/>
-            <w:r>
-              <w:rPr>
-                <w:rFonts w:eastAsiaTheme="majorEastAsia"/>
-                <w:bCs/>
-                <w:sz w:val="24"/>
-                <w:szCs w:val="24"/>
-                <w:lang w:val="en-US"/>
-              </w:rPr>
-              <w:t>/tilda-popup-1.1.min.css" type="text/</w:t>
-            </w:r>
-            <w:proofErr w:type="spellStart"/>
-            <w:r>
-              <w:rPr>
-                <w:rFonts w:eastAsiaTheme="majorEastAsia"/>
-                <w:bCs/>
-                <w:sz w:val="24"/>
-                <w:szCs w:val="24"/>
-                <w:lang w:val="en-US"/>
-              </w:rPr>
-              <w:t>css</w:t>
-            </w:r>
-            <w:proofErr w:type="spellEnd"/>
-            <w:r>
-              <w:rPr>
-                <w:rFonts w:eastAsiaTheme="majorEastAsia"/>
-                <w:bCs/>
-                <w:sz w:val="24"/>
-                <w:szCs w:val="24"/>
-                <w:lang w:val="en-US"/>
-              </w:rPr>
-              <w:t>" media="all"&gt;&lt;/</w:t>
-            </w:r>
-            <w:proofErr w:type="spellStart"/>
-            <w:r>
-              <w:rPr>
-                <w:rFonts w:eastAsiaTheme="majorEastAsia"/>
-                <w:bCs/>
-                <w:sz w:val="24"/>
-                <w:szCs w:val="24"/>
-                <w:lang w:val="en-US"/>
-              </w:rPr>
-              <w:t>noscript</w:t>
-            </w:r>
-            <w:proofErr w:type="spellEnd"/>
-            <w:r>
-              <w:rPr>
-                <w:rFonts w:eastAsiaTheme="majorEastAsia"/>
-                <w:bCs/>
-                <w:sz w:val="24"/>
-                <w:szCs w:val="24"/>
-                <w:lang w:val="en-US"/>
-              </w:rPr>
-              <w:t xml:space="preserve">&gt;&lt;link </w:t>
-            </w:r>
-            <w:proofErr w:type="spellStart"/>
-            <w:r>
-              <w:rPr>
-                <w:rFonts w:eastAsiaTheme="majorEastAsia"/>
-                <w:bCs/>
-                <w:sz w:val="24"/>
-                <w:szCs w:val="24"/>
-                <w:lang w:val="en-US"/>
-              </w:rPr>
-              <w:t>rel</w:t>
-            </w:r>
-            <w:proofErr w:type="spellEnd"/>
-            <w:r>
-              <w:rPr>
-                <w:rFonts w:eastAsiaTheme="majorEastAsia"/>
-                <w:bCs/>
-                <w:sz w:val="24"/>
-                <w:szCs w:val="24"/>
-                <w:lang w:val="en-US"/>
-              </w:rPr>
-              <w:t xml:space="preserve">="stylesheet" </w:t>
-            </w:r>
-            <w:proofErr w:type="spellStart"/>
-            <w:r>
-              <w:rPr>
-                <w:rFonts w:eastAsiaTheme="majorEastAsia"/>
-                <w:bCs/>
-                <w:sz w:val="24"/>
-                <w:szCs w:val="24"/>
-                <w:lang w:val="en-US"/>
-              </w:rPr>
-              <w:t>href</w:t>
-            </w:r>
-            <w:proofErr w:type="spellEnd"/>
-            <w:r>
-              <w:rPr>
-                <w:rFonts w:eastAsiaTheme="majorEastAsia"/>
-                <w:bCs/>
-                <w:sz w:val="24"/>
-                <w:szCs w:val="24"/>
-                <w:lang w:val="en-US"/>
-              </w:rPr>
-              <w:t>="</w:t>
-            </w:r>
-            <w:proofErr w:type="spellStart"/>
-            <w:r>
-              <w:rPr>
-                <w:rFonts w:eastAsiaTheme="majorEastAsia"/>
-                <w:bCs/>
-                <w:sz w:val="24"/>
-                <w:szCs w:val="24"/>
-                <w:lang w:val="en-US"/>
-              </w:rPr>
-              <w:t>css</w:t>
-            </w:r>
-            <w:proofErr w:type="spellEnd"/>
-            <w:r>
-              <w:rPr>
-                <w:rFonts w:eastAsiaTheme="majorEastAsia"/>
-                <w:bCs/>
-                <w:sz w:val="24"/>
-                <w:szCs w:val="24"/>
-                <w:lang w:val="en-US"/>
-              </w:rPr>
-              <w:t>/tilda-forms-1.0.min.css" type="text/</w:t>
-            </w:r>
-            <w:proofErr w:type="spellStart"/>
-            <w:r>
-              <w:rPr>
-                <w:rFonts w:eastAsiaTheme="majorEastAsia"/>
-                <w:bCs/>
-                <w:sz w:val="24"/>
-                <w:szCs w:val="24"/>
-                <w:lang w:val="en-US"/>
-              </w:rPr>
-              <w:t>css</w:t>
-            </w:r>
-            <w:proofErr w:type="spellEnd"/>
-            <w:r>
-              <w:rPr>
-                <w:rFonts w:eastAsiaTheme="majorEastAsia"/>
-                <w:bCs/>
-                <w:sz w:val="24"/>
-                <w:szCs w:val="24"/>
-                <w:lang w:val="en-US"/>
-              </w:rPr>
-              <w:t xml:space="preserve">" media="all" </w:t>
-            </w:r>
-            <w:proofErr w:type="spellStart"/>
-            <w:r>
-              <w:rPr>
-                <w:rFonts w:eastAsiaTheme="majorEastAsia"/>
-                <w:bCs/>
-                <w:sz w:val="24"/>
-                <w:szCs w:val="24"/>
-                <w:lang w:val="en-US"/>
-              </w:rPr>
-              <w:t>onerror</w:t>
-            </w:r>
-            <w:proofErr w:type="spellEnd"/>
-            <w:r>
-              <w:rPr>
-                <w:rFonts w:eastAsiaTheme="majorEastAsia"/>
-                <w:bCs/>
-                <w:sz w:val="24"/>
-                <w:szCs w:val="24"/>
-                <w:lang w:val="en-US"/>
-              </w:rPr>
-              <w:t>="</w:t>
-            </w:r>
-            <w:proofErr w:type="spellStart"/>
-            <w:r>
-              <w:rPr>
-                <w:rFonts w:eastAsiaTheme="majorEastAsia"/>
-                <w:bCs/>
-                <w:sz w:val="24"/>
-                <w:szCs w:val="24"/>
-                <w:lang w:val="en-US"/>
-              </w:rPr>
-              <w:t>this.loaderr</w:t>
-            </w:r>
-            <w:proofErr w:type="spellEnd"/>
-            <w:r>
-              <w:rPr>
-                <w:rFonts w:eastAsiaTheme="majorEastAsia"/>
-                <w:bCs/>
-                <w:sz w:val="24"/>
-                <w:szCs w:val="24"/>
-                <w:lang w:val="en-US"/>
-              </w:rPr>
-              <w:t xml:space="preserve">='y';"&gt;&lt;link </w:t>
-            </w:r>
-            <w:proofErr w:type="spellStart"/>
-            <w:r>
-              <w:rPr>
-                <w:rFonts w:eastAsiaTheme="majorEastAsia"/>
-                <w:bCs/>
-                <w:sz w:val="24"/>
-                <w:szCs w:val="24"/>
-                <w:lang w:val="en-US"/>
-              </w:rPr>
-              <w:t>rel</w:t>
-            </w:r>
-            <w:proofErr w:type="spellEnd"/>
-            <w:r>
-              <w:rPr>
-                <w:rFonts w:eastAsiaTheme="majorEastAsia"/>
-                <w:bCs/>
-                <w:sz w:val="24"/>
-                <w:szCs w:val="24"/>
-                <w:lang w:val="en-US"/>
-              </w:rPr>
-              <w:t>="stylesheet" type="text/</w:t>
-            </w:r>
-            <w:proofErr w:type="spellStart"/>
-            <w:r>
-              <w:rPr>
-                <w:rFonts w:eastAsiaTheme="majorEastAsia"/>
-                <w:bCs/>
-                <w:sz w:val="24"/>
-                <w:szCs w:val="24"/>
-                <w:lang w:val="en-US"/>
-              </w:rPr>
-              <w:t>css</w:t>
-            </w:r>
-            <w:proofErr w:type="spellEnd"/>
-            <w:r>
-              <w:rPr>
-                <w:rFonts w:eastAsiaTheme="majorEastAsia"/>
-                <w:bCs/>
-                <w:sz w:val="24"/>
-                <w:szCs w:val="24"/>
-                <w:lang w:val="en-US"/>
-              </w:rPr>
-              <w:t xml:space="preserve">" </w:t>
-            </w:r>
-            <w:proofErr w:type="spellStart"/>
-            <w:r>
-              <w:rPr>
-                <w:rFonts w:eastAsiaTheme="majorEastAsia"/>
-                <w:bCs/>
-                <w:sz w:val="24"/>
-                <w:szCs w:val="24"/>
-                <w:lang w:val="en-US"/>
-              </w:rPr>
-              <w:t>href</w:t>
-            </w:r>
-            <w:proofErr w:type="spellEnd"/>
-            <w:r>
-              <w:rPr>
-                <w:rFonts w:eastAsiaTheme="majorEastAsia"/>
-                <w:bCs/>
-                <w:sz w:val="24"/>
-                <w:szCs w:val="24"/>
-                <w:lang w:val="en-US"/>
-              </w:rPr>
-              <w:t>="</w:t>
-            </w:r>
-            <w:proofErr w:type="spellStart"/>
-            <w:r>
-              <w:rPr>
-                <w:rFonts w:eastAsiaTheme="majorEastAsia"/>
-                <w:bCs/>
-                <w:sz w:val="24"/>
-                <w:szCs w:val="24"/>
-                <w:lang w:val="en-US"/>
-              </w:rPr>
-              <w:t>custom.css?t</w:t>
-            </w:r>
-            <w:proofErr w:type="spellEnd"/>
-            <w:r>
-              <w:rPr>
-                <w:rFonts w:eastAsiaTheme="majorEastAsia"/>
-                <w:bCs/>
-                <w:sz w:val="24"/>
-                <w:szCs w:val="24"/>
-                <w:lang w:val="en-US"/>
-              </w:rPr>
-              <w:t xml:space="preserve">=1717677253"&gt;&lt;script </w:t>
-            </w:r>
-            <w:proofErr w:type="spellStart"/>
-            <w:r>
-              <w:rPr>
-                <w:rFonts w:eastAsiaTheme="majorEastAsia"/>
-                <w:bCs/>
-                <w:sz w:val="24"/>
-                <w:szCs w:val="24"/>
-                <w:lang w:val="en-US"/>
-              </w:rPr>
-              <w:t>nomodule</w:t>
-            </w:r>
-            <w:proofErr w:type="spellEnd"/>
-            <w:r>
-              <w:rPr>
-                <w:rFonts w:eastAsiaTheme="majorEastAsia"/>
-                <w:bCs/>
-                <w:sz w:val="24"/>
-                <w:szCs w:val="24"/>
-                <w:lang w:val="en-US"/>
-              </w:rPr>
-              <w:t xml:space="preserve">="" </w:t>
-            </w:r>
-            <w:proofErr w:type="spellStart"/>
-            <w:r>
-              <w:rPr>
-                <w:rFonts w:eastAsiaTheme="majorEastAsia"/>
-                <w:bCs/>
-                <w:sz w:val="24"/>
-                <w:szCs w:val="24"/>
-                <w:lang w:val="en-US"/>
-              </w:rPr>
-              <w:t>src</w:t>
-            </w:r>
-            <w:proofErr w:type="spellEnd"/>
-            <w:r>
-              <w:rPr>
-                <w:rFonts w:eastAsiaTheme="majorEastAsia"/>
-                <w:bCs/>
-                <w:sz w:val="24"/>
-                <w:szCs w:val="24"/>
-                <w:lang w:val="en-US"/>
-              </w:rPr>
-              <w:t>="</w:t>
-            </w:r>
-            <w:proofErr w:type="spellStart"/>
-            <w:r>
-              <w:rPr>
-                <w:rFonts w:eastAsiaTheme="majorEastAsia"/>
-                <w:bCs/>
-                <w:sz w:val="24"/>
-                <w:szCs w:val="24"/>
-                <w:lang w:val="en-US"/>
-              </w:rPr>
-              <w:t>js</w:t>
-            </w:r>
-            <w:proofErr w:type="spellEnd"/>
-            <w:r>
-              <w:rPr>
-                <w:rFonts w:eastAsiaTheme="majorEastAsia"/>
-                <w:bCs/>
-                <w:sz w:val="24"/>
-                <w:szCs w:val="24"/>
-                <w:lang w:val="en-US"/>
-              </w:rPr>
-              <w:t>/tilda-polyfill-1.0.min.js" charset="utf-8"&gt;&lt;/script&gt;</w:t>
-            </w:r>
-          </w:p>
-          <w:p>
-            <w:pPr>
-              <w:pStyle w:val="a7"/>
-              <w:ind w:left="0"/>
-              <w:rPr>
-                <w:rFonts w:eastAsiaTheme="majorEastAsia"/>
-                <w:bCs/>
-                <w:sz w:val="24"/>
-                <w:szCs w:val="24"/>
-                <w:lang w:val="en-US"/>
-              </w:rPr>
-            </w:pPr>
+              <w:t>"&gt;</w:t>
+            </w:r>
           </w:p>
         </w:tc>
         <w:tc>
@@ -11313,702 +9478,17 @@
           <w:p>
             <w:pPr>
               <w:pStyle w:val="a7"/>
-              <w:rPr>
-                <w:rFonts w:eastAsiaTheme="majorEastAsia"/>
-                <w:bCs/>
-                <w:sz w:val="24"/>
-                <w:szCs w:val="24"/>
-                <w:lang w:val="en-US"/>
+              <w:ind w:left="0"/>
+              <w:rPr>
+                <w:rFonts w:eastAsiaTheme="majorEastAsia"/>
+                <w:bCs/>
+                <w:sz w:val="24"/>
+                <w:szCs w:val="24"/>
               </w:rPr>
             </w:pPr>
             <w:r>
-              <w:rPr>
-                <w:rFonts w:eastAsiaTheme="majorEastAsia"/>
-                <w:bCs/>
-                <w:sz w:val="24"/>
-                <w:szCs w:val="24"/>
-                <w:lang w:val="en-US"/>
-              </w:rPr>
-              <w:t>&lt;script</w:t>
-            </w:r>
-            <w:r>
-              <w:rPr>
-                <w:rFonts w:eastAsiaTheme="majorEastAsia"/>
-                <w:bCs/>
-                <w:sz w:val="24"/>
-                <w:szCs w:val="24"/>
-                <w:lang w:val="en-US"/>
-              </w:rPr>
-              <w:t xml:space="preserve"> </w:t>
-            </w:r>
-            <w:r>
-              <w:rPr>
-                <w:rFonts w:eastAsiaTheme="majorEastAsia"/>
-                <w:bCs/>
-                <w:sz w:val="24"/>
-                <w:szCs w:val="24"/>
-                <w:lang w:val="en-US"/>
-              </w:rPr>
-              <w:t>type="text/</w:t>
-            </w:r>
-            <w:proofErr w:type="spellStart"/>
-            <w:r>
-              <w:rPr>
-                <w:rFonts w:eastAsiaTheme="majorEastAsia"/>
-                <w:bCs/>
-                <w:sz w:val="24"/>
-                <w:szCs w:val="24"/>
-                <w:lang w:val="en-US"/>
-              </w:rPr>
-              <w:t>javascript</w:t>
-            </w:r>
-            <w:proofErr w:type="spellEnd"/>
-            <w:r>
-              <w:rPr>
-                <w:rFonts w:eastAsiaTheme="majorEastAsia"/>
-                <w:bCs/>
-                <w:sz w:val="24"/>
-                <w:szCs w:val="24"/>
-                <w:lang w:val="en-US"/>
-              </w:rPr>
-              <w:t xml:space="preserve">"&gt;function </w:t>
-            </w:r>
-            <w:proofErr w:type="spellStart"/>
-            <w:r>
-              <w:rPr>
-                <w:rFonts w:eastAsiaTheme="majorEastAsia"/>
-                <w:bCs/>
-                <w:sz w:val="24"/>
-                <w:szCs w:val="24"/>
-                <w:lang w:val="en-US"/>
-              </w:rPr>
-              <w:t>t_onReady</w:t>
-            </w:r>
-            <w:proofErr w:type="spellEnd"/>
-            <w:r>
-              <w:rPr>
-                <w:rFonts w:eastAsiaTheme="majorEastAsia"/>
-                <w:bCs/>
-                <w:sz w:val="24"/>
-                <w:szCs w:val="24"/>
-                <w:lang w:val="en-US"/>
-              </w:rPr>
-              <w:t>(</w:t>
-            </w:r>
-            <w:proofErr w:type="spellStart"/>
-            <w:r>
-              <w:rPr>
-                <w:rFonts w:eastAsiaTheme="majorEastAsia"/>
-                <w:bCs/>
-                <w:sz w:val="24"/>
-                <w:szCs w:val="24"/>
-                <w:lang w:val="en-US"/>
-              </w:rPr>
-              <w:t>func</w:t>
-            </w:r>
-            <w:proofErr w:type="spellEnd"/>
-            <w:r>
-              <w:rPr>
-                <w:rFonts w:eastAsiaTheme="majorEastAsia"/>
-                <w:bCs/>
-                <w:sz w:val="24"/>
-                <w:szCs w:val="24"/>
-                <w:lang w:val="en-US"/>
-              </w:rPr>
-              <w:t>) {</w:t>
-            </w:r>
-          </w:p>
-          <w:p>
-            <w:pPr>
-              <w:pStyle w:val="a7"/>
-              <w:rPr>
-                <w:rFonts w:eastAsiaTheme="majorEastAsia"/>
-                <w:bCs/>
-                <w:sz w:val="24"/>
-                <w:szCs w:val="24"/>
-                <w:lang w:val="en-US"/>
-              </w:rPr>
-            </w:pPr>
-            <w:r>
-              <w:rPr>
-                <w:rFonts w:eastAsiaTheme="majorEastAsia"/>
-                <w:bCs/>
-                <w:sz w:val="24"/>
-                <w:szCs w:val="24"/>
-                <w:lang w:val="en-US"/>
-              </w:rPr>
-              <w:t>if (</w:t>
-            </w:r>
-            <w:proofErr w:type="spellStart"/>
-            <w:proofErr w:type="gramStart"/>
-            <w:r>
-              <w:rPr>
-                <w:rFonts w:eastAsiaTheme="majorEastAsia"/>
-                <w:bCs/>
-                <w:sz w:val="24"/>
-                <w:szCs w:val="24"/>
-                <w:lang w:val="en-US"/>
-              </w:rPr>
-              <w:t>document.readyState</w:t>
-            </w:r>
-            <w:proofErr w:type="spellEnd"/>
-            <w:proofErr w:type="gramEnd"/>
-            <w:r>
-              <w:rPr>
-                <w:rFonts w:eastAsiaTheme="majorEastAsia"/>
-                <w:bCs/>
-                <w:sz w:val="24"/>
-                <w:szCs w:val="24"/>
-                <w:lang w:val="en-US"/>
-              </w:rPr>
-              <w:t xml:space="preserve"> != 'loading') {</w:t>
-            </w:r>
-          </w:p>
-          <w:p>
-            <w:pPr>
-              <w:pStyle w:val="a7"/>
-              <w:rPr>
-                <w:rFonts w:eastAsiaTheme="majorEastAsia"/>
-                <w:bCs/>
-                <w:sz w:val="24"/>
-                <w:szCs w:val="24"/>
-                <w:lang w:val="en-US"/>
-              </w:rPr>
-            </w:pPr>
-            <w:proofErr w:type="spellStart"/>
-            <w:proofErr w:type="gramStart"/>
-            <w:r>
-              <w:rPr>
-                <w:rFonts w:eastAsiaTheme="majorEastAsia"/>
-                <w:bCs/>
-                <w:sz w:val="24"/>
-                <w:szCs w:val="24"/>
-                <w:lang w:val="en-US"/>
-              </w:rPr>
-              <w:t>func</w:t>
-            </w:r>
-            <w:proofErr w:type="spellEnd"/>
-            <w:r>
-              <w:rPr>
-                <w:rFonts w:eastAsiaTheme="majorEastAsia"/>
-                <w:bCs/>
-                <w:sz w:val="24"/>
-                <w:szCs w:val="24"/>
-                <w:lang w:val="en-US"/>
-              </w:rPr>
-              <w:t>(</w:t>
-            </w:r>
-            <w:proofErr w:type="gramEnd"/>
-            <w:r>
-              <w:rPr>
-                <w:rFonts w:eastAsiaTheme="majorEastAsia"/>
-                <w:bCs/>
-                <w:sz w:val="24"/>
-                <w:szCs w:val="24"/>
-                <w:lang w:val="en-US"/>
-              </w:rPr>
-              <w:t>);</w:t>
-            </w:r>
-          </w:p>
-          <w:p>
-            <w:pPr>
-              <w:pStyle w:val="a7"/>
-              <w:rPr>
-                <w:rFonts w:eastAsiaTheme="majorEastAsia"/>
-                <w:bCs/>
-                <w:sz w:val="24"/>
-                <w:szCs w:val="24"/>
-                <w:lang w:val="en-US"/>
-              </w:rPr>
-            </w:pPr>
-            <w:r>
-              <w:rPr>
-                <w:rFonts w:eastAsiaTheme="majorEastAsia"/>
-                <w:bCs/>
-                <w:sz w:val="24"/>
-                <w:szCs w:val="24"/>
-                <w:lang w:val="en-US"/>
-              </w:rPr>
-              <w:t>} else {</w:t>
-            </w:r>
-          </w:p>
-          <w:p>
-            <w:pPr>
-              <w:pStyle w:val="a7"/>
-              <w:rPr>
-                <w:rFonts w:eastAsiaTheme="majorEastAsia"/>
-                <w:bCs/>
-                <w:sz w:val="24"/>
-                <w:szCs w:val="24"/>
-                <w:lang w:val="en-US"/>
-              </w:rPr>
-            </w:pPr>
-            <w:proofErr w:type="spellStart"/>
-            <w:proofErr w:type="gramStart"/>
-            <w:r>
-              <w:rPr>
-                <w:rFonts w:eastAsiaTheme="majorEastAsia"/>
-                <w:bCs/>
-                <w:sz w:val="24"/>
-                <w:szCs w:val="24"/>
-                <w:lang w:val="en-US"/>
-              </w:rPr>
-              <w:t>document.addEventListener</w:t>
-            </w:r>
-            <w:proofErr w:type="spellEnd"/>
-            <w:proofErr w:type="gramEnd"/>
-            <w:r>
-              <w:rPr>
-                <w:rFonts w:eastAsiaTheme="majorEastAsia"/>
-                <w:bCs/>
-                <w:sz w:val="24"/>
-                <w:szCs w:val="24"/>
-                <w:lang w:val="en-US"/>
-              </w:rPr>
-              <w:t>('</w:t>
-            </w:r>
-            <w:proofErr w:type="spellStart"/>
-            <w:r>
-              <w:rPr>
-                <w:rFonts w:eastAsiaTheme="majorEastAsia"/>
-                <w:bCs/>
-                <w:sz w:val="24"/>
-                <w:szCs w:val="24"/>
-                <w:lang w:val="en-US"/>
-              </w:rPr>
-              <w:t>DOMContentLoaded</w:t>
-            </w:r>
-            <w:proofErr w:type="spellEnd"/>
-            <w:r>
-              <w:rPr>
-                <w:rFonts w:eastAsiaTheme="majorEastAsia"/>
-                <w:bCs/>
-                <w:sz w:val="24"/>
-                <w:szCs w:val="24"/>
-                <w:lang w:val="en-US"/>
-              </w:rPr>
-              <w:t xml:space="preserve">', </w:t>
-            </w:r>
-            <w:proofErr w:type="spellStart"/>
-            <w:r>
-              <w:rPr>
-                <w:rFonts w:eastAsiaTheme="majorEastAsia"/>
-                <w:bCs/>
-                <w:sz w:val="24"/>
-                <w:szCs w:val="24"/>
-                <w:lang w:val="en-US"/>
-              </w:rPr>
-              <w:t>func</w:t>
-            </w:r>
-            <w:proofErr w:type="spellEnd"/>
-            <w:r>
-              <w:rPr>
-                <w:rFonts w:eastAsiaTheme="majorEastAsia"/>
-                <w:bCs/>
-                <w:sz w:val="24"/>
-                <w:szCs w:val="24"/>
-                <w:lang w:val="en-US"/>
-              </w:rPr>
-              <w:t>);</w:t>
-            </w:r>
-          </w:p>
-          <w:p>
-            <w:pPr>
-              <w:pStyle w:val="a7"/>
-              <w:rPr>
-                <w:rFonts w:eastAsiaTheme="majorEastAsia"/>
-                <w:bCs/>
-                <w:sz w:val="24"/>
-                <w:szCs w:val="24"/>
-                <w:lang w:val="en-US"/>
-              </w:rPr>
-            </w:pPr>
-            <w:proofErr w:type="gramStart"/>
-            <w:r>
-              <w:rPr>
-                <w:rFonts w:eastAsiaTheme="majorEastAsia"/>
-                <w:bCs/>
-                <w:sz w:val="24"/>
-                <w:szCs w:val="24"/>
-                <w:lang w:val="en-US"/>
-              </w:rPr>
-              <w:t>}</w:t>
-            </w:r>
-            <w:r>
-              <w:rPr>
-                <w:rFonts w:eastAsiaTheme="majorEastAsia"/>
-                <w:bCs/>
-                <w:sz w:val="24"/>
-                <w:szCs w:val="24"/>
-                <w:lang w:val="en-US"/>
-              </w:rPr>
-              <w:t xml:space="preserve"> }</w:t>
-            </w:r>
-            <w:proofErr w:type="gramEnd"/>
-            <w:r>
-              <w:rPr>
-                <w:rFonts w:eastAsiaTheme="majorEastAsia"/>
-                <w:bCs/>
-                <w:sz w:val="24"/>
-                <w:szCs w:val="24"/>
-                <w:lang w:val="en-US"/>
-              </w:rPr>
-              <w:t xml:space="preserve"> function </w:t>
-            </w:r>
-            <w:proofErr w:type="spellStart"/>
-            <w:r>
-              <w:rPr>
-                <w:rFonts w:eastAsiaTheme="majorEastAsia"/>
-                <w:bCs/>
-                <w:sz w:val="24"/>
-                <w:szCs w:val="24"/>
-                <w:lang w:val="en-US"/>
-              </w:rPr>
-              <w:t>t_onFuncLoad</w:t>
-            </w:r>
-            <w:proofErr w:type="spellEnd"/>
-            <w:r>
-              <w:rPr>
-                <w:rFonts w:eastAsiaTheme="majorEastAsia"/>
-                <w:bCs/>
-                <w:sz w:val="24"/>
-                <w:szCs w:val="24"/>
-                <w:lang w:val="en-US"/>
-              </w:rPr>
-              <w:t>(</w:t>
-            </w:r>
-            <w:proofErr w:type="spellStart"/>
-            <w:r>
-              <w:rPr>
-                <w:rFonts w:eastAsiaTheme="majorEastAsia"/>
-                <w:bCs/>
-                <w:sz w:val="24"/>
-                <w:szCs w:val="24"/>
-                <w:lang w:val="en-US"/>
-              </w:rPr>
-              <w:t>funcName</w:t>
-            </w:r>
-            <w:proofErr w:type="spellEnd"/>
-            <w:r>
-              <w:rPr>
-                <w:rFonts w:eastAsiaTheme="majorEastAsia"/>
-                <w:bCs/>
-                <w:sz w:val="24"/>
-                <w:szCs w:val="24"/>
-                <w:lang w:val="en-US"/>
-              </w:rPr>
-              <w:t xml:space="preserve">, </w:t>
-            </w:r>
-            <w:proofErr w:type="spellStart"/>
-            <w:r>
-              <w:rPr>
-                <w:rFonts w:eastAsiaTheme="majorEastAsia"/>
-                <w:bCs/>
-                <w:sz w:val="24"/>
-                <w:szCs w:val="24"/>
-                <w:lang w:val="en-US"/>
-              </w:rPr>
-              <w:t>okFunc</w:t>
-            </w:r>
-            <w:proofErr w:type="spellEnd"/>
-            <w:r>
-              <w:rPr>
-                <w:rFonts w:eastAsiaTheme="majorEastAsia"/>
-                <w:bCs/>
-                <w:sz w:val="24"/>
-                <w:szCs w:val="24"/>
-                <w:lang w:val="en-US"/>
-              </w:rPr>
-              <w:t>, time) { if (</w:t>
-            </w:r>
-            <w:proofErr w:type="spellStart"/>
-            <w:r>
-              <w:rPr>
-                <w:rFonts w:eastAsiaTheme="majorEastAsia"/>
-                <w:bCs/>
-                <w:sz w:val="24"/>
-                <w:szCs w:val="24"/>
-                <w:lang w:val="en-US"/>
-              </w:rPr>
-              <w:t>typeof</w:t>
-            </w:r>
-            <w:proofErr w:type="spellEnd"/>
-            <w:r>
-              <w:rPr>
-                <w:rFonts w:eastAsiaTheme="majorEastAsia"/>
-                <w:bCs/>
-                <w:sz w:val="24"/>
-                <w:szCs w:val="24"/>
-                <w:lang w:val="en-US"/>
-              </w:rPr>
-              <w:t xml:space="preserve"> window[</w:t>
-            </w:r>
-            <w:proofErr w:type="spellStart"/>
-            <w:r>
-              <w:rPr>
-                <w:rFonts w:eastAsiaTheme="majorEastAsia"/>
-                <w:bCs/>
-                <w:sz w:val="24"/>
-                <w:szCs w:val="24"/>
-                <w:lang w:val="en-US"/>
-              </w:rPr>
-              <w:t>funcName</w:t>
-            </w:r>
-            <w:proofErr w:type="spellEnd"/>
-            <w:r>
-              <w:rPr>
-                <w:rFonts w:eastAsiaTheme="majorEastAsia"/>
-                <w:bCs/>
-                <w:sz w:val="24"/>
-                <w:szCs w:val="24"/>
-                <w:lang w:val="en-US"/>
-              </w:rPr>
-              <w:t xml:space="preserve">] ==='function') { </w:t>
-            </w:r>
-            <w:proofErr w:type="spellStart"/>
-            <w:r>
-              <w:rPr>
-                <w:rFonts w:eastAsiaTheme="majorEastAsia"/>
-                <w:bCs/>
-                <w:sz w:val="24"/>
-                <w:szCs w:val="24"/>
-                <w:lang w:val="en-US"/>
-              </w:rPr>
-              <w:t>okFunc</w:t>
-            </w:r>
-            <w:proofErr w:type="spellEnd"/>
-            <w:r>
-              <w:rPr>
-                <w:rFonts w:eastAsiaTheme="majorEastAsia"/>
-                <w:bCs/>
-                <w:sz w:val="24"/>
-                <w:szCs w:val="24"/>
-                <w:lang w:val="en-US"/>
-              </w:rPr>
-              <w:t>();</w:t>
-            </w:r>
-          </w:p>
-          <w:p>
-            <w:pPr>
-              <w:pStyle w:val="a7"/>
-              <w:rPr>
-                <w:rFonts w:eastAsiaTheme="majorEastAsia"/>
-                <w:bCs/>
-                <w:sz w:val="24"/>
-                <w:szCs w:val="24"/>
-                <w:lang w:val="en-US"/>
-              </w:rPr>
-            </w:pPr>
-            <w:r>
-              <w:rPr>
-                <w:rFonts w:eastAsiaTheme="majorEastAsia"/>
-                <w:bCs/>
-                <w:sz w:val="24"/>
-                <w:szCs w:val="24"/>
-                <w:lang w:val="en-US"/>
-              </w:rPr>
-              <w:t>} else {</w:t>
-            </w:r>
-          </w:p>
-          <w:p>
-            <w:pPr>
-              <w:pStyle w:val="a7"/>
-              <w:rPr>
-                <w:rFonts w:eastAsiaTheme="majorEastAsia"/>
-                <w:bCs/>
-                <w:sz w:val="24"/>
-                <w:szCs w:val="24"/>
-                <w:lang w:val="en-US"/>
-              </w:rPr>
-            </w:pPr>
-            <w:proofErr w:type="spellStart"/>
-            <w:r>
-              <w:rPr>
-                <w:rFonts w:eastAsiaTheme="majorEastAsia"/>
-                <w:bCs/>
-                <w:sz w:val="24"/>
-                <w:szCs w:val="24"/>
-                <w:lang w:val="en-US"/>
-              </w:rPr>
-              <w:t>setTimeout</w:t>
-            </w:r>
-            <w:proofErr w:type="spellEnd"/>
-            <w:r>
-              <w:rPr>
-                <w:rFonts w:eastAsiaTheme="majorEastAsia"/>
-                <w:bCs/>
-                <w:sz w:val="24"/>
-                <w:szCs w:val="24"/>
-                <w:lang w:val="en-US"/>
-              </w:rPr>
-              <w:t>(</w:t>
-            </w:r>
-            <w:proofErr w:type="gramStart"/>
-            <w:r>
-              <w:rPr>
-                <w:rFonts w:eastAsiaTheme="majorEastAsia"/>
-                <w:bCs/>
-                <w:sz w:val="24"/>
-                <w:szCs w:val="24"/>
-                <w:lang w:val="en-US"/>
-              </w:rPr>
-              <w:t>function(</w:t>
-            </w:r>
-            <w:proofErr w:type="gramEnd"/>
-            <w:r>
-              <w:rPr>
-                <w:rFonts w:eastAsiaTheme="majorEastAsia"/>
-                <w:bCs/>
-                <w:sz w:val="24"/>
-                <w:szCs w:val="24"/>
-                <w:lang w:val="en-US"/>
-              </w:rPr>
-              <w:t>) {</w:t>
-            </w:r>
-          </w:p>
-          <w:p>
-            <w:pPr>
-              <w:pStyle w:val="a7"/>
-              <w:rPr>
-                <w:rFonts w:eastAsiaTheme="majorEastAsia"/>
-                <w:bCs/>
-                <w:sz w:val="24"/>
-                <w:szCs w:val="24"/>
-                <w:lang w:val="en-US"/>
-              </w:rPr>
-            </w:pPr>
-            <w:proofErr w:type="spellStart"/>
-            <w:r>
-              <w:rPr>
-                <w:rFonts w:eastAsiaTheme="majorEastAsia"/>
-                <w:bCs/>
-                <w:sz w:val="24"/>
-                <w:szCs w:val="24"/>
-                <w:lang w:val="en-US"/>
-              </w:rPr>
-              <w:t>t_</w:t>
-            </w:r>
-            <w:proofErr w:type="gramStart"/>
-            <w:r>
-              <w:rPr>
-                <w:rFonts w:eastAsiaTheme="majorEastAsia"/>
-                <w:bCs/>
-                <w:sz w:val="24"/>
-                <w:szCs w:val="24"/>
-                <w:lang w:val="en-US"/>
-              </w:rPr>
-              <w:t>onFuncLoad</w:t>
-            </w:r>
-            <w:proofErr w:type="spellEnd"/>
-            <w:r>
-              <w:rPr>
-                <w:rFonts w:eastAsiaTheme="majorEastAsia"/>
-                <w:bCs/>
-                <w:sz w:val="24"/>
-                <w:szCs w:val="24"/>
-                <w:lang w:val="en-US"/>
-              </w:rPr>
-              <w:t>(</w:t>
-            </w:r>
-            <w:proofErr w:type="spellStart"/>
-            <w:proofErr w:type="gramEnd"/>
-            <w:r>
-              <w:rPr>
-                <w:rFonts w:eastAsiaTheme="majorEastAsia"/>
-                <w:bCs/>
-                <w:sz w:val="24"/>
-                <w:szCs w:val="24"/>
-                <w:lang w:val="en-US"/>
-              </w:rPr>
-              <w:t>funcName</w:t>
-            </w:r>
-            <w:proofErr w:type="spellEnd"/>
-            <w:r>
-              <w:rPr>
-                <w:rFonts w:eastAsiaTheme="majorEastAsia"/>
-                <w:bCs/>
-                <w:sz w:val="24"/>
-                <w:szCs w:val="24"/>
-                <w:lang w:val="en-US"/>
-              </w:rPr>
-              <w:t xml:space="preserve">, </w:t>
-            </w:r>
-            <w:proofErr w:type="spellStart"/>
-            <w:r>
-              <w:rPr>
-                <w:rFonts w:eastAsiaTheme="majorEastAsia"/>
-                <w:bCs/>
-                <w:sz w:val="24"/>
-                <w:szCs w:val="24"/>
-                <w:lang w:val="en-US"/>
-              </w:rPr>
-              <w:t>okFunc</w:t>
-            </w:r>
-            <w:proofErr w:type="spellEnd"/>
-            <w:r>
-              <w:rPr>
-                <w:rFonts w:eastAsiaTheme="majorEastAsia"/>
-                <w:bCs/>
-                <w:sz w:val="24"/>
-                <w:szCs w:val="24"/>
-                <w:lang w:val="en-US"/>
-              </w:rPr>
-              <w:t>, time);</w:t>
-            </w:r>
-          </w:p>
-          <w:p>
-            <w:pPr>
-              <w:pStyle w:val="a7"/>
-              <w:rPr>
-                <w:rFonts w:eastAsiaTheme="majorEastAsia"/>
-                <w:bCs/>
-                <w:sz w:val="24"/>
-                <w:szCs w:val="24"/>
-              </w:rPr>
-            </w:pPr>
-            <w:proofErr w:type="gramStart"/>
-            <w:r>
-              <w:rPr>
-                <w:rFonts w:eastAsiaTheme="majorEastAsia"/>
-                <w:bCs/>
-                <w:sz w:val="24"/>
-                <w:szCs w:val="24"/>
-              </w:rPr>
-              <w:t>},(</w:t>
-            </w:r>
-            <w:proofErr w:type="spellStart"/>
-            <w:proofErr w:type="gramEnd"/>
-            <w:r>
-              <w:rPr>
-                <w:rFonts w:eastAsiaTheme="majorEastAsia"/>
-                <w:bCs/>
-                <w:sz w:val="24"/>
-                <w:szCs w:val="24"/>
-              </w:rPr>
-              <w:t>time</w:t>
-            </w:r>
-            <w:proofErr w:type="spellEnd"/>
-            <w:r>
-              <w:rPr>
-                <w:rFonts w:eastAsiaTheme="majorEastAsia"/>
-                <w:bCs/>
-                <w:sz w:val="24"/>
-                <w:szCs w:val="24"/>
-              </w:rPr>
-              <w:t xml:space="preserve"> || 100));</w:t>
-            </w:r>
-          </w:p>
-          <w:p>
-            <w:pPr>
-              <w:pStyle w:val="a7"/>
-              <w:ind w:left="0"/>
-              <w:rPr>
-                <w:rFonts w:eastAsiaTheme="majorEastAsia"/>
-                <w:bCs/>
-                <w:sz w:val="24"/>
-                <w:szCs w:val="24"/>
-              </w:rPr>
-            </w:pPr>
+              <w:t xml:space="preserve">  </w:t>
+            </w:r>
           </w:p>
         </w:tc>
         <w:tc>
@@ -12117,156 +9597,43 @@
                 <w:bCs/>
                 <w:sz w:val="24"/>
                 <w:szCs w:val="24"/>
+                <w:lang w:val="en-US"/>
               </w:rPr>
             </w:pPr>
-            <w:proofErr w:type="gramStart"/>
-            <w:r>
-              <w:rPr>
-                <w:rFonts w:eastAsiaTheme="majorEastAsia"/>
-                <w:bCs/>
-                <w:sz w:val="24"/>
-                <w:szCs w:val="24"/>
-                <w:lang w:val="en-US"/>
-              </w:rPr>
-              <w:t>}&lt;</w:t>
-            </w:r>
-            <w:proofErr w:type="gramEnd"/>
-            <w:r>
-              <w:rPr>
-                <w:rFonts w:eastAsiaTheme="majorEastAsia"/>
-                <w:bCs/>
-                <w:sz w:val="24"/>
-                <w:szCs w:val="24"/>
-                <w:lang w:val="en-US"/>
-              </w:rPr>
-              <w:t>/style&gt;&lt;style&gt; #rec511548495 a.t-</w:t>
+            <w:r>
+              <w:rPr>
+                <w:lang w:val="en-US"/>
+              </w:rPr>
+              <w:t xml:space="preserve">  &lt;link </w:t>
             </w:r>
             <w:proofErr w:type="spellStart"/>
             <w:r>
               <w:rPr>
-                <w:rFonts w:eastAsiaTheme="majorEastAsia"/>
-                <w:bCs/>
-                <w:sz w:val="24"/>
-                <w:szCs w:val="24"/>
-                <w:lang w:val="en-US"/>
-              </w:rPr>
-              <w:t>menu__link</w:t>
+                <w:lang w:val="en-US"/>
+              </w:rPr>
+              <w:t>rel</w:t>
             </w:r>
             <w:proofErr w:type="spellEnd"/>
             <w:r>
               <w:rPr>
-                <w:rFonts w:eastAsiaTheme="majorEastAsia"/>
-                <w:bCs/>
-                <w:sz w:val="24"/>
-                <w:szCs w:val="24"/>
-                <w:lang w:val="en-US"/>
-              </w:rPr>
-              <w:t>-item { font-size: 24px; color: #</w:t>
+                <w:lang w:val="en-US"/>
+              </w:rPr>
+              <w:t xml:space="preserve">="stylesheet" </w:t>
             </w:r>
             <w:proofErr w:type="spellStart"/>
             <w:r>
               <w:rPr>
-                <w:rFonts w:eastAsiaTheme="majorEastAsia"/>
-                <w:bCs/>
-                <w:sz w:val="24"/>
-                <w:szCs w:val="24"/>
-                <w:lang w:val="en-US"/>
-              </w:rPr>
-              <w:t>ffffff</w:t>
+                <w:lang w:val="en-US"/>
+              </w:rPr>
+              <w:t>href</w:t>
             </w:r>
             <w:proofErr w:type="spellEnd"/>
             <w:r>
               <w:rPr>
-                <w:rFonts w:eastAsiaTheme="majorEastAsia"/>
-                <w:bCs/>
-                <w:sz w:val="24"/>
-                <w:szCs w:val="24"/>
-                <w:lang w:val="en-US"/>
-              </w:rPr>
-              <w:t>; }&lt;/style&gt;&lt;/div&gt;&lt;div id="rec510268074" class="r t-rec" style=" " data-</w:t>
-            </w:r>
-            <w:proofErr w:type="spellStart"/>
-            <w:r>
-              <w:rPr>
-                <w:rFonts w:eastAsiaTheme="majorEastAsia"/>
-                <w:bCs/>
-                <w:sz w:val="24"/>
-                <w:szCs w:val="24"/>
-                <w:lang w:val="en-US"/>
-              </w:rPr>
-              <w:t>animationappear</w:t>
-            </w:r>
-            <w:proofErr w:type="spellEnd"/>
-            <w:r>
-              <w:rPr>
-                <w:rFonts w:eastAsiaTheme="majorEastAsia"/>
-                <w:bCs/>
-                <w:sz w:val="24"/>
-                <w:szCs w:val="24"/>
-                <w:lang w:val="en-US"/>
-              </w:rPr>
-              <w:t xml:space="preserve">="off" data-record-type="396"&gt;&lt;!-- </w:t>
-            </w:r>
-            <w:r>
-              <w:rPr>
-                <w:rFonts w:eastAsiaTheme="majorEastAsia"/>
-                <w:bCs/>
-                <w:sz w:val="24"/>
-                <w:szCs w:val="24"/>
-              </w:rPr>
-              <w:t>T396 --&gt;&lt;</w:t>
-            </w:r>
-            <w:proofErr w:type="spellStart"/>
-            <w:r>
-              <w:rPr>
-                <w:rFonts w:eastAsiaTheme="majorEastAsia"/>
-                <w:bCs/>
-                <w:sz w:val="24"/>
-                <w:szCs w:val="24"/>
-              </w:rPr>
-              <w:t>style</w:t>
-            </w:r>
-            <w:proofErr w:type="spellEnd"/>
-            <w:r>
-              <w:rPr>
-                <w:rFonts w:eastAsiaTheme="majorEastAsia"/>
-                <w:bCs/>
-                <w:sz w:val="24"/>
-                <w:szCs w:val="24"/>
-              </w:rPr>
-              <w:t>&gt;#rec510268074 .t396__artboard {</w:t>
-            </w:r>
-            <w:proofErr w:type="spellStart"/>
-            <w:r>
-              <w:rPr>
-                <w:rFonts w:eastAsiaTheme="majorEastAsia"/>
-                <w:bCs/>
-                <w:sz w:val="24"/>
-                <w:szCs w:val="24"/>
-              </w:rPr>
-              <w:t>height</w:t>
-            </w:r>
-            <w:proofErr w:type="spellEnd"/>
-            <w:r>
-              <w:rPr>
-                <w:rFonts w:eastAsiaTheme="majorEastAsia"/>
-                <w:bCs/>
-                <w:sz w:val="24"/>
-                <w:szCs w:val="24"/>
-              </w:rPr>
-              <w:t>: 1340px;</w:t>
-            </w:r>
-          </w:p>
-          <w:p>
-            <w:pPr>
-              <w:pStyle w:val="a7"/>
-              <w:rPr>
-                <w:rFonts w:eastAsiaTheme="majorEastAsia"/>
-                <w:bCs/>
-                <w:sz w:val="24"/>
-                <w:szCs w:val="24"/>
-              </w:rPr>
-            </w:pPr>
+                <w:lang w:val="en-US"/>
+              </w:rPr>
+              <w:t>="style.css"&gt;</w:t>
+            </w:r>
           </w:p>
         </w:tc>
         <w:tc>
@@ -12358,7 +9725,7 @@
           <w:lang w:eastAsia="ru-RU"/>
         </w:rPr>
       </w:pPr>
-      <w:bookmarkStart w:id="17" w:name="_Toc170357586"/>
+      <w:bookmarkStart w:id="18" w:name="_Toc170357586"/>
       <w:r>
         <w:rPr>
           <w:rFonts w:eastAsia="Times New Roman"/>
@@ -12367,7 +9734,7 @@
         </w:rPr>
         <w:t>Проведение функционального тестирования готового программного продукта</w:t>
       </w:r>
-      <w:bookmarkEnd w:id="17"/>
+      <w:bookmarkEnd w:id="18"/>
     </w:p>
     <w:p>
       <w:pPr>
@@ -13331,528 +10698,528 @@
           <w:lang w:eastAsia="ru-RU"/>
         </w:rPr>
       </w:pPr>
-      <w:bookmarkStart w:id="18" w:name="_Toc170357587"/>
+      <w:bookmarkStart w:id="19" w:name="_Toc170357587"/>
       <w:r>
         <w:rPr>
           <w:lang w:eastAsia="ru-RU"/>
         </w:rPr>
         <w:t>Документирование результатов тестирования</w:t>
-      </w:r>
-      <w:bookmarkEnd w:id="18"/>
-    </w:p>
-    <w:p>
-      <w:pPr>
-        <w:rPr>
-          <w:rFonts w:cs="Times New Roman"/>
-        </w:rPr>
-      </w:pPr>
-      <w:r>
-        <w:rPr>
-          <w:rFonts w:cs="Times New Roman"/>
-        </w:rPr>
-        <w:t xml:space="preserve">Проведено тестирование </w:t>
-      </w:r>
-      <w:r>
-        <w:rPr>
-          <w:rFonts w:cs="Times New Roman"/>
-        </w:rPr>
-        <w:t>функциональности</w:t>
-      </w:r>
-      <w:r>
-        <w:rPr>
-          <w:rFonts w:cs="Times New Roman"/>
-        </w:rPr>
-        <w:t xml:space="preserve"> системы по требованиям, сформулированным в техническом задании. Результаты тестирования представлены в таблице </w:t>
-      </w:r>
-      <w:r>
-        <w:rPr>
-          <w:rFonts w:cs="Times New Roman"/>
-        </w:rPr>
-        <w:t>выше.</w:t>
-      </w:r>
-    </w:p>
-    <w:p>
-      <w:pPr>
-        <w:rPr>
-          <w:rFonts w:cs="Times New Roman"/>
-        </w:rPr>
-      </w:pPr>
-      <w:r>
-        <w:rPr>
-          <w:rFonts w:cs="Times New Roman"/>
-        </w:rPr>
-        <w:t>Тест 1</w:t>
-      </w:r>
-      <w:r>
-        <w:rPr>
-          <w:rFonts w:cs="Times New Roman"/>
-        </w:rPr>
-        <w:t xml:space="preserve">: </w:t>
-      </w:r>
-      <w:r>
-        <w:rPr>
-          <w:rFonts w:cs="Times New Roman"/>
-        </w:rPr>
-        <w:t>Процессом теста была авторизация пользователя</w:t>
-      </w:r>
-      <w:r>
-        <w:rPr>
-          <w:rFonts w:cs="Times New Roman"/>
-        </w:rPr>
-        <w:t>,</w:t>
-      </w:r>
-      <w:r>
-        <w:rPr>
-          <w:rFonts w:cs="Times New Roman"/>
-        </w:rPr>
-        <w:t xml:space="preserve"> пользователь авторизирован успешно</w:t>
-      </w:r>
-      <w:r>
-        <w:rPr>
-          <w:rFonts w:cs="Times New Roman"/>
-        </w:rPr>
-        <w:t>,</w:t>
-      </w:r>
-      <w:r>
-        <w:rPr>
-          <w:rFonts w:cs="Times New Roman"/>
-        </w:rPr>
-        <w:t xml:space="preserve"> что соответствует реакцией программы.</w:t>
-      </w:r>
-    </w:p>
-    <w:p>
-      <w:pPr>
-        <w:rPr>
-          <w:rFonts w:cs="Times New Roman"/>
-        </w:rPr>
-      </w:pPr>
-      <w:r>
-        <w:rPr>
-          <w:rFonts w:cs="Times New Roman"/>
-        </w:rPr>
-        <w:t>Тест 2</w:t>
-      </w:r>
-      <w:r>
-        <w:rPr>
-          <w:rFonts w:cs="Times New Roman"/>
-        </w:rPr>
-        <w:t xml:space="preserve">: </w:t>
-      </w:r>
-      <w:r>
-        <w:rPr>
-          <w:rFonts w:cs="Times New Roman"/>
-        </w:rPr>
-        <w:t>Второй тест основан на добавлении элемента</w:t>
-      </w:r>
-      <w:r>
-        <w:rPr>
-          <w:rFonts w:cs="Times New Roman"/>
-        </w:rPr>
-        <w:t>,</w:t>
-      </w:r>
-      <w:r>
-        <w:rPr>
-          <w:rFonts w:cs="Times New Roman"/>
-        </w:rPr>
-        <w:t xml:space="preserve"> </w:t>
-      </w:r>
-      <w:proofErr w:type="gramStart"/>
-      <w:r>
-        <w:rPr>
-          <w:rFonts w:cs="Times New Roman"/>
-        </w:rPr>
-        <w:t>также</w:t>
-      </w:r>
-      <w:proofErr w:type="gramEnd"/>
-      <w:r>
-        <w:rPr>
-          <w:rFonts w:cs="Times New Roman"/>
-        </w:rPr>
-        <w:t xml:space="preserve"> как и в первом тесте элемент был успешно добавлен в список</w:t>
-      </w:r>
-      <w:r>
-        <w:rPr>
-          <w:rFonts w:cs="Times New Roman"/>
-        </w:rPr>
-        <w:t>,</w:t>
-      </w:r>
-      <w:r>
-        <w:rPr>
-          <w:rFonts w:cs="Times New Roman"/>
-        </w:rPr>
-        <w:t xml:space="preserve"> что соответствует реакцией программы.</w:t>
-      </w:r>
-    </w:p>
-    <w:p>
-      <w:pPr>
-        <w:rPr>
-          <w:rFonts w:cs="Times New Roman"/>
-        </w:rPr>
-      </w:pPr>
-      <w:r>
-        <w:rPr>
-          <w:rFonts w:cs="Times New Roman"/>
-        </w:rPr>
-        <w:t>Тест 3</w:t>
-      </w:r>
-      <w:r>
-        <w:rPr>
-          <w:rFonts w:cs="Times New Roman"/>
-        </w:rPr>
-        <w:t>:</w:t>
-      </w:r>
-      <w:r>
-        <w:rPr>
-          <w:rFonts w:cs="Times New Roman"/>
-        </w:rPr>
-        <w:t xml:space="preserve"> Удаление объекта</w:t>
-      </w:r>
-      <w:r>
-        <w:rPr>
-          <w:rFonts w:cs="Times New Roman"/>
-        </w:rPr>
-        <w:t>,</w:t>
-      </w:r>
-      <w:r>
-        <w:rPr>
-          <w:rFonts w:cs="Times New Roman"/>
-        </w:rPr>
-        <w:t xml:space="preserve"> объект добавленный во втором тесте был успешно удален</w:t>
-      </w:r>
-      <w:r>
-        <w:rPr>
-          <w:rFonts w:cs="Times New Roman"/>
-        </w:rPr>
-        <w:t>,</w:t>
-      </w:r>
-      <w:r>
-        <w:rPr>
-          <w:rFonts w:cs="Times New Roman"/>
-        </w:rPr>
-        <w:t xml:space="preserve"> что соответствует реакцией программы.</w:t>
-      </w:r>
-    </w:p>
-    <w:p>
-      <w:pPr>
-        <w:rPr>
-          <w:rFonts w:cs="Times New Roman"/>
-        </w:rPr>
-      </w:pPr>
-      <w:r>
-        <w:rPr>
-          <w:rFonts w:cs="Times New Roman"/>
-        </w:rPr>
-        <w:t>Тест 4</w:t>
-      </w:r>
-      <w:r>
-        <w:rPr>
-          <w:rFonts w:cs="Times New Roman"/>
-        </w:rPr>
-        <w:t xml:space="preserve">: </w:t>
-      </w:r>
-      <w:r>
-        <w:rPr>
-          <w:rFonts w:cs="Times New Roman"/>
-        </w:rPr>
-        <w:t>Добавление пользователя</w:t>
-      </w:r>
-      <w:r>
-        <w:rPr>
-          <w:rFonts w:cs="Times New Roman"/>
-        </w:rPr>
-        <w:t>,</w:t>
-      </w:r>
-      <w:r>
-        <w:rPr>
-          <w:rFonts w:cs="Times New Roman"/>
-        </w:rPr>
-        <w:t xml:space="preserve"> после добавления результат был </w:t>
-      </w:r>
-      <w:proofErr w:type="gramStart"/>
-      <w:r>
-        <w:rPr>
-          <w:rFonts w:cs="Times New Roman"/>
-        </w:rPr>
-        <w:t xml:space="preserve">успешен </w:t>
-      </w:r>
-      <w:r>
-        <w:rPr>
-          <w:rFonts w:cs="Times New Roman"/>
-        </w:rPr>
-        <w:t>,</w:t>
-      </w:r>
-      <w:proofErr w:type="gramEnd"/>
-      <w:r>
-        <w:rPr>
-          <w:rFonts w:cs="Times New Roman"/>
-        </w:rPr>
-        <w:t xml:space="preserve"> что соответствует реакцией программы.</w:t>
-      </w:r>
-    </w:p>
-    <w:p>
-      <w:pPr>
-        <w:rPr>
-          <w:rFonts w:cs="Times New Roman"/>
-        </w:rPr>
-      </w:pPr>
-      <w:r>
-        <w:rPr>
-          <w:rFonts w:cs="Times New Roman"/>
-        </w:rPr>
-        <w:t>Тест 5</w:t>
-      </w:r>
-      <w:r>
-        <w:rPr>
-          <w:rFonts w:cs="Times New Roman"/>
-        </w:rPr>
-        <w:t xml:space="preserve">: </w:t>
-      </w:r>
-      <w:r>
-        <w:rPr>
-          <w:rFonts w:cs="Times New Roman"/>
-        </w:rPr>
-        <w:t>Удаление пользователя было реализовано успешно</w:t>
-      </w:r>
-      <w:r>
-        <w:rPr>
-          <w:rFonts w:cs="Times New Roman"/>
-        </w:rPr>
-        <w:t>,</w:t>
-      </w:r>
-      <w:r>
-        <w:rPr>
-          <w:rFonts w:cs="Times New Roman"/>
-        </w:rPr>
-        <w:t xml:space="preserve"> что соответствует реакцией программы.</w:t>
-      </w:r>
-    </w:p>
-    <w:p>
-      <w:pPr>
-        <w:rPr>
-          <w:rFonts w:cs="Times New Roman"/>
-        </w:rPr>
-      </w:pPr>
-      <w:r>
-        <w:rPr>
-          <w:rFonts w:cs="Times New Roman"/>
-        </w:rPr>
-        <w:t xml:space="preserve">Общий вывод: Результаты тестирования показывают, что проектное решение соответствует требованиям, сформулированным в техническом задании, относительно </w:t>
-      </w:r>
-      <w:r>
-        <w:rPr>
-          <w:rFonts w:cs="Times New Roman"/>
-        </w:rPr>
-        <w:t>результатам</w:t>
-      </w:r>
-      <w:r>
-        <w:rPr>
-          <w:rFonts w:cs="Times New Roman"/>
-        </w:rPr>
-        <w:t xml:space="preserve"> системы. Однако, возможны рекомендации по оптимизации производительности системы для дальнейшего улучшения ее работы. Это может привести к еще б</w:t>
-      </w:r>
-      <w:r>
-        <w:rPr>
-          <w:rFonts w:cs="Times New Roman"/>
-        </w:rPr>
-        <w:t>олее эффективной работе системы.</w:t>
-      </w:r>
-    </w:p>
-    <w:p>
-      <w:pPr>
-        <w:rPr>
-          <w:rFonts w:cs="Times New Roman"/>
-        </w:rPr>
-      </w:pPr>
-      <w:r>
-        <w:rPr>
-          <w:rFonts w:cs="Times New Roman"/>
-        </w:rPr>
-        <w:t>Вывод по главе</w:t>
-      </w:r>
-      <w:r>
-        <w:rPr>
-          <w:rFonts w:cs="Times New Roman"/>
-        </w:rPr>
-        <w:t xml:space="preserve">: </w:t>
-      </w:r>
-      <w:r>
-        <w:rPr>
-          <w:rFonts w:cs="Times New Roman"/>
-        </w:rPr>
-        <w:t>Была реализована схема выполнения экспериментального тестирования</w:t>
-      </w:r>
-      <w:r>
-        <w:rPr>
-          <w:rFonts w:cs="Times New Roman"/>
-        </w:rPr>
-        <w:t>,</w:t>
-      </w:r>
-      <w:r>
-        <w:rPr>
-          <w:rFonts w:cs="Times New Roman"/>
-        </w:rPr>
-        <w:t xml:space="preserve"> затем проведение функционального тестирования и документирование результата данного тестирования.</w:t>
-      </w:r>
-    </w:p>
-    <w:p>
-      <w:pPr>
-        <w:spacing w:after="160" w:line="259" w:lineRule="auto"/>
-        <w:jc w:val="left"/>
-      </w:pPr>
-      <w:r>
-        <w:br w:type="page"/>
-      </w:r>
-    </w:p>
-    <w:p>
-      <w:pPr>
-        <w:pStyle w:val="1"/>
-        <w:ind w:firstLine="0"/>
-      </w:pPr>
-      <w:bookmarkStart w:id="19" w:name="_Toc170357588"/>
-      <w:r>
-        <w:t>ЗАКЛЮЧЕНИЕ</w:t>
       </w:r>
       <w:bookmarkEnd w:id="19"/>
     </w:p>
     <w:p>
       <w:pPr>
         <w:rPr>
-          <w:rFonts w:eastAsia="Times New Roman" w:cs="Times New Roman"/>
-          <w:szCs w:val="28"/>
-        </w:rPr>
-      </w:pPr>
-      <w:r>
-        <w:rPr>
-          <w:rFonts w:eastAsia="Times New Roman" w:cs="Times New Roman"/>
-          <w:szCs w:val="28"/>
-        </w:rPr>
-        <w:t xml:space="preserve">В результате практической подготовки в виде производственной практики был проведен анализ предметной области, спроектирована и разработано </w:t>
-      </w:r>
-      <w:r>
-        <w:rPr>
-          <w:rFonts w:eastAsia="Times New Roman" w:cs="Times New Roman"/>
-          <w:szCs w:val="28"/>
-          <w:lang w:val="en-US"/>
-        </w:rPr>
-        <w:t>web</w:t>
-      </w:r>
-      <w:r>
-        <w:rPr>
-          <w:rFonts w:eastAsia="Times New Roman" w:cs="Times New Roman"/>
-          <w:szCs w:val="28"/>
-        </w:rPr>
-        <w:t>-</w:t>
-      </w:r>
-      <w:r>
-        <w:rPr>
-          <w:rFonts w:eastAsia="Times New Roman" w:cs="Times New Roman"/>
-          <w:szCs w:val="28"/>
-        </w:rPr>
-        <w:t>приложение для расчета стоимости мобильной связи</w:t>
-      </w:r>
-      <w:r>
-        <w:rPr>
-          <w:rFonts w:eastAsia="Times New Roman" w:cs="Times New Roman"/>
-          <w:szCs w:val="28"/>
-        </w:rPr>
-        <w:t>.</w:t>
+          <w:rFonts w:cs="Times New Roman"/>
+        </w:rPr>
+      </w:pPr>
+      <w:r>
+        <w:rPr>
+          <w:rFonts w:cs="Times New Roman"/>
+        </w:rPr>
+        <w:t xml:space="preserve">Проведено тестирование </w:t>
+      </w:r>
+      <w:r>
+        <w:rPr>
+          <w:rFonts w:cs="Times New Roman"/>
+        </w:rPr>
+        <w:t>функциональности</w:t>
+      </w:r>
+      <w:r>
+        <w:rPr>
+          <w:rFonts w:cs="Times New Roman"/>
+        </w:rPr>
+        <w:t xml:space="preserve"> системы по требованиям, сформулированным в техническом задании. Результаты тестирования представлены в таблице </w:t>
+      </w:r>
+      <w:r>
+        <w:rPr>
+          <w:rFonts w:cs="Times New Roman"/>
+        </w:rPr>
+        <w:t>выше.</w:t>
       </w:r>
     </w:p>
     <w:p>
       <w:pPr>
         <w:rPr>
-          <w:rFonts w:eastAsia="Times New Roman" w:cs="Times New Roman"/>
-          <w:szCs w:val="28"/>
-        </w:rPr>
-      </w:pPr>
-      <w:r>
-        <w:rPr>
-          <w:rFonts w:eastAsia="Times New Roman" w:cs="Times New Roman"/>
-          <w:szCs w:val="28"/>
-        </w:rPr>
-        <w:t>Процесс разработки включал анализ требований, проектирование базы данных, разработку бизнес-логики и реализацию пользовательского интерфейса. Все этапы были успешно завершены, что подтверждается результатами функционального тестирования, представленными в таблице.</w:t>
+          <w:rFonts w:cs="Times New Roman"/>
+        </w:rPr>
+      </w:pPr>
+      <w:r>
+        <w:rPr>
+          <w:rFonts w:cs="Times New Roman"/>
+        </w:rPr>
+        <w:t>Тест 1</w:t>
+      </w:r>
+      <w:r>
+        <w:rPr>
+          <w:rFonts w:cs="Times New Roman"/>
+        </w:rPr>
+        <w:t xml:space="preserve">: </w:t>
+      </w:r>
+      <w:r>
+        <w:rPr>
+          <w:rFonts w:cs="Times New Roman"/>
+        </w:rPr>
+        <w:t>Процессом теста была авторизация пользователя</w:t>
+      </w:r>
+      <w:r>
+        <w:rPr>
+          <w:rFonts w:cs="Times New Roman"/>
+        </w:rPr>
+        <w:t>,</w:t>
+      </w:r>
+      <w:r>
+        <w:rPr>
+          <w:rFonts w:cs="Times New Roman"/>
+        </w:rPr>
+        <w:t xml:space="preserve"> пользователь авторизирован успешно</w:t>
+      </w:r>
+      <w:r>
+        <w:rPr>
+          <w:rFonts w:cs="Times New Roman"/>
+        </w:rPr>
+        <w:t>,</w:t>
+      </w:r>
+      <w:r>
+        <w:rPr>
+          <w:rFonts w:cs="Times New Roman"/>
+        </w:rPr>
+        <w:t xml:space="preserve"> что соответствует реакцией программы.</w:t>
       </w:r>
     </w:p>
     <w:p>
       <w:pPr>
         <w:rPr>
-          <w:rFonts w:eastAsia="Times New Roman" w:cs="Times New Roman"/>
-          <w:szCs w:val="28"/>
-        </w:rPr>
-      </w:pPr>
-      <w:r>
-        <w:rPr>
-          <w:rFonts w:eastAsia="Times New Roman" w:cs="Times New Roman"/>
-          <w:szCs w:val="28"/>
-        </w:rPr>
-        <w:t xml:space="preserve">Дальнейшее развитие </w:t>
-      </w:r>
-      <w:r>
-        <w:rPr>
-          <w:rFonts w:eastAsia="Times New Roman" w:cs="Times New Roman"/>
-          <w:szCs w:val="28"/>
-        </w:rPr>
-        <w:t>веб-сайта</w:t>
-      </w:r>
-      <w:r>
-        <w:rPr>
-          <w:rFonts w:eastAsia="Times New Roman" w:cs="Times New Roman"/>
-          <w:szCs w:val="28"/>
-        </w:rPr>
-        <w:t xml:space="preserve"> может включать модернизацию пользовательского интерфейса для улучшения пользовательского опыта, расширение функциональности для поддержки дополнительных потребностей предприятия, а также улучшение масштабируемости и производительности системы.</w:t>
+          <w:rFonts w:cs="Times New Roman"/>
+        </w:rPr>
+      </w:pPr>
+      <w:r>
+        <w:rPr>
+          <w:rFonts w:cs="Times New Roman"/>
+        </w:rPr>
+        <w:t>Тест 2</w:t>
+      </w:r>
+      <w:r>
+        <w:rPr>
+          <w:rFonts w:cs="Times New Roman"/>
+        </w:rPr>
+        <w:t xml:space="preserve">: </w:t>
+      </w:r>
+      <w:r>
+        <w:rPr>
+          <w:rFonts w:cs="Times New Roman"/>
+        </w:rPr>
+        <w:t>Второй тест основан на добавлении элемента</w:t>
+      </w:r>
+      <w:r>
+        <w:rPr>
+          <w:rFonts w:cs="Times New Roman"/>
+        </w:rPr>
+        <w:t>,</w:t>
+      </w:r>
+      <w:r>
+        <w:rPr>
+          <w:rFonts w:cs="Times New Roman"/>
+        </w:rPr>
+        <w:t xml:space="preserve"> </w:t>
+      </w:r>
+      <w:proofErr w:type="gramStart"/>
+      <w:r>
+        <w:rPr>
+          <w:rFonts w:cs="Times New Roman"/>
+        </w:rPr>
+        <w:t>также</w:t>
+      </w:r>
+      <w:proofErr w:type="gramEnd"/>
+      <w:r>
+        <w:rPr>
+          <w:rFonts w:cs="Times New Roman"/>
+        </w:rPr>
+        <w:t xml:space="preserve"> как и в первом тесте элемент был успешно добавлен в список</w:t>
+      </w:r>
+      <w:r>
+        <w:rPr>
+          <w:rFonts w:cs="Times New Roman"/>
+        </w:rPr>
+        <w:t>,</w:t>
+      </w:r>
+      <w:r>
+        <w:rPr>
+          <w:rFonts w:cs="Times New Roman"/>
+        </w:rPr>
+        <w:t xml:space="preserve"> что соответствует реакцией программы.</w:t>
       </w:r>
     </w:p>
     <w:p>
       <w:pPr>
         <w:rPr>
-          <w:rFonts w:eastAsia="Times New Roman" w:cs="Times New Roman"/>
-          <w:szCs w:val="28"/>
-        </w:rPr>
-      </w:pPr>
-      <w:r>
-        <w:rPr>
-          <w:rFonts w:eastAsia="Times New Roman" w:cs="Times New Roman"/>
-          <w:szCs w:val="28"/>
-        </w:rPr>
-        <w:t>Таким образом, разработанное веб-приложение успешно реализовывает поставленные задачи по автоматизации и</w:t>
-      </w:r>
-      <w:r>
-        <w:rPr>
-          <w:rFonts w:eastAsia="Times New Roman" w:cs="Times New Roman"/>
-          <w:szCs w:val="28"/>
-        </w:rPr>
-        <w:t xml:space="preserve"> простоте просчета расчета стоимости мобильной связи для пользователя</w:t>
-      </w:r>
-      <w:r>
-        <w:rPr>
-          <w:rFonts w:eastAsia="Times New Roman" w:cs="Times New Roman"/>
-          <w:szCs w:val="28"/>
-        </w:rPr>
-        <w:t xml:space="preserve"> и готово к дальнейшему развитию и совершенствованию.</w:t>
+          <w:rFonts w:cs="Times New Roman"/>
+        </w:rPr>
+      </w:pPr>
+      <w:r>
+        <w:rPr>
+          <w:rFonts w:cs="Times New Roman"/>
+        </w:rPr>
+        <w:t>Тест 3</w:t>
+      </w:r>
+      <w:r>
+        <w:rPr>
+          <w:rFonts w:cs="Times New Roman"/>
+        </w:rPr>
+        <w:t>:</w:t>
+      </w:r>
+      <w:r>
+        <w:rPr>
+          <w:rFonts w:cs="Times New Roman"/>
+        </w:rPr>
+        <w:t xml:space="preserve"> Удаление объекта</w:t>
+      </w:r>
+      <w:r>
+        <w:rPr>
+          <w:rFonts w:cs="Times New Roman"/>
+        </w:rPr>
+        <w:t>,</w:t>
+      </w:r>
+      <w:r>
+        <w:rPr>
+          <w:rFonts w:cs="Times New Roman"/>
+        </w:rPr>
+        <w:t xml:space="preserve"> объект добавленный во втором тесте был успешно удален</w:t>
+      </w:r>
+      <w:r>
+        <w:rPr>
+          <w:rFonts w:cs="Times New Roman"/>
+        </w:rPr>
+        <w:t>,</w:t>
+      </w:r>
+      <w:r>
+        <w:rPr>
+          <w:rFonts w:cs="Times New Roman"/>
+        </w:rPr>
+        <w:t xml:space="preserve"> что соответствует реакцией программы.</w:t>
       </w:r>
     </w:p>
     <w:p>
       <w:pPr>
-        <w:ind w:firstLine="0"/>
-        <w:rPr>
-          <w:rFonts w:cs="Times New Roman"/>
-          <w:szCs w:val="28"/>
-        </w:rPr>
-      </w:pPr>
-      <w:r>
-        <w:br w:type="page"/>
+        <w:rPr>
+          <w:rFonts w:cs="Times New Roman"/>
+        </w:rPr>
+      </w:pPr>
+      <w:r>
+        <w:rPr>
+          <w:rFonts w:cs="Times New Roman"/>
+        </w:rPr>
+        <w:t>Тест 4</w:t>
+      </w:r>
+      <w:r>
+        <w:rPr>
+          <w:rFonts w:cs="Times New Roman"/>
+        </w:rPr>
+        <w:t xml:space="preserve">: </w:t>
+      </w:r>
+      <w:r>
+        <w:rPr>
+          <w:rFonts w:cs="Times New Roman"/>
+        </w:rPr>
+        <w:t>Добавление пользователя</w:t>
+      </w:r>
+      <w:r>
+        <w:rPr>
+          <w:rFonts w:cs="Times New Roman"/>
+        </w:rPr>
+        <w:t>,</w:t>
+      </w:r>
+      <w:r>
+        <w:rPr>
+          <w:rFonts w:cs="Times New Roman"/>
+        </w:rPr>
+        <w:t xml:space="preserve"> после добавления результат был </w:t>
+      </w:r>
+      <w:proofErr w:type="gramStart"/>
+      <w:r>
+        <w:rPr>
+          <w:rFonts w:cs="Times New Roman"/>
+        </w:rPr>
+        <w:t xml:space="preserve">успешен </w:t>
+      </w:r>
+      <w:r>
+        <w:rPr>
+          <w:rFonts w:cs="Times New Roman"/>
+        </w:rPr>
+        <w:t>,</w:t>
+      </w:r>
+      <w:proofErr w:type="gramEnd"/>
+      <w:r>
+        <w:rPr>
+          <w:rFonts w:cs="Times New Roman"/>
+        </w:rPr>
+        <w:t xml:space="preserve"> что соответствует реакцией программы.</w:t>
       </w:r>
     </w:p>
     <w:p>
       <w:pPr>
+        <w:rPr>
+          <w:rFonts w:cs="Times New Roman"/>
+        </w:rPr>
+      </w:pPr>
+      <w:r>
+        <w:rPr>
+          <w:rFonts w:cs="Times New Roman"/>
+        </w:rPr>
+        <w:t>Тест 5</w:t>
+      </w:r>
+      <w:r>
+        <w:rPr>
+          <w:rFonts w:cs="Times New Roman"/>
+        </w:rPr>
+        <w:t xml:space="preserve">: </w:t>
+      </w:r>
+      <w:r>
+        <w:rPr>
+          <w:rFonts w:cs="Times New Roman"/>
+        </w:rPr>
+        <w:t>Удаление пользователя было реализовано успешно</w:t>
+      </w:r>
+      <w:r>
+        <w:rPr>
+          <w:rFonts w:cs="Times New Roman"/>
+        </w:rPr>
+        <w:t>,</w:t>
+      </w:r>
+      <w:r>
+        <w:rPr>
+          <w:rFonts w:cs="Times New Roman"/>
+        </w:rPr>
+        <w:t xml:space="preserve"> что соответствует реакцией программы.</w:t>
+      </w:r>
+    </w:p>
+    <w:p>
+      <w:pPr>
+        <w:rPr>
+          <w:rFonts w:cs="Times New Roman"/>
+        </w:rPr>
+      </w:pPr>
+      <w:r>
+        <w:rPr>
+          <w:rFonts w:cs="Times New Roman"/>
+        </w:rPr>
+        <w:t xml:space="preserve">Общий вывод: Результаты тестирования показывают, что проектное решение соответствует требованиям, сформулированным в техническом задании, относительно </w:t>
+      </w:r>
+      <w:r>
+        <w:rPr>
+          <w:rFonts w:cs="Times New Roman"/>
+        </w:rPr>
+        <w:t>результатам</w:t>
+      </w:r>
+      <w:r>
+        <w:rPr>
+          <w:rFonts w:cs="Times New Roman"/>
+        </w:rPr>
+        <w:t xml:space="preserve"> системы. Однако, возможны рекомендации по оптимизации производительности системы для дальнейшего улучшения ее работы. Это может привести к еще б</w:t>
+      </w:r>
+      <w:r>
+        <w:rPr>
+          <w:rFonts w:cs="Times New Roman"/>
+        </w:rPr>
+        <w:t>олее эффективной работе системы.</w:t>
+      </w:r>
+    </w:p>
+    <w:p>
+      <w:pPr>
+        <w:rPr>
+          <w:rFonts w:cs="Times New Roman"/>
+        </w:rPr>
+      </w:pPr>
+      <w:r>
+        <w:rPr>
+          <w:rFonts w:cs="Times New Roman"/>
+        </w:rPr>
+        <w:t>Вывод по главе</w:t>
+      </w:r>
+      <w:r>
+        <w:rPr>
+          <w:rFonts w:cs="Times New Roman"/>
+        </w:rPr>
+        <w:t xml:space="preserve">: </w:t>
+      </w:r>
+      <w:r>
+        <w:rPr>
+          <w:rFonts w:cs="Times New Roman"/>
+        </w:rPr>
+        <w:t>Была реализована схема выполнения экспериментального тестирования</w:t>
+      </w:r>
+      <w:r>
+        <w:rPr>
+          <w:rFonts w:cs="Times New Roman"/>
+        </w:rPr>
+        <w:t>,</w:t>
+      </w:r>
+      <w:r>
+        <w:rPr>
+          <w:rFonts w:cs="Times New Roman"/>
+        </w:rPr>
+        <w:t xml:space="preserve"> затем проведение функционального тестирования и документирование результата данного тестирования.</w:t>
+      </w:r>
+    </w:p>
+    <w:p>
+      <w:pPr>
+        <w:spacing w:after="160" w:line="259" w:lineRule="auto"/>
+        <w:jc w:val="left"/>
+      </w:pPr>
+      <w:r>
+        <w:br w:type="page"/>
+      </w:r>
+    </w:p>
+    <w:p>
+      <w:pPr>
         <w:pStyle w:val="1"/>
         <w:ind w:firstLine="0"/>
       </w:pPr>
-      <w:bookmarkStart w:id="20" w:name="_Toc170357589"/>
+      <w:bookmarkStart w:id="20" w:name="_Toc170357588"/>
+      <w:r>
+        <w:t>ЗАКЛЮЧЕНИЕ</w:t>
+      </w:r>
+      <w:bookmarkEnd w:id="20"/>
+    </w:p>
+    <w:p>
+      <w:pPr>
+        <w:rPr>
+          <w:rFonts w:eastAsia="Times New Roman" w:cs="Times New Roman"/>
+          <w:szCs w:val="28"/>
+        </w:rPr>
+      </w:pPr>
+      <w:r>
+        <w:rPr>
+          <w:rFonts w:eastAsia="Times New Roman" w:cs="Times New Roman"/>
+          <w:szCs w:val="28"/>
+        </w:rPr>
+        <w:t xml:space="preserve">В результате практической подготовки в виде производственной практики был проведен анализ предметной области, спроектирована и разработано </w:t>
+      </w:r>
+      <w:r>
+        <w:rPr>
+          <w:rFonts w:eastAsia="Times New Roman" w:cs="Times New Roman"/>
+          <w:szCs w:val="28"/>
+          <w:lang w:val="en-US"/>
+        </w:rPr>
+        <w:t>web</w:t>
+      </w:r>
+      <w:r>
+        <w:rPr>
+          <w:rFonts w:eastAsia="Times New Roman" w:cs="Times New Roman"/>
+          <w:szCs w:val="28"/>
+        </w:rPr>
+        <w:t>-</w:t>
+      </w:r>
+      <w:r>
+        <w:rPr>
+          <w:rFonts w:eastAsia="Times New Roman" w:cs="Times New Roman"/>
+          <w:szCs w:val="28"/>
+        </w:rPr>
+        <w:t>приложение для расчета стоимости мобильной связи</w:t>
+      </w:r>
+      <w:r>
+        <w:rPr>
+          <w:rFonts w:eastAsia="Times New Roman" w:cs="Times New Roman"/>
+          <w:szCs w:val="28"/>
+        </w:rPr>
+        <w:t>.</w:t>
+      </w:r>
+    </w:p>
+    <w:p>
+      <w:pPr>
+        <w:rPr>
+          <w:rFonts w:eastAsia="Times New Roman" w:cs="Times New Roman"/>
+          <w:szCs w:val="28"/>
+        </w:rPr>
+      </w:pPr>
+      <w:r>
+        <w:rPr>
+          <w:rFonts w:eastAsia="Times New Roman" w:cs="Times New Roman"/>
+          <w:szCs w:val="28"/>
+        </w:rPr>
+        <w:t>Процесс разработки включал анализ требований, проектирование базы данных, разработку бизнес-логики и реализацию пользовательского интерфейса. Все этапы были успешно завершены, что подтверждается результатами функционального тестирования, представленными в таблице.</w:t>
+      </w:r>
+    </w:p>
+    <w:p>
+      <w:pPr>
+        <w:rPr>
+          <w:rFonts w:eastAsia="Times New Roman" w:cs="Times New Roman"/>
+          <w:szCs w:val="28"/>
+        </w:rPr>
+      </w:pPr>
+      <w:r>
+        <w:rPr>
+          <w:rFonts w:eastAsia="Times New Roman" w:cs="Times New Roman"/>
+          <w:szCs w:val="28"/>
+        </w:rPr>
+        <w:t xml:space="preserve">Дальнейшее развитие </w:t>
+      </w:r>
+      <w:r>
+        <w:rPr>
+          <w:rFonts w:eastAsia="Times New Roman" w:cs="Times New Roman"/>
+          <w:szCs w:val="28"/>
+        </w:rPr>
+        <w:t>веб-сайта</w:t>
+      </w:r>
+      <w:r>
+        <w:rPr>
+          <w:rFonts w:eastAsia="Times New Roman" w:cs="Times New Roman"/>
+          <w:szCs w:val="28"/>
+        </w:rPr>
+        <w:t xml:space="preserve"> может включать модернизацию пользовательского интерфейса для улучшения пользовательского опыта, расширение функциональности для поддержки дополнительных потребностей предприятия, а также улучшение масштабируемости и производительности системы.</w:t>
+      </w:r>
+    </w:p>
+    <w:p>
+      <w:pPr>
+        <w:rPr>
+          <w:rFonts w:eastAsia="Times New Roman" w:cs="Times New Roman"/>
+          <w:szCs w:val="28"/>
+        </w:rPr>
+      </w:pPr>
+      <w:r>
+        <w:rPr>
+          <w:rFonts w:eastAsia="Times New Roman" w:cs="Times New Roman"/>
+          <w:szCs w:val="28"/>
+        </w:rPr>
+        <w:t>Таким образом, разработанное веб-приложение успешно реализовывает поставленные задачи по автоматизации и</w:t>
+      </w:r>
+      <w:r>
+        <w:rPr>
+          <w:rFonts w:eastAsia="Times New Roman" w:cs="Times New Roman"/>
+          <w:szCs w:val="28"/>
+        </w:rPr>
+        <w:t xml:space="preserve"> простоте просчета расчета стоимости мобильной связи для пользователя</w:t>
+      </w:r>
+      <w:r>
+        <w:rPr>
+          <w:rFonts w:eastAsia="Times New Roman" w:cs="Times New Roman"/>
+          <w:szCs w:val="28"/>
+        </w:rPr>
+        <w:t xml:space="preserve"> и готово к дальнейшему развитию и совершенствованию.</w:t>
+      </w:r>
+    </w:p>
+    <w:p>
+      <w:pPr>
+        <w:ind w:firstLine="0"/>
+        <w:rPr>
+          <w:rFonts w:cs="Times New Roman"/>
+          <w:szCs w:val="28"/>
+        </w:rPr>
+      </w:pPr>
+      <w:r>
+        <w:br w:type="page"/>
+      </w:r>
+    </w:p>
+    <w:p>
+      <w:pPr>
+        <w:pStyle w:val="1"/>
+        <w:ind w:firstLine="0"/>
+      </w:pPr>
+      <w:bookmarkStart w:id="21" w:name="_Toc170357589"/>
       <w:r>
         <w:t>БИБЛИОГРАФИЧЕСКИЙ СПИСОК</w:t>
       </w:r>
-      <w:bookmarkEnd w:id="20"/>
+      <w:bookmarkEnd w:id="21"/>
     </w:p>
     <w:p>
       <w:pPr>
@@ -14863,7 +12230,7 @@
           <w:szCs w:val="28"/>
         </w:rPr>
       </w:pPr>
-      <w:bookmarkStart w:id="21" w:name="_Toc170357590"/>
+      <w:bookmarkStart w:id="22" w:name="_Toc170357590"/>
       <w:r>
         <w:rPr>
           <w:bCs/>
@@ -14880,7 +12247,7 @@
         </w:rPr>
         <w:t>1</w:t>
       </w:r>
-      <w:bookmarkEnd w:id="21"/>
+      <w:bookmarkEnd w:id="22"/>
     </w:p>
     <w:p>
       <w:pPr>
@@ -15008,14 +12375,14 @@
         <w:ind w:firstLine="0"/>
         <w:jc w:val="right"/>
       </w:pPr>
-      <w:bookmarkStart w:id="22" w:name="_Toc170357591"/>
+      <w:bookmarkStart w:id="23" w:name="_Toc170357591"/>
       <w:r>
         <w:t xml:space="preserve">ПРИЛОЖЕНИЕ </w:t>
       </w:r>
       <w:r>
         <w:t>2</w:t>
       </w:r>
-      <w:bookmarkEnd w:id="22"/>
+      <w:bookmarkEnd w:id="23"/>
     </w:p>
     <w:p>
       <w:pPr>
@@ -15130,14 +12497,14 @@
         <w:ind w:firstLine="0"/>
         <w:jc w:val="right"/>
       </w:pPr>
-      <w:bookmarkStart w:id="23" w:name="_Toc170357592"/>
+      <w:bookmarkStart w:id="24" w:name="_Toc170357592"/>
       <w:r>
         <w:t xml:space="preserve">ПРИЛОЖЕНИЕ </w:t>
       </w:r>
       <w:r>
         <w:t>3</w:t>
       </w:r>
-      <w:bookmarkEnd w:id="23"/>
+      <w:bookmarkEnd w:id="24"/>
     </w:p>
     <w:p>
       <w:pPr>
@@ -15164,7 +12531,7 @@
             <v:path o:extrusionok="f" gradientshapeok="t" o:connecttype="rect"/>
             <o:lock v:ext="edit" aspectratio="t"/>
           </v:shapetype>
-          <v:shape id="_x0000_i1025" type="#_x0000_t75" style="width:450.75pt;height:276.75pt">
+          <v:shape id="_x0000_i1025" type="#_x0000_t75" style="width:450.7pt;height:276.8pt">
             <v:imagedata r:id="rId19" o:title="схемааааа"/>
           </v:shape>
         </w:pict>
@@ -15197,8 +12564,6 @@
       <w:r>
         <w:br w:type="page"/>
       </w:r>
-      <w:bookmarkStart w:id="24" w:name="_GoBack"/>
-      <w:bookmarkEnd w:id="24"/>
     </w:p>
     <w:p>
       <w:pPr>
@@ -15410,63 +12775,26 @@
               <w:spacing w:line="244" w:lineRule="atLeast"/>
               <w:rPr>
                 <w:color w:val="333333"/>
+                <w:lang w:val="en-US"/>
               </w:rPr>
             </w:pPr>
             <w:proofErr w:type="spellStart"/>
+            <w:proofErr w:type="gramStart"/>
             <w:r>
               <w:rPr>
                 <w:color w:val="333333"/>
+                <w:lang w:val="en-US"/>
               </w:rPr>
               <w:t>form.addEventListener</w:t>
             </w:r>
             <w:proofErr w:type="spellEnd"/>
+            <w:proofErr w:type="gramEnd"/>
             <w:r>
               <w:rPr>
                 <w:color w:val="333333"/>
-              </w:rPr>
-              <w:t>('</w:t>
-            </w:r>
-            <w:proofErr w:type="spellStart"/>
-            <w:r>
-              <w:rPr>
-                <w:color w:val="333333"/>
-              </w:rPr>
-              <w:t>submit</w:t>
-            </w:r>
-            <w:proofErr w:type="spellEnd"/>
-            <w:r>
-              <w:rPr>
-                <w:color w:val="333333"/>
-              </w:rPr>
-              <w:t xml:space="preserve">', </w:t>
-            </w:r>
-            <w:proofErr w:type="spellStart"/>
-            <w:r>
-              <w:rPr>
-                <w:color w:val="333333"/>
-              </w:rPr>
-              <w:t>function</w:t>
-            </w:r>
-            <w:proofErr w:type="spellEnd"/>
-            <w:r>
-              <w:rPr>
-                <w:color w:val="333333"/>
-              </w:rPr>
-              <w:t>(</w:t>
-            </w:r>
-            <w:proofErr w:type="spellStart"/>
-            <w:r>
-              <w:rPr>
-                <w:color w:val="333333"/>
-              </w:rPr>
-              <w:t>event</w:t>
-            </w:r>
-            <w:proofErr w:type="spellEnd"/>
-            <w:r>
-              <w:rPr>
-                <w:color w:val="333333"/>
-              </w:rPr>
-              <w:t>) {</w:t>
+                <w:lang w:val="en-US"/>
+              </w:rPr>
+              <w:t>('submit', function(event) {</w:t>
             </w:r>
           </w:p>
           <w:p>
@@ -15475,25 +12803,31 @@
               <w:spacing w:line="244" w:lineRule="atLeast"/>
               <w:rPr>
                 <w:color w:val="333333"/>
+                <w:lang w:val="en-US"/>
               </w:rPr>
             </w:pPr>
             <w:r>
               <w:rPr>
                 <w:color w:val="333333"/>
+                <w:lang w:val="en-US"/>
               </w:rPr>
               <w:t xml:space="preserve">    </w:t>
             </w:r>
             <w:proofErr w:type="spellStart"/>
+            <w:proofErr w:type="gramStart"/>
             <w:r>
               <w:rPr>
                 <w:color w:val="333333"/>
+                <w:lang w:val="en-US"/>
               </w:rPr>
               <w:t>event.preventDefault</w:t>
             </w:r>
             <w:proofErr w:type="spellEnd"/>
+            <w:proofErr w:type="gramEnd"/>
             <w:r>
               <w:rPr>
                 <w:color w:val="333333"/>
+                <w:lang w:val="en-US"/>
               </w:rPr>
               <w:t xml:space="preserve">(); </w:t>
             </w:r>
@@ -15504,6 +12838,7 @@
               <w:spacing w:line="244" w:lineRule="atLeast"/>
               <w:rPr>
                 <w:color w:val="333333"/>
+                <w:lang w:val="en-US"/>
               </w:rPr>
             </w:pPr>
           </w:p>
@@ -15513,11 +12848,13 @@
               <w:spacing w:line="244" w:lineRule="atLeast"/>
               <w:rPr>
                 <w:color w:val="333333"/>
+                <w:lang w:val="en-US"/>
               </w:rPr>
             </w:pPr>
             <w:r>
               <w:rPr>
                 <w:color w:val="333333"/>
+                <w:lang w:val="en-US"/>
               </w:rPr>
               <w:t xml:space="preserve">    </w:t>
             </w:r>
@@ -15525,6 +12862,7 @@
             <w:r>
               <w:rPr>
                 <w:color w:val="333333"/>
+                <w:lang w:val="en-US"/>
               </w:rPr>
               <w:t>const</w:t>
             </w:r>
@@ -15532,78 +12870,43 @@
             <w:r>
               <w:rPr>
                 <w:color w:val="333333"/>
-              </w:rPr>
-              <w:t xml:space="preserve"> </w:t>
+                <w:lang w:val="en-US"/>
+              </w:rPr>
+              <w:t xml:space="preserve"> minutes = </w:t>
             </w:r>
             <w:proofErr w:type="spellStart"/>
             <w:r>
               <w:rPr>
                 <w:color w:val="333333"/>
-              </w:rPr>
-              <w:t>minutes</w:t>
+                <w:lang w:val="en-US"/>
+              </w:rPr>
+              <w:t>parseFloat</w:t>
             </w:r>
             <w:proofErr w:type="spellEnd"/>
             <w:r>
               <w:rPr>
                 <w:color w:val="333333"/>
-              </w:rPr>
-              <w:t xml:space="preserve"> = </w:t>
+                <w:lang w:val="en-US"/>
+              </w:rPr>
+              <w:t>(</w:t>
             </w:r>
             <w:proofErr w:type="spellStart"/>
+            <w:proofErr w:type="gramStart"/>
             <w:r>
               <w:rPr>
                 <w:color w:val="333333"/>
-              </w:rPr>
-              <w:t>parseFloat</w:t>
+                <w:lang w:val="en-US"/>
+              </w:rPr>
+              <w:t>document.getElementById</w:t>
             </w:r>
             <w:proofErr w:type="spellEnd"/>
+            <w:proofErr w:type="gramEnd"/>
             <w:r>
               <w:rPr>
                 <w:color w:val="333333"/>
-              </w:rPr>
-              <w:t>(</w:t>
-            </w:r>
-            <w:proofErr w:type="spellStart"/>
-            <w:r>
-              <w:rPr>
-                <w:color w:val="333333"/>
-              </w:rPr>
-              <w:t>document.getElementById</w:t>
-            </w:r>
-            <w:proofErr w:type="spellEnd"/>
-            <w:r>
-              <w:rPr>
-                <w:color w:val="333333"/>
-              </w:rPr>
-              <w:t>('</w:t>
-            </w:r>
-            <w:proofErr w:type="spellStart"/>
-            <w:r>
-              <w:rPr>
-                <w:color w:val="333333"/>
-              </w:rPr>
-              <w:t>minutes</w:t>
-            </w:r>
-            <w:proofErr w:type="spellEnd"/>
-            <w:r>
-              <w:rPr>
-                <w:color w:val="333333"/>
-              </w:rPr>
-              <w:t>').</w:t>
-            </w:r>
-            <w:proofErr w:type="spellStart"/>
-            <w:r>
-              <w:rPr>
-                <w:color w:val="333333"/>
-              </w:rPr>
-              <w:t>value</w:t>
-            </w:r>
-            <w:proofErr w:type="spellEnd"/>
-            <w:r>
-              <w:rPr>
-                <w:color w:val="333333"/>
-              </w:rPr>
-              <w:t>);</w:t>
+                <w:lang w:val="en-US"/>
+              </w:rPr>
+              <w:t>('minutes').value);</w:t>
             </w:r>
           </w:p>
           <w:p>
@@ -15612,11 +12915,13 @@
               <w:spacing w:line="244" w:lineRule="atLeast"/>
               <w:rPr>
                 <w:color w:val="333333"/>
+                <w:lang w:val="en-US"/>
               </w:rPr>
             </w:pPr>
             <w:r>
               <w:rPr>
                 <w:color w:val="333333"/>
+                <w:lang w:val="en-US"/>
               </w:rPr>
               <w:t xml:space="preserve">    </w:t>
             </w:r>
@@ -15624,6 +12929,7 @@
             <w:r>
               <w:rPr>
                 <w:color w:val="333333"/>
+                <w:lang w:val="en-US"/>
               </w:rPr>
               <w:t>const</w:t>
             </w:r>
@@ -15631,6 +12937,7 @@
             <w:r>
               <w:rPr>
                 <w:color w:val="333333"/>
+                <w:lang w:val="en-US"/>
               </w:rPr>
               <w:t xml:space="preserve"> </w:t>
             </w:r>
@@ -15638,6 +12945,7 @@
             <w:r>
               <w:rPr>
                 <w:color w:val="333333"/>
+                <w:lang w:val="en-US"/>
               </w:rPr>
               <w:t>sms</w:t>
             </w:r>
@@ -15645,6 +12953,7 @@
             <w:r>
               <w:rPr>
                 <w:color w:val="333333"/>
+                <w:lang w:val="en-US"/>
               </w:rPr>
               <w:t xml:space="preserve"> = </w:t>
             </w:r>
@@ -15652,6 +12961,7 @@
             <w:r>
               <w:rPr>
                 <w:color w:val="333333"/>
+                <w:lang w:val="en-US"/>
               </w:rPr>
               <w:t>parseFloat</w:t>
             </w:r>
@@ -15659,20 +12969,25 @@
             <w:r>
               <w:rPr>
                 <w:color w:val="333333"/>
+                <w:lang w:val="en-US"/>
               </w:rPr>
               <w:t>(</w:t>
             </w:r>
             <w:proofErr w:type="spellStart"/>
+            <w:proofErr w:type="gramStart"/>
             <w:r>
               <w:rPr>
                 <w:color w:val="333333"/>
+                <w:lang w:val="en-US"/>
               </w:rPr>
               <w:t>document.getElementById</w:t>
             </w:r>
             <w:proofErr w:type="spellEnd"/>
+            <w:proofErr w:type="gramEnd"/>
             <w:r>
               <w:rPr>
                 <w:color w:val="333333"/>
+                <w:lang w:val="en-US"/>
               </w:rPr>
               <w:t>('</w:t>
             </w:r>
@@ -15680,6 +12995,7 @@
             <w:r>
               <w:rPr>
                 <w:color w:val="333333"/>
+                <w:lang w:val="en-US"/>
               </w:rPr>
               <w:t>sms</w:t>
             </w:r>
@@ -15687,22 +13003,9 @@
             <w:r>
               <w:rPr>
                 <w:color w:val="333333"/>
-              </w:rPr>
-              <w:t>').</w:t>
-            </w:r>
-            <w:proofErr w:type="spellStart"/>
-            <w:r>
-              <w:rPr>
-                <w:color w:val="333333"/>
-              </w:rPr>
-              <w:t>value</w:t>
-            </w:r>
-            <w:proofErr w:type="spellEnd"/>
-            <w:r>
-              <w:rPr>
-                <w:color w:val="333333"/>
-              </w:rPr>
-              <w:t>);</w:t>
+                <w:lang w:val="en-US"/>
+              </w:rPr>
+              <w:t>').value);</w:t>
             </w:r>
           </w:p>
           <w:p>
@@ -15711,11 +13014,13 @@
               <w:spacing w:line="244" w:lineRule="atLeast"/>
               <w:rPr>
                 <w:color w:val="333333"/>
+                <w:lang w:val="en-US"/>
               </w:rPr>
             </w:pPr>
             <w:r>
               <w:rPr>
                 <w:color w:val="333333"/>
+                <w:lang w:val="en-US"/>
               </w:rPr>
               <w:t xml:space="preserve">    </w:t>
             </w:r>
@@ -15723,6 +13028,7 @@
             <w:r>
               <w:rPr>
                 <w:color w:val="333333"/>
+                <w:lang w:val="en-US"/>
               </w:rPr>
               <w:t>const</w:t>
             </w:r>
@@ -15730,78 +13036,43 @@
             <w:r>
               <w:rPr>
                 <w:color w:val="333333"/>
-              </w:rPr>
-              <w:t xml:space="preserve"> </w:t>
+                <w:lang w:val="en-US"/>
+              </w:rPr>
+              <w:t xml:space="preserve"> data = </w:t>
             </w:r>
             <w:proofErr w:type="spellStart"/>
             <w:r>
               <w:rPr>
                 <w:color w:val="333333"/>
-              </w:rPr>
-              <w:t>data</w:t>
+                <w:lang w:val="en-US"/>
+              </w:rPr>
+              <w:t>parseFloat</w:t>
             </w:r>
             <w:proofErr w:type="spellEnd"/>
             <w:r>
               <w:rPr>
                 <w:color w:val="333333"/>
-              </w:rPr>
-              <w:t xml:space="preserve"> = </w:t>
+                <w:lang w:val="en-US"/>
+              </w:rPr>
+              <w:t>(</w:t>
             </w:r>
             <w:proofErr w:type="spellStart"/>
+            <w:proofErr w:type="gramStart"/>
             <w:r>
               <w:rPr>
                 <w:color w:val="333333"/>
-              </w:rPr>
-              <w:t>parseFloat</w:t>
+                <w:lang w:val="en-US"/>
+              </w:rPr>
+              <w:t>document.getElementById</w:t>
             </w:r>
             <w:proofErr w:type="spellEnd"/>
+            <w:proofErr w:type="gramEnd"/>
             <w:r>
               <w:rPr>
                 <w:color w:val="333333"/>
-              </w:rPr>
-              <w:t>(</w:t>
-            </w:r>
-            <w:proofErr w:type="spellStart"/>
-            <w:r>
-              <w:rPr>
-                <w:color w:val="333333"/>
-              </w:rPr>
-              <w:t>document.getElementById</w:t>
-            </w:r>
-            <w:proofErr w:type="spellEnd"/>
-            <w:r>
-              <w:rPr>
-                <w:color w:val="333333"/>
-              </w:rPr>
-              <w:t>('</w:t>
-            </w:r>
-            <w:proofErr w:type="spellStart"/>
-            <w:r>
-              <w:rPr>
-                <w:color w:val="333333"/>
-              </w:rPr>
-              <w:t>data</w:t>
-            </w:r>
-            <w:proofErr w:type="spellEnd"/>
-            <w:r>
-              <w:rPr>
-                <w:color w:val="333333"/>
-              </w:rPr>
-              <w:t>').</w:t>
-            </w:r>
-            <w:proofErr w:type="spellStart"/>
-            <w:r>
-              <w:rPr>
-                <w:color w:val="333333"/>
-              </w:rPr>
-              <w:t>value</w:t>
-            </w:r>
-            <w:proofErr w:type="spellEnd"/>
-            <w:r>
-              <w:rPr>
-                <w:color w:val="333333"/>
-              </w:rPr>
-              <w:t>);</w:t>
+                <w:lang w:val="en-US"/>
+              </w:rPr>
+              <w:t>('data').value);</w:t>
             </w:r>
           </w:p>
           <w:p>
@@ -15810,11 +13081,13 @@
               <w:spacing w:line="244" w:lineRule="atLeast"/>
               <w:rPr>
                 <w:color w:val="333333"/>
+                <w:lang w:val="en-US"/>
               </w:rPr>
             </w:pPr>
             <w:r>
               <w:rPr>
                 <w:color w:val="333333"/>
+                <w:lang w:val="en-US"/>
               </w:rPr>
               <w:t xml:space="preserve">    </w:t>
             </w:r>
@@ -15822,6 +13095,7 @@
             <w:r>
               <w:rPr>
                 <w:color w:val="333333"/>
+                <w:lang w:val="en-US"/>
               </w:rPr>
               <w:t>const</w:t>
             </w:r>
@@ -15829,64 +13103,27 @@
             <w:r>
               <w:rPr>
                 <w:color w:val="333333"/>
-              </w:rPr>
-              <w:t xml:space="preserve"> </w:t>
+                <w:lang w:val="en-US"/>
+              </w:rPr>
+              <w:t xml:space="preserve"> operator = </w:t>
             </w:r>
             <w:proofErr w:type="spellStart"/>
+            <w:proofErr w:type="gramStart"/>
             <w:r>
               <w:rPr>
                 <w:color w:val="333333"/>
-              </w:rPr>
-              <w:t>operator</w:t>
+                <w:lang w:val="en-US"/>
+              </w:rPr>
+              <w:t>document.getElementById</w:t>
             </w:r>
             <w:proofErr w:type="spellEnd"/>
+            <w:proofErr w:type="gramEnd"/>
             <w:r>
               <w:rPr>
                 <w:color w:val="333333"/>
-              </w:rPr>
-              <w:t xml:space="preserve"> = </w:t>
-            </w:r>
-            <w:proofErr w:type="spellStart"/>
-            <w:r>
-              <w:rPr>
-                <w:color w:val="333333"/>
-              </w:rPr>
-              <w:t>document.getElementById</w:t>
-            </w:r>
-            <w:proofErr w:type="spellEnd"/>
-            <w:r>
-              <w:rPr>
-                <w:color w:val="333333"/>
-              </w:rPr>
-              <w:t>('</w:t>
-            </w:r>
-            <w:proofErr w:type="spellStart"/>
-            <w:r>
-              <w:rPr>
-                <w:color w:val="333333"/>
-              </w:rPr>
-              <w:t>operator</w:t>
-            </w:r>
-            <w:proofErr w:type="spellEnd"/>
-            <w:r>
-              <w:rPr>
-                <w:color w:val="333333"/>
-              </w:rPr>
-              <w:t>').</w:t>
-            </w:r>
-            <w:proofErr w:type="spellStart"/>
-            <w:r>
-              <w:rPr>
-                <w:color w:val="333333"/>
-              </w:rPr>
-              <w:t>value</w:t>
-            </w:r>
-            <w:proofErr w:type="spellEnd"/>
-            <w:r>
-              <w:rPr>
-                <w:color w:val="333333"/>
-              </w:rPr>
-              <w:t>;</w:t>
+                <w:lang w:val="en-US"/>
+              </w:rPr>
+              <w:t>('operator').value;</w:t>
             </w:r>
           </w:p>
           <w:p>
@@ -15895,11 +13132,13 @@
               <w:spacing w:line="244" w:lineRule="atLeast"/>
               <w:rPr>
                 <w:color w:val="333333"/>
+                <w:lang w:val="en-US"/>
               </w:rPr>
             </w:pPr>
             <w:r>
               <w:rPr>
                 <w:color w:val="333333"/>
+                <w:lang w:val="en-US"/>
               </w:rPr>
               <w:t xml:space="preserve">    </w:t>
             </w:r>
@@ -15907,6 +13146,7 @@
             <w:r>
               <w:rPr>
                 <w:color w:val="333333"/>
+                <w:lang w:val="en-US"/>
               </w:rPr>
               <w:t>const</w:t>
             </w:r>
@@ -15914,64 +13154,27 @@
             <w:r>
               <w:rPr>
                 <w:color w:val="333333"/>
-              </w:rPr>
-              <w:t xml:space="preserve"> </w:t>
+                <w:lang w:val="en-US"/>
+              </w:rPr>
+              <w:t xml:space="preserve"> tariff = </w:t>
             </w:r>
             <w:proofErr w:type="spellStart"/>
+            <w:proofErr w:type="gramStart"/>
             <w:r>
               <w:rPr>
                 <w:color w:val="333333"/>
-              </w:rPr>
-              <w:t>tariff</w:t>
+                <w:lang w:val="en-US"/>
+              </w:rPr>
+              <w:t>document.getElementById</w:t>
             </w:r>
             <w:proofErr w:type="spellEnd"/>
+            <w:proofErr w:type="gramEnd"/>
             <w:r>
               <w:rPr>
                 <w:color w:val="333333"/>
-              </w:rPr>
-              <w:t xml:space="preserve"> = </w:t>
-            </w:r>
-            <w:proofErr w:type="spellStart"/>
-            <w:r>
-              <w:rPr>
-                <w:color w:val="333333"/>
-              </w:rPr>
-              <w:t>document.getElementById</w:t>
-            </w:r>
-            <w:proofErr w:type="spellEnd"/>
-            <w:r>
-              <w:rPr>
-                <w:color w:val="333333"/>
-              </w:rPr>
-              <w:t>('</w:t>
-            </w:r>
-            <w:proofErr w:type="spellStart"/>
-            <w:r>
-              <w:rPr>
-                <w:color w:val="333333"/>
-              </w:rPr>
-              <w:t>tariff</w:t>
-            </w:r>
-            <w:proofErr w:type="spellEnd"/>
-            <w:r>
-              <w:rPr>
-                <w:color w:val="333333"/>
-              </w:rPr>
-              <w:t>').</w:t>
-            </w:r>
-            <w:proofErr w:type="spellStart"/>
-            <w:r>
-              <w:rPr>
-                <w:color w:val="333333"/>
-              </w:rPr>
-              <w:t>value</w:t>
-            </w:r>
-            <w:proofErr w:type="spellEnd"/>
-            <w:r>
-              <w:rPr>
-                <w:color w:val="333333"/>
-              </w:rPr>
-              <w:t>;</w:t>
+                <w:lang w:val="en-US"/>
+              </w:rPr>
+              <w:t>('tariff').value;</w:t>
             </w:r>
           </w:p>
           <w:p>
@@ -15980,6 +13183,7 @@
               <w:spacing w:line="244" w:lineRule="atLeast"/>
               <w:rPr>
                 <w:color w:val="333333"/>
+                <w:lang w:val="en-US"/>
               </w:rPr>
             </w:pPr>
           </w:p>
@@ -15989,11 +13193,13 @@
               <w:spacing w:line="244" w:lineRule="atLeast"/>
               <w:rPr>
                 <w:color w:val="333333"/>
+                <w:lang w:val="en-US"/>
               </w:rPr>
             </w:pPr>
             <w:r>
               <w:rPr>
                 <w:color w:val="333333"/>
+                <w:lang w:val="en-US"/>
               </w:rPr>
               <w:t xml:space="preserve">    </w:t>
             </w:r>
@@ -16001,6 +13207,7 @@
             <w:r>
               <w:rPr>
                 <w:color w:val="333333"/>
+                <w:lang w:val="en-US"/>
               </w:rPr>
               <w:t>const</w:t>
             </w:r>
@@ -16008,6 +13215,7 @@
             <w:r>
               <w:rPr>
                 <w:color w:val="333333"/>
+                <w:lang w:val="en-US"/>
               </w:rPr>
               <w:t xml:space="preserve"> </w:t>
             </w:r>
@@ -16015,6 +13223,7 @@
             <w:r>
               <w:rPr>
                 <w:color w:val="333333"/>
+                <w:lang w:val="en-US"/>
               </w:rPr>
               <w:t>totalCost</w:t>
             </w:r>
@@ -16022,13 +13231,16 @@
             <w:r>
               <w:rPr>
                 <w:color w:val="333333"/>
+                <w:lang w:val="en-US"/>
               </w:rPr>
               <w:t xml:space="preserve"> = </w:t>
             </w:r>
             <w:proofErr w:type="spellStart"/>
+            <w:proofErr w:type="gramStart"/>
             <w:r>
               <w:rPr>
                 <w:color w:val="333333"/>
+                <w:lang w:val="en-US"/>
               </w:rPr>
               <w:t>calculateCost</w:t>
             </w:r>
@@ -16036,50 +13248,33 @@
             <w:r>
               <w:rPr>
                 <w:color w:val="333333"/>
+                <w:lang w:val="en-US"/>
               </w:rPr>
               <w:t>(</w:t>
             </w:r>
+            <w:proofErr w:type="gramEnd"/>
+            <w:r>
+              <w:rPr>
+                <w:color w:val="333333"/>
+                <w:lang w:val="en-US"/>
+              </w:rPr>
+              <w:t xml:space="preserve">minutes, </w:t>
+            </w:r>
             <w:proofErr w:type="spellStart"/>
             <w:r>
               <w:rPr>
                 <w:color w:val="333333"/>
-              </w:rPr>
-              <w:t>minutes</w:t>
+                <w:lang w:val="en-US"/>
+              </w:rPr>
+              <w:t>sms</w:t>
             </w:r>
             <w:proofErr w:type="spellEnd"/>
             <w:r>
               <w:rPr>
                 <w:color w:val="333333"/>
-              </w:rPr>
-              <w:t xml:space="preserve">, </w:t>
-            </w:r>
-            <w:proofErr w:type="spellStart"/>
-            <w:r>
-              <w:rPr>
-                <w:color w:val="333333"/>
-              </w:rPr>
-              <w:t>sms</w:t>
-            </w:r>
-            <w:proofErr w:type="spellEnd"/>
-            <w:r>
-              <w:rPr>
-                <w:color w:val="333333"/>
-              </w:rPr>
-              <w:t xml:space="preserve">, </w:t>
-            </w:r>
-            <w:proofErr w:type="spellStart"/>
-            <w:r>
-              <w:rPr>
-                <w:color w:val="333333"/>
-              </w:rPr>
-              <w:t>data</w:t>
-            </w:r>
-            <w:proofErr w:type="spellEnd"/>
-            <w:r>
-              <w:rPr>
-                <w:color w:val="333333"/>
-              </w:rPr>
-              <w:t>);</w:t>
+                <w:lang w:val="en-US"/>
+              </w:rPr>
+              <w:t>, data);</w:t>
             </w:r>
           </w:p>
           <w:p>
@@ -16088,6 +13283,7 @@
               <w:spacing w:line="244" w:lineRule="atLeast"/>
               <w:rPr>
                 <w:color w:val="333333"/>
+                <w:lang w:val="en-US"/>
               </w:rPr>
             </w:pPr>
           </w:p>
@@ -16097,11 +13293,13 @@
               <w:spacing w:line="244" w:lineRule="atLeast"/>
               <w:rPr>
                 <w:color w:val="333333"/>
+                <w:lang w:val="en-US"/>
               </w:rPr>
             </w:pPr>
             <w:r>
               <w:rPr>
                 <w:color w:val="333333"/>
+                <w:lang w:val="en-US"/>
               </w:rPr>
               <w:t xml:space="preserve">    </w:t>
             </w:r>
@@ -16109,6 +13307,7 @@
             <w:r>
               <w:rPr>
                 <w:color w:val="333333"/>
+                <w:lang w:val="en-US"/>
               </w:rPr>
               <w:t>resultDiv.innerHTML</w:t>
             </w:r>
@@ -16116,6 +13315,7 @@
             <w:r>
               <w:rPr>
                 <w:color w:val="333333"/>
+                <w:lang w:val="en-US"/>
               </w:rPr>
               <w:t xml:space="preserve"> = `</w:t>
             </w:r>
@@ -16126,13 +13326,41 @@
               <w:spacing w:line="244" w:lineRule="atLeast"/>
               <w:rPr>
                 <w:color w:val="333333"/>
+                <w:lang w:val="en-US"/>
               </w:rPr>
             </w:pPr>
             <w:r>
               <w:rPr>
                 <w:color w:val="333333"/>
-              </w:rPr>
-              <w:t xml:space="preserve">      &lt;h2&gt;Результаты расчета&lt;/h2&gt;</w:t>
+                <w:lang w:val="en-US"/>
+              </w:rPr>
+              <w:t xml:space="preserve">      &lt;h2&gt;</w:t>
+            </w:r>
+            <w:r>
+              <w:rPr>
+                <w:color w:val="333333"/>
+              </w:rPr>
+              <w:t>Результаты</w:t>
+            </w:r>
+            <w:r>
+              <w:rPr>
+                <w:color w:val="333333"/>
+                <w:lang w:val="en-US"/>
+              </w:rPr>
+              <w:t xml:space="preserve"> </w:t>
+            </w:r>
+            <w:r>
+              <w:rPr>
+                <w:color w:val="333333"/>
+              </w:rPr>
+              <w:t>расчета</w:t>
+            </w:r>
+            <w:r>
+              <w:rPr>
+                <w:color w:val="333333"/>
+                <w:lang w:val="en-US"/>
+              </w:rPr>
+              <w:t>&lt;/h2&gt;</w:t>
             </w:r>
           </w:p>
           <w:p>
@@ -16141,55 +13369,41 @@
               <w:spacing w:line="244" w:lineRule="atLeast"/>
               <w:rPr>
                 <w:color w:val="333333"/>
+                <w:lang w:val="en-US"/>
               </w:rPr>
             </w:pPr>
             <w:r>
               <w:rPr>
                 <w:color w:val="333333"/>
-              </w:rPr>
-              <w:t xml:space="preserve">      &lt;p&gt;&lt;</w:t>
-            </w:r>
-            <w:proofErr w:type="spellStart"/>
+                <w:lang w:val="en-US"/>
+              </w:rPr>
+              <w:t xml:space="preserve">      &lt;p&gt;&lt;strong&gt;</w:t>
+            </w:r>
             <w:r>
               <w:rPr>
                 <w:color w:val="333333"/>
               </w:rPr>
-              <w:t>strong</w:t>
-            </w:r>
-            <w:proofErr w:type="spellEnd"/>
+              <w:t>Оператор</w:t>
+            </w:r>
             <w:r>
               <w:rPr>
                 <w:color w:val="333333"/>
-              </w:rPr>
-              <w:t>&gt;Оператор связи:&lt;/</w:t>
-            </w:r>
-            <w:proofErr w:type="spellStart"/>
+                <w:lang w:val="en-US"/>
+              </w:rPr>
+              <w:t xml:space="preserve"> </w:t>
+            </w:r>
             <w:r>
               <w:rPr>
                 <w:color w:val="333333"/>
               </w:rPr>
-              <w:t>strong</w:t>
-            </w:r>
-            <w:proofErr w:type="spellEnd"/>
+              <w:t>связи</w:t>
+            </w:r>
             <w:r>
               <w:rPr>
                 <w:color w:val="333333"/>
-              </w:rPr>
-              <w:t>&gt; ${</w:t>
-            </w:r>
-            <w:proofErr w:type="spellStart"/>
-            <w:r>
-              <w:rPr>
-                <w:color w:val="333333"/>
-              </w:rPr>
-              <w:t>operator</w:t>
-            </w:r>
-            <w:proofErr w:type="spellEnd"/>
-            <w:r>
-              <w:rPr>
-                <w:color w:val="333333"/>
-              </w:rPr>
-              <w:t>}&lt;/p&gt;</w:t>
+                <w:lang w:val="en-US"/>
+              </w:rPr>
+              <w:t>:&lt;/strong&gt; ${operator}&lt;/p&gt;</w:t>
             </w:r>
           </w:p>
           <w:p>
@@ -16198,55 +13412,41 @@
               <w:spacing w:line="244" w:lineRule="atLeast"/>
               <w:rPr>
                 <w:color w:val="333333"/>
+                <w:lang w:val="en-US"/>
               </w:rPr>
             </w:pPr>
             <w:r>
               <w:rPr>
                 <w:color w:val="333333"/>
-              </w:rPr>
-              <w:t xml:space="preserve">      &lt;p&gt;&lt;</w:t>
-            </w:r>
-            <w:proofErr w:type="spellStart"/>
+                <w:lang w:val="en-US"/>
+              </w:rPr>
+              <w:t xml:space="preserve">      &lt;p&gt;&lt;strong&gt;</w:t>
+            </w:r>
             <w:r>
               <w:rPr>
                 <w:color w:val="333333"/>
               </w:rPr>
-              <w:t>strong</w:t>
-            </w:r>
-            <w:proofErr w:type="spellEnd"/>
+              <w:t>Выбранный</w:t>
+            </w:r>
             <w:r>
               <w:rPr>
                 <w:color w:val="333333"/>
-              </w:rPr>
-              <w:t>&gt;Выбранный тариф:&lt;/</w:t>
-            </w:r>
-            <w:proofErr w:type="spellStart"/>
+                <w:lang w:val="en-US"/>
+              </w:rPr>
+              <w:t xml:space="preserve"> </w:t>
+            </w:r>
             <w:r>
               <w:rPr>
                 <w:color w:val="333333"/>
               </w:rPr>
-              <w:t>strong</w:t>
-            </w:r>
-            <w:proofErr w:type="spellEnd"/>
+              <w:t>тариф</w:t>
+            </w:r>
             <w:r>
               <w:rPr>
                 <w:color w:val="333333"/>
-              </w:rPr>
-              <w:t>&gt; ${</w:t>
-            </w:r>
-            <w:proofErr w:type="spellStart"/>
-            <w:r>
-              <w:rPr>
-                <w:color w:val="333333"/>
-              </w:rPr>
-              <w:t>tariff</w:t>
-            </w:r>
-            <w:proofErr w:type="spellEnd"/>
-            <w:r>
-              <w:rPr>
-                <w:color w:val="333333"/>
-              </w:rPr>
-              <w:t>}&lt;/p&gt;</w:t>
+                <w:lang w:val="en-US"/>
+              </w:rPr>
+              <w:t>:&lt;/strong&gt; ${tariff}&lt;/p&gt;</w:t>
             </w:r>
           </w:p>
           <w:p>
@@ -16255,55 +13455,41 @@
               <w:spacing w:line="244" w:lineRule="atLeast"/>
               <w:rPr>
                 <w:color w:val="333333"/>
+                <w:lang w:val="en-US"/>
               </w:rPr>
             </w:pPr>
             <w:r>
               <w:rPr>
                 <w:color w:val="333333"/>
-              </w:rPr>
-              <w:t xml:space="preserve">      &lt;p&gt;&lt;</w:t>
-            </w:r>
-            <w:proofErr w:type="spellStart"/>
+                <w:lang w:val="en-US"/>
+              </w:rPr>
+              <w:t xml:space="preserve">      &lt;p&gt;&lt;strong&gt;</w:t>
+            </w:r>
             <w:r>
               <w:rPr>
                 <w:color w:val="333333"/>
               </w:rPr>
-              <w:t>strong</w:t>
-            </w:r>
-            <w:proofErr w:type="spellEnd"/>
+              <w:t>Количество</w:t>
+            </w:r>
             <w:r>
               <w:rPr>
                 <w:color w:val="333333"/>
-              </w:rPr>
-              <w:t>&gt;Количество минут:&lt;/</w:t>
-            </w:r>
-            <w:proofErr w:type="spellStart"/>
+                <w:lang w:val="en-US"/>
+              </w:rPr>
+              <w:t xml:space="preserve"> </w:t>
+            </w:r>
             <w:r>
               <w:rPr>
                 <w:color w:val="333333"/>
               </w:rPr>
-              <w:t>strong</w:t>
-            </w:r>
-            <w:proofErr w:type="spellEnd"/>
+              <w:t>минут</w:t>
+            </w:r>
             <w:r>
               <w:rPr>
                 <w:color w:val="333333"/>
-              </w:rPr>
-              <w:t>&gt; ${</w:t>
-            </w:r>
-            <w:proofErr w:type="spellStart"/>
-            <w:r>
-              <w:rPr>
-                <w:color w:val="333333"/>
-              </w:rPr>
-              <w:t>minutes</w:t>
-            </w:r>
-            <w:proofErr w:type="spellEnd"/>
-            <w:r>
-              <w:rPr>
-                <w:color w:val="333333"/>
-              </w:rPr>
-              <w:t>}&lt;/p&gt;</w:t>
+                <w:lang w:val="en-US"/>
+              </w:rPr>
+              <w:t>:&lt;/strong&gt; ${minutes}&lt;/p&gt;</w:t>
             </w:r>
           </w:p>
           <w:p>
@@ -16312,53 +13498,42 @@
               <w:spacing w:line="244" w:lineRule="atLeast"/>
               <w:rPr>
                 <w:color w:val="333333"/>
+                <w:lang w:val="en-US"/>
               </w:rPr>
             </w:pPr>
             <w:r>
               <w:rPr>
                 <w:color w:val="333333"/>
-              </w:rPr>
-              <w:t xml:space="preserve">      &lt;p&gt;&lt;</w:t>
+                <w:lang w:val="en-US"/>
+              </w:rPr>
+              <w:t xml:space="preserve">      &lt;p&gt;&lt;strong&gt;</w:t>
+            </w:r>
+            <w:r>
+              <w:rPr>
+                <w:color w:val="333333"/>
+              </w:rPr>
+              <w:t>Количество</w:t>
+            </w:r>
+            <w:r>
+              <w:rPr>
+                <w:color w:val="333333"/>
+                <w:lang w:val="en-US"/>
+              </w:rPr>
+              <w:t xml:space="preserve"> SMS:&lt;/strong&gt; ${</w:t>
             </w:r>
             <w:proofErr w:type="spellStart"/>
             <w:r>
               <w:rPr>
                 <w:color w:val="333333"/>
-              </w:rPr>
-              <w:t>strong</w:t>
+                <w:lang w:val="en-US"/>
+              </w:rPr>
+              <w:t>sms</w:t>
             </w:r>
             <w:proofErr w:type="spellEnd"/>
             <w:r>
               <w:rPr>
                 <w:color w:val="333333"/>
-              </w:rPr>
-              <w:t>&gt;Количество SMS:&lt;/</w:t>
-            </w:r>
-            <w:proofErr w:type="spellStart"/>
-            <w:r>
-              <w:rPr>
-                <w:color w:val="333333"/>
-              </w:rPr>
-              <w:t>strong</w:t>
-            </w:r>
-            <w:proofErr w:type="spellEnd"/>
-            <w:r>
-              <w:rPr>
-                <w:color w:val="333333"/>
-              </w:rPr>
-              <w:t>&gt; ${</w:t>
-            </w:r>
-            <w:proofErr w:type="spellStart"/>
-            <w:r>
-              <w:rPr>
-                <w:color w:val="333333"/>
-              </w:rPr>
-              <w:t>sms</w:t>
-            </w:r>
-            <w:proofErr w:type="spellEnd"/>
-            <w:r>
-              <w:rPr>
-                <w:color w:val="333333"/>
+                <w:lang w:val="en-US"/>
               </w:rPr>
               <w:t>}&lt;/p&gt;</w:t>
             </w:r>
@@ -16374,8 +13549,15 @@
             <w:r>
               <w:rPr>
                 <w:color w:val="333333"/>
-              </w:rPr>
-              <w:t xml:space="preserve">      &lt;p&gt;&lt;</w:t>
+                <w:lang w:val="en-US"/>
+              </w:rPr>
+              <w:t xml:space="preserve">      </w:t>
+            </w:r>
+            <w:r>
+              <w:rPr>
+                <w:color w:val="333333"/>
+              </w:rPr>
+              <w:t>&lt;p&gt;&lt;</w:t>
             </w:r>
             <w:proofErr w:type="spellStart"/>
             <w:r>
@@ -16613,7 +13795,7 @@
             <w:sz w:val="24"/>
             <w:szCs w:val="20"/>
           </w:rPr>
-          <w:t>30</w:t>
+          <w:t>29</w:t>
         </w:r>
         <w:r>
           <w:rPr>
@@ -27284,7 +24466,7 @@
 </file>
 
 <file path=customXml/itemProps1.xml><?xml version="1.0" encoding="utf-8"?>
-<ds:datastoreItem xmlns:ds="http://schemas.openxmlformats.org/officeDocument/2006/customXml" ds:itemID="{AE4FE344-EB8A-4408-9127-0464028780AD}">
+<ds:datastoreItem xmlns:ds="http://schemas.openxmlformats.org/officeDocument/2006/customXml" ds:itemID="{5ECD30E4-B94B-431F-80C5-F1AD5AEE0459}">
   <ds:schemaRefs>
     <ds:schemaRef ds:uri="http://schemas.openxmlformats.org/officeDocument/2006/bibliography"/>
   </ds:schemaRefs>
